--- a/zht/docx/201.content.docx
+++ b/zht/docx/201.content.docx
@@ -19,7 +19,7 @@
         <w:rPr>
           <w:lang w:val="zh_TW" w:bidi="zh_TW"/>
         </w:rPr>
-        <w:t>Resource: Tyndale Open Bible Dictionary</w:t>
+        <w:t>Resource: Aquifer Open Bible Dictionary</w:t>
       </w:r>
       <w:r>
         <w:rPr>
@@ -112,7 +112,7 @@
         <w:rPr>
           <w:lang w:val="zh_TW" w:bidi="zh_TW"/>
         </w:rPr>
-        <w:t>Tyndale Open Bible Dictionary</w:t>
+        <w:t>Aquifer Open Bible Dictionary</w:t>
       </w:r>
     </w:p>
     <w:p>
@@ -149,7 +149,7 @@
         <w:rPr>
           <w:lang w:val="zh_TW" w:bidi="zh_TW"/>
         </w:rPr>
-        <w:t>chong</w:t>
+        <w:t>zhong</w:t>
       </w:r>
       <w:r>
         <w:rPr>
@@ -212,7 +212,7 @@
         <w:rPr>
           <w:lang w:val="zh_TW" w:bidi="zh_TW"/>
         </w:rPr>
-        <w:t>重生</w:t>
+        <w:t>中間狀態</w:t>
       </w:r>
       <w:r>
         <w:rPr>
@@ -231,7 +231,7 @@
         <w:rPr>
           <w:lang w:val="zh_TW" w:bidi="zh_TW"/>
         </w:rPr>
-        <w:t>屬靈的重生帶來新的開始。它描述了信徒在基督裡的新生命（</w:t>
+        <w:t>這是人死後、最終復活之前的那段狀態。換句話說，一個人在死後但還未復活之前會發生什麼事？這方面的教導在新約聖經中比在舊約聖經中更為清楚。不過，若認為舊約聖經完全沒有提及這個問題，那是錯誤的（例如，</w:t>
       </w:r>
       <w:hyperlink r:id="rId13">
         <w:r>
@@ -242,32 +242,25 @@
             <w:color w:val="0000EE"/>
             <w:u w:val="single"/>
           </w:rPr>
-          <w:t>多3:5</w:t>
+          <w:t>伯19:25</w:t>
         </w:r>
       </w:hyperlink>
       <w:r>
         <w:rPr>
           <w:lang w:val="zh_TW" w:bidi="zh_TW"/>
         </w:rPr>
-        <w:t>）和基督再來時將開始的復興（</w:t>
-      </w:r>
-      <w:hyperlink r:id="rId14">
-        <w:r>
-          <w:rPr>
-            <w:lang w:val="zh_TW" w:bidi="zh_TW"/>
-          </w:rPr>
-          <w:rPr>
-            <w:color w:val="0000EE"/>
-            <w:u w:val="single"/>
-          </w:rPr>
-          <w:t>太19:28</w:t>
-        </w:r>
-      </w:hyperlink>
-      <w:r>
-        <w:rPr>
-          <w:lang w:val="zh_TW" w:bidi="zh_TW"/>
-        </w:rPr>
-        <w:t>）。在聖經中，這個詞只出現在這兩個地方。然而，這並不意味著這個概念不重要。聖經作者經常使用各種其它詞語和人物來描述同樣的內心更新。</w:t>
+        <w:t>）。</w:t>
+      </w:r>
+    </w:p>
+    <w:p>
+      <w:pPr>
+        <w:pStyle w:val="Heading3"/>
+      </w:pPr>
+      <w:r>
+        <w:rPr>
+          <w:lang w:val="zh_TW" w:bidi="zh_TW"/>
+        </w:rPr>
+        <w:t>聖經對中間狀態的教導是甚麼？</w:t>
       </w:r>
     </w:p>
     <w:p>
@@ -281,7 +274,79 @@
         <w:rPr>
           <w:lang w:val="zh_TW" w:bidi="zh_TW"/>
         </w:rPr>
-        <w:t>非宗教作家也談論重生。對於斯多葛（Stoic）哲學家來說，重生意味著回到以前的存在狀態。他們將一年四季的循環稱為重生。然而，對於聖經作者來說，重生意味著更重要的更新。這是一個徹底的新開始，而不是僅僅是恢復以前的狀況。這種更新涉及到個人的重大改變。這是聖靈的工作，打破罪的力量並植入正確的態度和渴望。重生的人會自由而喜樂地遵行神的旨意。</w:t>
+        <w:t>根據耶穌基督在</w:t>
+      </w:r>
+      <w:hyperlink r:id="rId14">
+        <w:r>
+          <w:rPr>
+            <w:lang w:val="zh_TW" w:bidi="zh_TW"/>
+          </w:rPr>
+          <w:rPr>
+            <w:color w:val="0000EE"/>
+            <w:u w:val="single"/>
+          </w:rPr>
+          <w:t>馬太福音二十二章32節</w:t>
+        </w:r>
+      </w:hyperlink>
+      <w:r>
+        <w:rPr>
+          <w:lang w:val="zh_TW" w:bidi="zh_TW"/>
+        </w:rPr>
+        <w:t>的教導，如</w:t>
+      </w:r>
+      <w:hyperlink r:id="rId15">
+        <w:r>
+          <w:rPr>
+            <w:lang w:val="zh_TW" w:bidi="zh_TW"/>
+          </w:rPr>
+          <w:rPr>
+            <w:color w:val="0000EE"/>
+            <w:u w:val="single"/>
+          </w:rPr>
+          <w:t>出埃及記三章6節</w:t>
+        </w:r>
+      </w:hyperlink>
+      <w:r>
+        <w:rPr>
+          <w:lang w:val="zh_TW" w:bidi="zh_TW"/>
+        </w:rPr>
+        <w:t>這樣的經文提供了「中間狀態」存在的線索。即使在新約聖經中，有關中間狀態的說明也並不十分明確，只能從關於人（尤其是信徒）肉身死亡與復活的教導中，間接得知。這是基督自己在</w:t>
+      </w:r>
+      <w:hyperlink r:id="rId16">
+        <w:r>
+          <w:rPr>
+            <w:lang w:val="zh_TW" w:bidi="zh_TW"/>
+          </w:rPr>
+          <w:rPr>
+            <w:color w:val="0000EE"/>
+            <w:u w:val="single"/>
+          </w:rPr>
+          <w:t>馬太福音二十二章30至32節</w:t>
+        </w:r>
+      </w:hyperlink>
+      <w:r>
+        <w:rPr>
+          <w:lang w:val="zh_TW" w:bidi="zh_TW"/>
+        </w:rPr>
+        <w:t>中所教導的。使徒（特別是保羅）也同樣教導了這一點，如他在</w:t>
+      </w:r>
+      <w:hyperlink r:id="rId17">
+        <w:r>
+          <w:rPr>
+            <w:lang w:val="zh_TW" w:bidi="zh_TW"/>
+          </w:rPr>
+          <w:rPr>
+            <w:color w:val="0000EE"/>
+            <w:u w:val="single"/>
+          </w:rPr>
+          <w:t>哥林多前書十五章</w:t>
+        </w:r>
+      </w:hyperlink>
+      <w:r>
+        <w:rPr>
+          <w:lang w:val="zh_TW" w:bidi="zh_TW"/>
+        </w:rPr>
+        <w:t>所述。</w:t>
       </w:r>
     </w:p>
     <w:p>
@@ -295,9 +360,9 @@
         <w:rPr>
           <w:lang w:val="zh_TW" w:bidi="zh_TW"/>
         </w:rPr>
-        <w:t>重生的最終目標是創造一個完全公義且無罪的新天新地（</w:t>
-      </w:r>
-      <w:hyperlink r:id="rId15">
+        <w:t>此外，聖經教導人是由靈魂與身體組成的一個整體，而不是靈魂偶然有了身體（</w:t>
+      </w:r>
+      <w:hyperlink r:id="rId18">
         <w:r>
           <w:rPr>
             <w:lang w:val="zh_TW" w:bidi="zh_TW"/>
@@ -306,16 +371,38 @@
             <w:color w:val="0000EE"/>
             <w:u w:val="single"/>
           </w:rPr>
-          <w:t>彼後3:13</w:t>
+          <w:t>創2:7</w:t>
         </w:r>
       </w:hyperlink>
       <w:r>
         <w:rPr>
           <w:lang w:val="zh_TW" w:bidi="zh_TW"/>
         </w:rPr>
-        <w:t>）。聖靈在信徒生命中的現今工作正是這未來宇宙重生的預嚐（</w:t>
-      </w:r>
-      <w:hyperlink r:id="rId16">
+        <w:t>）。這一點讓我們得以窺見人死後的情況。根據這些經文的啟示，可以得出關於中間狀態的兩個結論。</w:t>
+      </w:r>
+    </w:p>
+    <w:p>
+      <w:pPr>
+        <w:pStyle w:val="ListNumber"/>
+        <w:numPr>
+          <w:ilvl w:val="0"/>
+          <w:numId w:val="14"/>
+        </w:numPr>
+        <w:spacing w:line="240" w:lineRule="auto"/>
+        <w:ind w:left="720"/>
+      </w:pPr>
+      <w:r>
+        <w:rPr>
+          <w:lang w:val="zh_TW" w:bidi="zh_TW"/>
+        </w:rPr>
+      </w:r>
+      <w:r>
+        <w:rPr>
+          <w:lang w:val="zh_TW" w:bidi="zh_TW"/>
+        </w:rPr>
+        <w:t>肉身的死亡並不是一個人生命的完全終結。人在死後仍繼續存在，這不僅是活在後人的記憶中，而是以一個有別於他人的獨立個體繼續存在。對信徒而言，他們在死後能意識到神慈愛的同在（</w:t>
+      </w:r>
+      <w:hyperlink r:id="rId19">
         <w:r>
           <w:rPr>
             <w:lang w:val="zh_TW" w:bidi="zh_TW"/>
@@ -324,16 +411,34 @@
             <w:color w:val="0000EE"/>
             <w:u w:val="single"/>
           </w:rPr>
-          <w:t>弗1:13–14</w:t>
+          <w:t>腓1:23</w:t>
         </w:r>
       </w:hyperlink>
       <w:r>
         <w:rPr>
           <w:lang w:val="zh_TW" w:bidi="zh_TW"/>
         </w:rPr>
-        <w:t>）。新天新地仍然在未來，但舊約先知所預言的神對祂子民的更新，已經成為現實（</w:t>
-      </w:r>
-      <w:hyperlink r:id="rId17">
+        <w:t>）。</w:t>
+      </w:r>
+    </w:p>
+    <w:p>
+      <w:pPr>
+        <w:pStyle w:val="ListNumber"/>
+        <w:spacing w:line="240" w:lineRule="auto"/>
+        <w:ind w:left="720"/>
+      </w:pPr>
+      <w:r>
+        <w:rPr>
+          <w:lang w:val="zh_TW" w:bidi="zh_TW"/>
+        </w:rPr>
+      </w:r>
+      <w:r>
+        <w:rPr>
+          <w:lang w:val="zh_TW" w:bidi="zh_TW"/>
+        </w:rPr>
+        <w:t>然而，這種存在並不是人原本被造時的樣式。這是一種不完全或非常態的狀態，因為擁有身體是人按神的形像被造的一個必要條件。人在經歷死亡之後，等待身體的復活。對基督徒而言，那時將經歷完全的救贖——在基督面前脫離罪惡，進入完全自由的狀態（</w:t>
+      </w:r>
+      <w:hyperlink r:id="rId20">
         <w:r>
           <w:rPr>
             <w:lang w:val="zh_TW" w:bidi="zh_TW"/>
@@ -342,61 +447,7 @@
             <w:color w:val="0000EE"/>
             <w:u w:val="single"/>
           </w:rPr>
-          <w:t>賽65:17</w:t>
-        </w:r>
-      </w:hyperlink>
-      <w:r>
-        <w:rPr>
-          <w:lang w:val="zh_TW" w:bidi="zh_TW"/>
-        </w:rPr>
-        <w:t>，</w:t>
-      </w:r>
-      <w:hyperlink r:id="rId18">
-        <w:r>
-          <w:rPr>
-            <w:lang w:val="zh_TW" w:bidi="zh_TW"/>
-          </w:rPr>
-          <w:rPr>
-            <w:color w:val="0000EE"/>
-            <w:u w:val="single"/>
-          </w:rPr>
-          <w:t>66:22</w:t>
-        </w:r>
-      </w:hyperlink>
-      <w:r>
-        <w:rPr>
-          <w:lang w:val="zh_TW" w:bidi="zh_TW"/>
-        </w:rPr>
-        <w:t>；</w:t>
-      </w:r>
-      <w:hyperlink r:id="rId15">
-        <w:r>
-          <w:rPr>
-            <w:lang w:val="zh_TW" w:bidi="zh_TW"/>
-          </w:rPr>
-          <w:rPr>
-            <w:color w:val="0000EE"/>
-            <w:u w:val="single"/>
-          </w:rPr>
-          <w:t>彼後3:13</w:t>
-        </w:r>
-      </w:hyperlink>
-      <w:r>
-        <w:rPr>
-          <w:lang w:val="zh_TW" w:bidi="zh_TW"/>
-        </w:rPr>
-        <w:t>；</w:t>
-      </w:r>
-      <w:hyperlink r:id="rId19">
-        <w:r>
-          <w:rPr>
-            <w:lang w:val="zh_TW" w:bidi="zh_TW"/>
-          </w:rPr>
-          <w:rPr>
-            <w:color w:val="0000EE"/>
-            <w:u w:val="single"/>
-          </w:rPr>
-          <w:t>啟21:1</w:t>
+          <w:t>林前15:50–58</w:t>
         </w:r>
       </w:hyperlink>
       <w:r>
@@ -417,9 +468,9 @@
         <w:rPr>
           <w:lang w:val="zh_TW" w:bidi="zh_TW"/>
         </w:rPr>
-        <w:t>信徒現在透過靈命重生的過程，獲得了從神而來的新生命。基督徒是從神生的（</w:t>
-      </w:r>
-      <w:hyperlink r:id="rId20">
+        <w:t>聖經對非基督徒在中間狀態中的情形說得較不清楚。其中包括一段難解的經文，就是</w:t>
+      </w:r>
+      <w:hyperlink r:id="rId21">
         <w:r>
           <w:rPr>
             <w:lang w:val="zh_TW" w:bidi="zh_TW"/>
@@ -428,86 +479,25 @@
             <w:color w:val="0000EE"/>
             <w:u w:val="single"/>
           </w:rPr>
-          <w:t>約1:12–13</w:t>
+          <w:t>彼得前書三章19至20節</w:t>
         </w:r>
       </w:hyperlink>
       <w:r>
         <w:rPr>
           <w:lang w:val="zh_TW" w:bidi="zh_TW"/>
         </w:rPr>
-        <w:t>），唯有藉著靈命的重生，人才能進入神的國度並領受神的聖靈。那些重生進入神家的人，會反映出神公義的品格（</w:t>
-      </w:r>
-      <w:hyperlink r:id="rId21">
-        <w:r>
-          <w:rPr>
-            <w:lang w:val="zh_TW" w:bidi="zh_TW"/>
-          </w:rPr>
-          <w:rPr>
-            <w:color w:val="0000EE"/>
-            <w:u w:val="single"/>
-          </w:rPr>
-          <w:t>約一2:29</w:t>
-        </w:r>
-      </w:hyperlink>
-      <w:r>
-        <w:rPr>
-          <w:lang w:val="zh_TW" w:bidi="zh_TW"/>
-        </w:rPr>
-        <w:t>）。他們擺脫了習慣性的罪（</w:t>
-      </w:r>
-      <w:hyperlink r:id="rId22">
-        <w:r>
-          <w:rPr>
-            <w:lang w:val="zh_TW" w:bidi="zh_TW"/>
-          </w:rPr>
-          <w:rPr>
-            <w:color w:val="0000EE"/>
-            <w:u w:val="single"/>
-          </w:rPr>
-          <w:t>3:9</w:t>
-        </w:r>
-      </w:hyperlink>
-      <w:r>
-        <w:rPr>
-          <w:lang w:val="zh_TW" w:bidi="zh_TW"/>
-        </w:rPr>
-        <w:t>，</w:t>
-      </w:r>
-      <w:hyperlink r:id="rId23">
-        <w:r>
-          <w:rPr>
-            <w:lang w:val="zh_TW" w:bidi="zh_TW"/>
-          </w:rPr>
-          <w:rPr>
-            <w:color w:val="0000EE"/>
-            <w:u w:val="single"/>
-          </w:rPr>
-          <w:t>5:18</w:t>
-        </w:r>
-      </w:hyperlink>
-      <w:r>
-        <w:rPr>
-          <w:lang w:val="zh_TW" w:bidi="zh_TW"/>
-        </w:rPr>
-        <w:t>）。在</w:t>
-      </w:r>
-      <w:hyperlink r:id="rId24">
-        <w:r>
-          <w:rPr>
-            <w:lang w:val="zh_TW" w:bidi="zh_TW"/>
-          </w:rPr>
-          <w:rPr>
-            <w:color w:val="0000EE"/>
-            <w:u w:val="single"/>
-          </w:rPr>
-          <w:t>雅各書一章18節</w:t>
-        </w:r>
-      </w:hyperlink>
-      <w:r>
-        <w:rPr>
-          <w:lang w:val="zh_TW" w:bidi="zh_TW"/>
-        </w:rPr>
-        <w:t>中，這個重生過程歸因於神話語的大能。</w:t>
+        <w:t>所提到基督向「監獄裡的靈」傳道的事。</w:t>
+      </w:r>
+    </w:p>
+    <w:p>
+      <w:pPr>
+        <w:pStyle w:val="Heading3"/>
+      </w:pPr>
+      <w:r>
+        <w:rPr>
+          <w:lang w:val="zh_TW" w:bidi="zh_TW"/>
+        </w:rPr>
+        <w:t>中間狀態是怎樣的？</w:t>
       </w:r>
     </w:p>
     <w:p>
@@ -521,9 +511,9 @@
         <w:rPr>
           <w:lang w:val="zh_TW" w:bidi="zh_TW"/>
         </w:rPr>
-        <w:t>耶穌將這個重生的隱喻延伸，耶穌教導尼哥德慕，重生或從上而生的是進入神國的先決條件。那些重生的人擁有活潑的盼望（</w:t>
-      </w:r>
-      <w:hyperlink r:id="rId25">
+        <w:t>聖經對中間狀態中的生命狀況所揭示的內容十分有限。保羅在</w:t>
+      </w:r>
+      <w:hyperlink r:id="rId19">
         <w:r>
           <w:rPr>
             <w:lang w:val="zh_TW" w:bidi="zh_TW"/>
@@ -532,16 +522,16 @@
             <w:color w:val="0000EE"/>
             <w:u w:val="single"/>
           </w:rPr>
-          <w:t>彼前1:3</w:t>
+          <w:t>腓立比書一章23節</w:t>
         </w:r>
       </w:hyperlink>
       <w:r>
         <w:rPr>
           <w:lang w:val="zh_TW" w:bidi="zh_TW"/>
         </w:rPr>
-        <w:t>）。同樣，這重生是藉著神話語的大能實現的（</w:t>
-      </w:r>
-      <w:hyperlink r:id="rId26">
+        <w:t>提到，他離世以後要「與基督同在，因為這是好得無比的」，但他並沒有提供具體細節。至於掃羅與「隱‧多珥的交鬼婦人」（「交鬼婦人」是指與靈界溝通的人。）的事件（</w:t>
+      </w:r>
+      <w:hyperlink r:id="rId22">
         <w:r>
           <w:rPr>
             <w:lang w:val="zh_TW" w:bidi="zh_TW"/>
@@ -550,14 +540,14 @@
             <w:color w:val="0000EE"/>
             <w:u w:val="single"/>
           </w:rPr>
-          <w:t>23</w:t>
+          <w:t>撒上28:7</w:t>
         </w:r>
       </w:hyperlink>
       <w:r>
         <w:rPr>
           <w:lang w:val="zh_TW" w:bidi="zh_TW"/>
         </w:rPr>
-        <w:t>節）。</w:t>
+        <w:t>），也不宜用來推斷中間狀態的情形，因為對於這段經文的解釋存在許多不同看法。</w:t>
       </w:r>
     </w:p>
     <w:p>
@@ -571,9 +561,9 @@
         <w:rPr>
           <w:lang w:val="zh_TW" w:bidi="zh_TW"/>
         </w:rPr>
-        <w:t>初次重生的經歷之後，基督徒的生命會持續經歷更新。新生的信徒應當愛慕神的話語像純淨的靈奶，才能逐漸成長（</w:t>
-      </w:r>
-      <w:hyperlink r:id="rId27">
+        <w:t>基督在</w:t>
+      </w:r>
+      <w:hyperlink r:id="rId23">
         <w:r>
           <w:rPr>
             <w:lang w:val="zh_TW" w:bidi="zh_TW"/>
@@ -582,16 +572,16 @@
             <w:color w:val="0000EE"/>
             <w:u w:val="single"/>
           </w:rPr>
-          <w:t>彼前2:2</w:t>
+          <w:t>路加福音十六章19至31節</w:t>
         </w:r>
       </w:hyperlink>
       <w:r>
         <w:rPr>
           <w:lang w:val="zh_TW" w:bidi="zh_TW"/>
         </w:rPr>
-        <w:t>）。保羅命令信徒藉著心意更新而變化（</w:t>
-      </w:r>
-      <w:hyperlink r:id="rId28">
+        <w:t>中所說「財主與拉撒路」的比喻，同樣難以直接用來描繪中間狀態，因為那是一個具有象徵性的比喻。其主要目的是教導人今生對永恆結局的重要性，因此必須謹慎看待。或許我們所能確定的只是：死在基督裡的人「立即與神同在」，他們在祂慈愛的同在中得享安息，直到復活之日；而未得救的人則處於沒有平安的狀態，等待復活受審判（</w:t>
+      </w:r>
+      <w:hyperlink r:id="rId24">
         <w:r>
           <w:rPr>
             <w:lang w:val="zh_TW" w:bidi="zh_TW"/>
@@ -600,68 +590,25 @@
             <w:color w:val="0000EE"/>
             <w:u w:val="single"/>
           </w:rPr>
-          <w:t>羅12:2</w:t>
+          <w:t>約5:29</w:t>
         </w:r>
       </w:hyperlink>
       <w:r>
         <w:rPr>
           <w:lang w:val="zh_TW" w:bidi="zh_TW"/>
         </w:rPr>
-        <w:t>；</w:t>
-      </w:r>
-      <w:hyperlink r:id="rId29">
-        <w:r>
-          <w:rPr>
-            <w:lang w:val="zh_TW" w:bidi="zh_TW"/>
-          </w:rPr>
-          <w:rPr>
-            <w:color w:val="0000EE"/>
-            <w:u w:val="single"/>
-          </w:rPr>
-          <w:t>弗4:23</w:t>
-        </w:r>
-      </w:hyperlink>
-      <w:r>
-        <w:rPr>
-          <w:lang w:val="zh_TW" w:bidi="zh_TW"/>
-        </w:rPr>
-        <w:t>）。新人處於不斷更新的過程中（</w:t>
-      </w:r>
-      <w:hyperlink r:id="rId30">
-        <w:r>
-          <w:rPr>
-            <w:lang w:val="zh_TW" w:bidi="zh_TW"/>
-          </w:rPr>
-          <w:rPr>
-            <w:color w:val="0000EE"/>
-            <w:u w:val="single"/>
-          </w:rPr>
-          <w:t>西3:10</w:t>
-        </w:r>
-      </w:hyperlink>
-      <w:r>
-        <w:rPr>
-          <w:lang w:val="zh_TW" w:bidi="zh_TW"/>
-        </w:rPr>
-        <w:t>），內在的自我每天都在更新（</w:t>
-      </w:r>
-      <w:hyperlink r:id="rId31">
-        <w:r>
-          <w:rPr>
-            <w:lang w:val="zh_TW" w:bidi="zh_TW"/>
-          </w:rPr>
-          <w:rPr>
-            <w:color w:val="0000EE"/>
-            <w:u w:val="single"/>
-          </w:rPr>
-          <w:t>林後4:16</w:t>
-        </w:r>
-      </w:hyperlink>
-      <w:r>
-        <w:rPr>
-          <w:lang w:val="zh_TW" w:bidi="zh_TW"/>
-        </w:rPr>
         <w:t>）。</w:t>
+      </w:r>
+    </w:p>
+    <w:p>
+      <w:pPr>
+        <w:pStyle w:val="Heading3"/>
+      </w:pPr>
+      <w:r>
+        <w:rPr>
+          <w:lang w:val="zh_TW" w:bidi="zh_TW"/>
+        </w:rPr>
+        <w:t>基督教思想中的中間狀態</w:t>
       </w:r>
     </w:p>
     <w:p>
@@ -675,97 +622,79 @@
         <w:rPr>
           <w:lang w:val="zh_TW" w:bidi="zh_TW"/>
         </w:rPr>
-        <w:t>重生的現實結果是一個新的人或新造的人，舊事已過，一切都變成新的（</w:t>
-      </w:r>
-      <w:hyperlink r:id="rId32">
-        <w:r>
-          <w:rPr>
-            <w:lang w:val="zh_TW" w:bidi="zh_TW"/>
-          </w:rPr>
-          <w:rPr>
-            <w:color w:val="0000EE"/>
-            <w:u w:val="single"/>
-          </w:rPr>
-          <w:t>林後5:17</w:t>
-        </w:r>
-      </w:hyperlink>
-      <w:r>
-        <w:rPr>
-          <w:lang w:val="zh_TW" w:bidi="zh_TW"/>
-        </w:rPr>
-        <w:t>）。基督徒生活的目標是這新造的人，而不是表面上參與宗教活動（</w:t>
-      </w:r>
-      <w:hyperlink r:id="rId33">
-        <w:r>
-          <w:rPr>
-            <w:lang w:val="zh_TW" w:bidi="zh_TW"/>
-          </w:rPr>
-          <w:rPr>
-            <w:color w:val="0000EE"/>
-            <w:u w:val="single"/>
-          </w:rPr>
-          <w:t>加6:15</w:t>
-        </w:r>
-      </w:hyperlink>
-      <w:r>
-        <w:rPr>
-          <w:lang w:val="zh_TW" w:bidi="zh_TW"/>
-        </w:rPr>
-        <w:t>）。這涉及到脫去舊人（</w:t>
-      </w:r>
-      <w:hyperlink r:id="rId34">
-        <w:r>
-          <w:rPr>
-            <w:lang w:val="zh_TW" w:bidi="zh_TW"/>
-          </w:rPr>
-          <w:rPr>
-            <w:color w:val="0000EE"/>
-            <w:u w:val="single"/>
-          </w:rPr>
-          <w:t>弗4:22</w:t>
-        </w:r>
-      </w:hyperlink>
-      <w:r>
-        <w:rPr>
-          <w:lang w:val="zh_TW" w:bidi="zh_TW"/>
-        </w:rPr>
-        <w:t>）並穿上新人（</w:t>
-      </w:r>
-      <w:hyperlink r:id="rId35">
-        <w:r>
-          <w:rPr>
-            <w:lang w:val="zh_TW" w:bidi="zh_TW"/>
-          </w:rPr>
-          <w:rPr>
-            <w:color w:val="0000EE"/>
-            <w:u w:val="single"/>
-          </w:rPr>
-          <w:t>24</w:t>
-        </w:r>
-      </w:hyperlink>
-      <w:r>
-        <w:rPr>
-          <w:lang w:val="zh_TW" w:bidi="zh_TW"/>
-        </w:rPr>
-        <w:t>節）。然而，最終這絕不是僅靠人努力的結果。我們是神的工作（</w:t>
-      </w:r>
-      <w:hyperlink r:id="rId36">
-        <w:r>
-          <w:rPr>
-            <w:lang w:val="zh_TW" w:bidi="zh_TW"/>
-          </w:rPr>
-          <w:rPr>
-            <w:color w:val="0000EE"/>
-            <w:u w:val="single"/>
-          </w:rPr>
-          <w:t>2:10</w:t>
-        </w:r>
-      </w:hyperlink>
-      <w:r>
-        <w:rPr>
-          <w:lang w:val="zh_TW" w:bidi="zh_TW"/>
-        </w:rPr>
-        <w:t>）。</w:t>
+        <w:t>歷世歷代以來，基督徒為了更清楚地理解聖經對人死後至最後審判之間這段時間的教導，主要提出了三種觀點：</w:t>
+      </w:r>
+    </w:p>
+    <w:p>
+      <w:pPr>
+        <w:pStyle w:val="ListNumber"/>
+        <w:numPr>
+          <w:ilvl w:val="0"/>
+          <w:numId w:val="15"/>
+        </w:numPr>
+        <w:spacing w:line="240" w:lineRule="auto"/>
+        <w:ind w:left="720"/>
+      </w:pPr>
+      <w:r>
+        <w:rPr>
+          <w:lang w:val="zh_TW" w:bidi="zh_TW"/>
+        </w:rPr>
+      </w:r>
+      <w:r>
+        <w:rPr>
+          <w:lang w:val="zh_TW" w:bidi="zh_TW"/>
+        </w:rPr>
+        <w:t>希臘哲學家（特別是柏拉圖〔Plato〕）曾深刻影響部分基督徒對信仰的理解。這種影響在基督教歷史中多次出現。柏拉圖的思想把物質的身體（視為邪惡）與靈魂（視為良善）區分開來。</w:t>
+        <w:br/>
+      </w:r>
+      <w:r>
+        <w:rPr>
+          <w:lang w:val="zh_TW" w:bidi="zh_TW"/>
+        </w:rPr>
+        <w:t>在聖經中，保羅也教導了關於「肉體〔即身體〕」與「靈」之間的差別，但有些人誤解了保羅的意思，過分強調靈魂的重要，卻忽略了身體的價值。</w:t>
+        <w:br/>
+      </w:r>
+      <w:r>
+        <w:rPr>
+          <w:lang w:val="zh_TW" w:bidi="zh_TW"/>
+        </w:rPr>
+        <w:t>這種誤解導致兩個問題：</w:t>
+      </w:r>
+    </w:p>
+    <w:p>
+      <w:pPr>
+        <w:pStyle w:val="ListNumber"/>
+        <w:spacing w:line="240" w:lineRule="auto"/>
+        <w:ind w:left="1440"/>
+      </w:pPr>
+      <w:r>
+        <w:rPr>
+          <w:lang w:val="zh_TW" w:bidi="zh_TW"/>
+        </w:rPr>
+      </w:r>
+      <w:r>
+        <w:rPr>
+          <w:lang w:val="zh_TW" w:bidi="zh_TW"/>
+        </w:rPr>
+        <w:t>人們開始忽視聖經關於神要使死人復活的教導。</w:t>
+      </w:r>
+    </w:p>
+    <w:p>
+      <w:pPr>
+        <w:pStyle w:val="ListNumber"/>
+        <w:spacing w:line="240" w:lineRule="auto"/>
+        <w:ind w:left="1440"/>
+      </w:pPr>
+      <w:r>
+        <w:rPr>
+          <w:lang w:val="zh_TW" w:bidi="zh_TW"/>
+        </w:rPr>
+      </w:r>
+      <w:r>
+        <w:rPr>
+          <w:lang w:val="zh_TW" w:bidi="zh_TW"/>
+        </w:rPr>
+        <w:t>有些人甚至完全忽視復活將在末日時發生的這一真理。</w:t>
       </w:r>
     </w:p>
     <w:p>
@@ -777,6 +706,425 @@
       </w:r>
       <w:r>
         <w:rPr>
+          <w:lang w:val="zh_TW" w:bidi="zh_TW"/>
+        </w:rPr>
+        <w:t>持柏拉圖思想的人認為：</w:t>
+      </w:r>
+    </w:p>
+    <w:p>
+      <w:pPr>
+        <w:pStyle w:val="ListBullet"/>
+        <w:spacing w:line="240" w:lineRule="auto"/>
+        <w:ind w:left="1440"/>
+      </w:pPr>
+      <w:r>
+        <w:rPr>
+          <w:lang w:val="zh_TW" w:bidi="zh_TW"/>
+        </w:rPr>
+      </w:r>
+      <w:r>
+        <w:rPr>
+          <w:lang w:val="zh_TW" w:bidi="zh_TW"/>
+        </w:rPr>
+        <w:t>屬物質的事物不如屬靈的事物重要</w:t>
+      </w:r>
+    </w:p>
+    <w:p>
+      <w:pPr>
+        <w:pStyle w:val="ListBullet"/>
+        <w:spacing w:line="240" w:lineRule="auto"/>
+        <w:ind w:left="1440"/>
+      </w:pPr>
+      <w:r>
+        <w:rPr>
+          <w:lang w:val="zh_TW" w:bidi="zh_TW"/>
+        </w:rPr>
+      </w:r>
+      <w:r>
+        <w:rPr>
+          <w:lang w:val="zh_TW" w:bidi="zh_TW"/>
+        </w:rPr>
+        <w:t>靈魂比身體更重要</w:t>
+      </w:r>
+    </w:p>
+    <w:p>
+      <w:pPr>
+        <w:pStyle w:val="ListBullet"/>
+        <w:spacing w:line="240" w:lineRule="auto"/>
+        <w:ind w:left="1440"/>
+      </w:pPr>
+      <w:r>
+        <w:rPr>
+          <w:lang w:val="zh_TW" w:bidi="zh_TW"/>
+        </w:rPr>
+      </w:r>
+      <w:r>
+        <w:rPr>
+          <w:lang w:val="zh_TW" w:bidi="zh_TW"/>
+        </w:rPr>
+        <w:t>肉身的復活顯得微不足道</w:t>
+      </w:r>
+    </w:p>
+    <w:p>
+      <w:pPr/>
+      <w:r>
+        <w:rPr>
+          <w:lang w:val="zh_TW" w:bidi="zh_TW"/>
+        </w:rPr>
+      </w:r>
+      <w:r>
+        <w:rPr>
+          <w:lang w:val="zh_TW" w:bidi="zh_TW"/>
+        </w:rPr>
+        <w:t>有時，人們用靈魂在死後脫離身體仍然繼續存在的信念，來取代在復活前有一個暫時狀態的觀念。然而，聖經並沒有明確地支持這種信念。在現代神學中，出現了一種傾向</w:t>
+      </w:r>
+      <w:r>
+        <w:rPr>
+          <w:lang w:val="zh_TW" w:bidi="zh_TW"/>
+        </w:rPr>
+        <w:t>——</w:t>
+      </w:r>
+      <w:r>
+        <w:rPr>
+          <w:lang w:val="zh_TW" w:bidi="zh_TW"/>
+        </w:rPr>
+        <w:t>就是像過去有人貶低身體的重要性一樣</w:t>
+      </w:r>
+      <w:r>
+        <w:rPr>
+          <w:lang w:val="zh_TW" w:bidi="zh_TW"/>
+        </w:rPr>
+        <w:t>——</w:t>
+      </w:r>
+      <w:r>
+        <w:rPr>
+          <w:lang w:val="zh_TW" w:bidi="zh_TW"/>
+        </w:rPr>
+        <w:t>現在有人淡化信仰的歷史層面。這樣的傾向往往導致兩種結果：將死後的生命看成純粹屬靈的存在，或是乾脆否認它的存在。然而，聖經明確地指出，中間狀態是介於兩種「有身體的存在」之間的一段時期：一是我們現在的肉身，二是那「屬靈的身體」（</w:t>
+      </w:r>
+      <w:hyperlink r:id="rId25">
+        <w:r>
+          <w:rPr>
+            <w:lang w:val="zh_TW" w:bidi="zh_TW"/>
+          </w:rPr>
+          <w:rPr>
+            <w:color w:val="0000EE"/>
+            <w:u w:val="single"/>
+          </w:rPr>
+          <w:t>林前15:44</w:t>
+        </w:r>
+      </w:hyperlink>
+      <w:r>
+        <w:rPr>
+          <w:lang w:val="zh_TW" w:bidi="zh_TW"/>
+        </w:rPr>
+        <w:t>）。第二種身體將在基督再來時出現（</w:t>
+      </w:r>
+      <w:hyperlink r:id="rId26">
+        <w:r>
+          <w:rPr>
+            <w:lang w:val="zh_TW" w:bidi="zh_TW"/>
+          </w:rPr>
+          <w:rPr>
+            <w:color w:val="0000EE"/>
+            <w:u w:val="single"/>
+          </w:rPr>
+          <w:t>15:23</w:t>
+        </w:r>
+      </w:hyperlink>
+      <w:r>
+        <w:rPr>
+          <w:lang w:val="zh_TW" w:bidi="zh_TW"/>
+        </w:rPr>
+        <w:t>）。</w:t>
+      </w:r>
+    </w:p>
+    <w:p>
+      <w:pPr>
+        <w:pStyle w:val="ListNumber"/>
+        <w:numPr>
+          <w:ilvl w:val="0"/>
+          <w:numId w:val="16"/>
+        </w:numPr>
+        <w:spacing w:line="240" w:lineRule="auto"/>
+        <w:ind w:left="720"/>
+      </w:pPr>
+      <w:r>
+        <w:rPr>
+          <w:lang w:val="zh_TW" w:bidi="zh_TW"/>
+        </w:rPr>
+      </w:r>
+      <w:r>
+        <w:rPr>
+          <w:lang w:val="zh_TW" w:bidi="zh_TW"/>
+        </w:rPr>
+        <w:t>在宗教改革期間，約翰‧加爾文（John Calvin）與一些重洗派（Anabaptists）之間就「靈魂沉睡（soul sleep）」的教義產生了爭論。加爾文堅信，中間狀態是信徒在有意識的情況下經歷神同在的狀態，而他的反對者則否認這一點。加爾文認為，否認這一真理等同於主張靈魂在死亡時被消滅，也等於否認基督在死人復活之前掌管著死人。加爾文的觀點得到保羅教導的支持——沒有任何事能使信徒與神的愛隔絕，「任何事」當然也包括死亡（</w:t>
+      </w:r>
+      <w:hyperlink r:id="rId27">
+        <w:r>
+          <w:rPr>
+            <w:lang w:val="zh_TW" w:bidi="zh_TW"/>
+          </w:rPr>
+          <w:rPr>
+            <w:color w:val="0000EE"/>
+            <w:u w:val="single"/>
+          </w:rPr>
+          <w:t>羅8:35–39</w:t>
+        </w:r>
+      </w:hyperlink>
+      <w:r>
+        <w:rPr>
+          <w:lang w:val="zh_TW" w:bidi="zh_TW"/>
+        </w:rPr>
+        <w:t>）。</w:t>
+        <w:br/>
+      </w:r>
+      <w:r>
+        <w:rPr>
+          <w:lang w:val="zh_TW" w:bidi="zh_TW"/>
+        </w:rPr>
+        <w:t>聖經教導信徒在死後「睡了」（</w:t>
+      </w:r>
+      <w:hyperlink r:id="rId28">
+        <w:r>
+          <w:rPr>
+            <w:lang w:val="zh_TW" w:bidi="zh_TW"/>
+          </w:rPr>
+          <w:rPr>
+            <w:color w:val="0000EE"/>
+            <w:u w:val="single"/>
+          </w:rPr>
+          <w:t>帖前4:14</w:t>
+        </w:r>
+      </w:hyperlink>
+      <w:r>
+        <w:rPr>
+          <w:lang w:val="zh_TW" w:bidi="zh_TW"/>
+        </w:rPr>
+        <w:t>），這被理解為死者不再與世上的活人交流，也不再從事勞作，而是在一種安息的狀態中。「在耶穌裡睡了」意指在沒有身體的狀態下，享受與耶穌同在。最接近的比喻是作夢的人——他或許有意識，卻不依靠身體任何感官的作用。</w:t>
+      </w:r>
+    </w:p>
+    <w:p>
+      <w:pPr>
+        <w:pStyle w:val="ListNumber"/>
+        <w:spacing w:line="240" w:lineRule="auto"/>
+        <w:ind w:left="720"/>
+      </w:pPr>
+      <w:r>
+        <w:rPr>
+          <w:lang w:val="zh_TW" w:bidi="zh_TW"/>
+        </w:rPr>
+      </w:r>
+      <w:r>
+        <w:rPr>
+          <w:lang w:val="zh_TW" w:bidi="zh_TW"/>
+        </w:rPr>
+        <w:t>人在死後還能有屬靈上的改變嗎？或者說，他們的屬靈狀態在死亡時就成為永久的嗎？這個問題主要包括三個方面：</w:t>
+      </w:r>
+    </w:p>
+    <w:p>
+      <w:pPr>
+        <w:pStyle w:val="ListBullet"/>
+        <w:spacing w:line="240" w:lineRule="auto"/>
+        <w:ind w:left="1440"/>
+      </w:pPr>
+      <w:r>
+        <w:rPr>
+          <w:lang w:val="zh_TW" w:bidi="zh_TW"/>
+        </w:rPr>
+      </w:r>
+      <w:r>
+        <w:rPr>
+          <w:lang w:val="zh_TW" w:bidi="zh_TW"/>
+        </w:rPr>
+        <w:t>人在死後還能離棄自己的罪（悔改）嗎？</w:t>
+      </w:r>
+    </w:p>
+    <w:p>
+      <w:pPr>
+        <w:pStyle w:val="ListBullet"/>
+        <w:spacing w:line="240" w:lineRule="auto"/>
+        <w:ind w:left="1440"/>
+      </w:pPr>
+      <w:r>
+        <w:rPr>
+          <w:lang w:val="zh_TW" w:bidi="zh_TW"/>
+        </w:rPr>
+      </w:r>
+      <w:r>
+        <w:rPr>
+          <w:lang w:val="zh_TW" w:bidi="zh_TW"/>
+        </w:rPr>
+        <w:t>人在死後還能與神更加親近嗎？</w:t>
+      </w:r>
+    </w:p>
+    <w:p>
+      <w:pPr>
+        <w:pStyle w:val="ListBullet"/>
+        <w:spacing w:line="240" w:lineRule="auto"/>
+        <w:ind w:left="1440"/>
+      </w:pPr>
+      <w:r>
+        <w:rPr>
+          <w:lang w:val="zh_TW" w:bidi="zh_TW"/>
+        </w:rPr>
+      </w:r>
+      <w:r>
+        <w:rPr>
+          <w:lang w:val="zh_TW" w:bidi="zh_TW"/>
+        </w:rPr>
+        <w:t>人在死後還能被潔淨脫離罪嗎？</w:t>
+      </w:r>
+    </w:p>
+    <w:p>
+      <w:pPr/>
+      <w:r>
+        <w:rPr>
+          <w:lang w:val="zh_TW" w:bidi="zh_TW"/>
+        </w:rPr>
+      </w:r>
+      <w:r>
+        <w:rPr>
+          <w:lang w:val="zh_TW" w:bidi="zh_TW"/>
+        </w:rPr>
+        <w:t>羅馬天主教會的教導是：凡仍不完全的人在死後都要經過煉獄。在煉獄中，靈魂會被潔淨，脫離罪的殘餘。這段煉淨的時期可以因著活著的人所獻上的奉獻、禱告與彌撒而縮短。</w:t>
+      </w:r>
+    </w:p>
+    <w:p>
+      <w:pPr/>
+      <w:r>
+        <w:rPr>
+          <w:lang w:val="zh_TW" w:bidi="zh_TW"/>
+        </w:rPr>
+      </w:r>
+      <w:r>
+        <w:rPr>
+          <w:lang w:val="zh_TW" w:bidi="zh_TW"/>
+        </w:rPr>
+        <w:t>大多數新教徒拒絕這種觀點，認為它與聖經的教導不符。主要有三個理由：</w:t>
+      </w:r>
+    </w:p>
+    <w:p>
+      <w:pPr>
+        <w:pStyle w:val="ListNumber"/>
+        <w:numPr>
+          <w:ilvl w:val="0"/>
+          <w:numId w:val="17"/>
+        </w:numPr>
+        <w:spacing w:line="240" w:lineRule="auto"/>
+        <w:ind w:left="1440"/>
+      </w:pPr>
+      <w:r>
+        <w:rPr>
+          <w:lang w:val="zh_TW" w:bidi="zh_TW"/>
+        </w:rPr>
+      </w:r>
+      <w:r>
+        <w:rPr>
+          <w:lang w:val="zh_TW" w:bidi="zh_TW"/>
+        </w:rPr>
+        <w:t>基督的救贖工作已經完全成就（</w:t>
+      </w:r>
+      <w:hyperlink r:id="rId29">
+        <w:r>
+          <w:rPr>
+            <w:lang w:val="zh_TW" w:bidi="zh_TW"/>
+          </w:rPr>
+          <w:rPr>
+            <w:color w:val="0000EE"/>
+            <w:u w:val="single"/>
+          </w:rPr>
+          <w:t>來9:28</w:t>
+        </w:r>
+      </w:hyperlink>
+      <w:r>
+        <w:rPr>
+          <w:lang w:val="zh_TW" w:bidi="zh_TW"/>
+        </w:rPr>
+        <w:t>）。</w:t>
+      </w:r>
+    </w:p>
+    <w:p>
+      <w:pPr>
+        <w:pStyle w:val="ListNumber"/>
+        <w:spacing w:line="240" w:lineRule="auto"/>
+        <w:ind w:left="1440"/>
+      </w:pPr>
+      <w:r>
+        <w:rPr>
+          <w:lang w:val="zh_TW" w:bidi="zh_TW"/>
+        </w:rPr>
+      </w:r>
+      <w:r>
+        <w:rPr>
+          <w:lang w:val="zh_TW" w:bidi="zh_TW"/>
+        </w:rPr>
+        <w:t>一個人不可能為另一個人賺取或獲得恩典（</w:t>
+      </w:r>
+      <w:hyperlink r:id="rId30">
+        <w:r>
+          <w:rPr>
+            <w:lang w:val="zh_TW" w:bidi="zh_TW"/>
+          </w:rPr>
+          <w:rPr>
+            <w:color w:val="0000EE"/>
+            <w:u w:val="single"/>
+          </w:rPr>
+          <w:t>路17:10</w:t>
+        </w:r>
+      </w:hyperlink>
+      <w:r>
+        <w:rPr>
+          <w:lang w:val="zh_TW" w:bidi="zh_TW"/>
+        </w:rPr>
+        <w:t>）。</w:t>
+      </w:r>
+    </w:p>
+    <w:p>
+      <w:pPr>
+        <w:pStyle w:val="ListNumber"/>
+        <w:spacing w:line="240" w:lineRule="auto"/>
+        <w:ind w:left="1440"/>
+      </w:pPr>
+      <w:r>
+        <w:rPr>
+          <w:lang w:val="zh_TW" w:bidi="zh_TW"/>
+        </w:rPr>
+      </w:r>
+      <w:r>
+        <w:rPr>
+          <w:lang w:val="zh_TW" w:bidi="zh_TW"/>
+        </w:rPr>
+        <w:t>聖經教導靈魂的永恆狀態是由其死時的屬靈情況所決定的（</w:t>
+      </w:r>
+      <w:hyperlink r:id="rId31">
+        <w:r>
+          <w:rPr>
+            <w:lang w:val="zh_TW" w:bidi="zh_TW"/>
+          </w:rPr>
+          <w:rPr>
+            <w:color w:val="0000EE"/>
+            <w:u w:val="single"/>
+          </w:rPr>
+          <w:t>來9:27</w:t>
+        </w:r>
+      </w:hyperlink>
+      <w:r>
+        <w:rPr>
+          <w:lang w:val="zh_TW" w:bidi="zh_TW"/>
+        </w:rPr>
+        <w:t>）。</w:t>
+      </w:r>
+    </w:p>
+    <w:p>
+      <w:pPr/>
+      <w:r>
+        <w:rPr>
+          <w:lang w:val="zh_TW" w:bidi="zh_TW"/>
+        </w:rPr>
+      </w:r>
+      <w:r>
+        <w:rPr>
           <w:i/>
           <w:lang w:val="zh_TW" w:bidi="zh_TW"/>
         </w:rPr>
@@ -792,7 +1140,7 @@
         <w:rPr>
           <w:lang w:val="zh_TW" w:bidi="zh_TW"/>
         </w:rPr>
-        <w:t>贖罪</w:t>
+        <w:t>死者之地</w:t>
       </w:r>
       <w:r>
         <w:rPr>
@@ -804,7 +1152,7 @@
         <w:rPr>
           <w:lang w:val="zh_TW" w:bidi="zh_TW"/>
         </w:rPr>
-        <w:t>歸信</w:t>
+        <w:t>陰間</w:t>
       </w:r>
       <w:r>
         <w:rPr>
@@ -816,7 +1164,7 @@
         <w:rPr>
           <w:lang w:val="zh_TW" w:bidi="zh_TW"/>
         </w:rPr>
-        <w:t>救贖主、救贖</w:t>
+        <w:t>天（天堂）</w:t>
       </w:r>
       <w:r>
         <w:rPr>
@@ -828,7 +1176,7 @@
         <w:rPr>
           <w:lang w:val="zh_TW" w:bidi="zh_TW"/>
         </w:rPr>
-        <w:t>悔改</w:t>
+        <w:t>地獄</w:t>
       </w:r>
       <w:r>
         <w:rPr>
@@ -840,7 +1188,936 @@
         <w:rPr>
           <w:lang w:val="zh_TW" w:bidi="zh_TW"/>
         </w:rPr>
-        <w:t>救恩</w:t>
+        <w:t>樂園</w:t>
+      </w:r>
+      <w:r>
+        <w:rPr>
+          <w:lang w:val="zh_TW" w:bidi="zh_TW"/>
+        </w:rPr>
+        <w:t>；</w:t>
+      </w:r>
+      <w:r>
+        <w:rPr>
+          <w:lang w:val="zh_TW" w:bidi="zh_TW"/>
+        </w:rPr>
+        <w:t>陰間</w:t>
+      </w:r>
+      <w:r>
+        <w:rPr>
+          <w:lang w:val="zh_TW" w:bidi="zh_TW"/>
+        </w:rPr>
+        <w:t>。</w:t>
+      </w:r>
+      <w:r>
+        <w:rPr>
+          <w:lang w:val="zh_TW" w:bidi="zh_TW"/>
+        </w:rPr>
+      </w:r>
+      <w:r>
+        <w:rPr>
+          <w:lang w:val="zh_TW" w:bidi="zh_TW"/>
+        </w:rPr>
+      </w:r>
+    </w:p>
+    <w:p>
+      <w:pPr/>
+      <w:r>
+        <w:rPr>
+          <w:lang w:val="zh_TW" w:bidi="zh_TW"/>
+        </w:rPr>
+      </w:r>
+    </w:p>
+    <w:p>
+      <w:pPr>
+        <w:pStyle w:val="Heading2"/>
+      </w:pPr>
+      <w:r>
+        <w:rPr>
+          <w:lang w:val="zh_TW" w:bidi="zh_TW"/>
+        </w:rPr>
+        <w:t>中介、中保</w:t>
+      </w:r>
+      <w:r>
+        <w:rPr>
+          <w:lang w:val="zh_TW" w:bidi="zh_TW"/>
+        </w:rPr>
+      </w:r>
+    </w:p>
+    <w:p>
+      <w:pPr/>
+      <w:r>
+        <w:rPr>
+          <w:lang w:val="zh_TW" w:bidi="zh_TW"/>
+        </w:rPr>
+      </w:r>
+      <w:r>
+        <w:rPr>
+          <w:lang w:val="zh_TW" w:bidi="zh_TW"/>
+        </w:rPr>
+        <w:t>中保或作神聖事物的中間人，不是為了協商或妥協，而是作為他人的代表來接近神，從而以神所賜的權柄來傳達所需的知識與保證。</w:t>
+      </w:r>
+    </w:p>
+    <w:p>
+      <w:pPr>
+        <w:pStyle w:val="Heading3"/>
+      </w:pPr>
+      <w:r>
+        <w:rPr>
+          <w:lang w:val="zh_TW" w:bidi="zh_TW"/>
+        </w:rPr>
+        <w:t>在舊約聖經中</w:t>
+      </w:r>
+    </w:p>
+    <w:p>
+      <w:pPr/>
+      <w:r>
+        <w:rPr>
+          <w:lang w:val="zh_TW" w:bidi="zh_TW"/>
+        </w:rPr>
+      </w:r>
+      <w:r>
+        <w:rPr>
+          <w:lang w:val="zh_TW" w:bidi="zh_TW"/>
+        </w:rPr>
+        <w:t>約伯表達了對這樣一位中保的渴望（此處從七十士譯本翻譯，而非和合本）：「神不是像我這樣的凡人，所以我無法與他爭辯或將他告上法庭。要是有一位中保能使我們和好就好了，但卻沒有。中保可以使神停止懲罰我，我就不再因他的懲罰而活在恐懼戰</w:t>
+      </w:r>
+      <w:r>
+        <w:rPr>
+          <w:lang w:val="zh_TW" w:bidi="zh_TW"/>
+        </w:rPr>
+        <w:t>兢</w:t>
+      </w:r>
+      <w:r>
+        <w:rPr>
+          <w:lang w:val="zh_TW" w:bidi="zh_TW"/>
+        </w:rPr>
+        <w:t>中。然後我便可以無懼地與他交談，但我無法靠自己的力量做到這一點」(</w:t>
+      </w:r>
+      <w:hyperlink r:id="rId32">
+        <w:r>
+          <w:rPr>
+            <w:lang w:val="zh_TW" w:bidi="zh_TW"/>
+          </w:rPr>
+          <w:rPr>
+            <w:color w:val="0000EE"/>
+            <w:u w:val="single"/>
+          </w:rPr>
+          <w:t>伯9:32–35</w:t>
+        </w:r>
+      </w:hyperlink>
+      <w:r>
+        <w:rPr>
+          <w:lang w:val="zh_TW" w:bidi="zh_TW"/>
+        </w:rPr>
+        <w:t>)。</w:t>
+      </w:r>
+    </w:p>
+    <w:p>
+      <w:pPr/>
+      <w:r>
+        <w:rPr>
+          <w:lang w:val="zh_TW" w:bidi="zh_TW"/>
+        </w:rPr>
+      </w:r>
+      <w:r>
+        <w:rPr>
+          <w:lang w:val="zh_TW" w:bidi="zh_TW"/>
+        </w:rPr>
+        <w:t>更為人熟悉的是關於神的性情和旨意的調解（meditation，又譯：中介、中保）的教導。摩西的盟約是透過天使和摩西的調解而來的（</w:t>
+      </w:r>
+      <w:hyperlink r:id="rId33">
+        <w:r>
+          <w:rPr>
+            <w:lang w:val="zh_TW" w:bidi="zh_TW"/>
+          </w:rPr>
+          <w:rPr>
+            <w:color w:val="0000EE"/>
+            <w:u w:val="single"/>
+          </w:rPr>
+          <w:t>出20:18–21</w:t>
+        </w:r>
+      </w:hyperlink>
+      <w:r>
+        <w:rPr>
+          <w:lang w:val="zh_TW" w:bidi="zh_TW"/>
+        </w:rPr>
+        <w:t>；</w:t>
+      </w:r>
+      <w:hyperlink r:id="rId34">
+        <w:r>
+          <w:rPr>
+            <w:lang w:val="zh_TW" w:bidi="zh_TW"/>
+          </w:rPr>
+          <w:rPr>
+            <w:color w:val="0000EE"/>
+            <w:u w:val="single"/>
+          </w:rPr>
+          <w:t>申33:2</w:t>
+        </w:r>
+      </w:hyperlink>
+      <w:r>
+        <w:rPr>
+          <w:lang w:val="zh_TW" w:bidi="zh_TW"/>
+        </w:rPr>
+        <w:t>；</w:t>
+      </w:r>
+      <w:hyperlink r:id="rId35">
+        <w:r>
+          <w:rPr>
+            <w:lang w:val="zh_TW" w:bidi="zh_TW"/>
+          </w:rPr>
+          <w:rPr>
+            <w:color w:val="0000EE"/>
+            <w:u w:val="single"/>
+          </w:rPr>
+          <w:t>徒7:53</w:t>
+        </w:r>
+      </w:hyperlink>
+      <w:r>
+        <w:rPr>
+          <w:lang w:val="zh_TW" w:bidi="zh_TW"/>
+        </w:rPr>
+        <w:t>；</w:t>
+      </w:r>
+      <w:hyperlink r:id="rId36">
+        <w:r>
+          <w:rPr>
+            <w:lang w:val="zh_TW" w:bidi="zh_TW"/>
+          </w:rPr>
+          <w:rPr>
+            <w:color w:val="0000EE"/>
+            <w:u w:val="single"/>
+          </w:rPr>
+          <w:t>加3:19</w:t>
+        </w:r>
+      </w:hyperlink>
+      <w:r>
+        <w:rPr>
+          <w:lang w:val="zh_TW" w:bidi="zh_TW"/>
+        </w:rPr>
+        <w:t>；對比：</w:t>
+      </w:r>
+      <w:hyperlink r:id="rId37">
+        <w:r>
+          <w:rPr>
+            <w:lang w:val="zh_TW" w:bidi="zh_TW"/>
+          </w:rPr>
+          <w:rPr>
+            <w:color w:val="0000EE"/>
+            <w:u w:val="single"/>
+          </w:rPr>
+          <w:t>來6:13–17</w:t>
+        </w:r>
+      </w:hyperlink>
+      <w:r>
+        <w:rPr>
+          <w:lang w:val="zh_TW" w:bidi="zh_TW"/>
+        </w:rPr>
+        <w:t>，其中神獨自轉述了一個誓言）。盟約律法的條款由「</w:t>
+      </w:r>
+      <w:r>
+        <w:rPr>
+          <w:lang w:val="zh_TW" w:bidi="zh_TW"/>
+        </w:rPr>
+        <w:t>侍立在耶和華面前</w:t>
+      </w:r>
+      <w:r>
+        <w:rPr>
+          <w:lang w:val="zh_TW" w:bidi="zh_TW"/>
+        </w:rPr>
+        <w:t>」的先知闡述，由祭司通過神諭和簽傳達神的旨意，並宣告神的祝福（</w:t>
+      </w:r>
+      <w:hyperlink r:id="rId38">
+        <w:r>
+          <w:rPr>
+            <w:lang w:val="zh_TW" w:bidi="zh_TW"/>
+          </w:rPr>
+          <w:rPr>
+            <w:color w:val="0000EE"/>
+            <w:u w:val="single"/>
+          </w:rPr>
+          <w:t>申10:8</w:t>
+        </w:r>
+      </w:hyperlink>
+      <w:r>
+        <w:rPr>
+          <w:lang w:val="zh_TW" w:bidi="zh_TW"/>
+        </w:rPr>
+        <w:t>，</w:t>
+      </w:r>
+      <w:hyperlink r:id="rId39">
+        <w:r>
+          <w:rPr>
+            <w:lang w:val="zh_TW" w:bidi="zh_TW"/>
+          </w:rPr>
+          <w:rPr>
+            <w:color w:val="0000EE"/>
+            <w:u w:val="single"/>
+          </w:rPr>
+          <w:t>33:8–10</w:t>
+        </w:r>
+      </w:hyperlink>
+      <w:r>
+        <w:rPr>
+          <w:lang w:val="zh_TW" w:bidi="zh_TW"/>
+        </w:rPr>
+        <w:t>；</w:t>
+      </w:r>
+      <w:hyperlink r:id="rId40">
+        <w:r>
+          <w:rPr>
+            <w:lang w:val="zh_TW" w:bidi="zh_TW"/>
+          </w:rPr>
+          <w:rPr>
+            <w:color w:val="0000EE"/>
+            <w:u w:val="single"/>
+          </w:rPr>
+          <w:t>代下15:3</w:t>
+        </w:r>
+      </w:hyperlink>
+      <w:r>
+        <w:rPr>
+          <w:lang w:val="zh_TW" w:bidi="zh_TW"/>
+        </w:rPr>
+        <w:t>；</w:t>
+      </w:r>
+      <w:hyperlink r:id="rId41">
+        <w:r>
+          <w:rPr>
+            <w:lang w:val="zh_TW" w:bidi="zh_TW"/>
+          </w:rPr>
+          <w:rPr>
+            <w:color w:val="0000EE"/>
+            <w:u w:val="single"/>
+          </w:rPr>
+          <w:t>耶23:10–11、18–22、31–34</w:t>
+        </w:r>
+      </w:hyperlink>
+      <w:r>
+        <w:rPr>
+          <w:lang w:val="zh_TW" w:bidi="zh_TW"/>
+        </w:rPr>
+        <w:t>；</w:t>
+      </w:r>
+      <w:hyperlink r:id="rId42">
+        <w:r>
+          <w:rPr>
+            <w:lang w:val="zh_TW" w:bidi="zh_TW"/>
+          </w:rPr>
+          <w:rPr>
+            <w:color w:val="0000EE"/>
+            <w:u w:val="single"/>
+          </w:rPr>
+          <w:t>彌3:11</w:t>
+        </w:r>
+      </w:hyperlink>
+      <w:r>
+        <w:rPr>
+          <w:lang w:val="zh_TW" w:bidi="zh_TW"/>
+        </w:rPr>
+        <w:t>；</w:t>
+      </w:r>
+      <w:hyperlink r:id="rId43">
+        <w:r>
+          <w:rPr>
+            <w:lang w:val="zh_TW" w:bidi="zh_TW"/>
+          </w:rPr>
+          <w:rPr>
+            <w:color w:val="0000EE"/>
+            <w:u w:val="single"/>
+          </w:rPr>
+          <w:t>瑪2:7</w:t>
+        </w:r>
+      </w:hyperlink>
+      <w:r>
+        <w:rPr>
+          <w:lang w:val="zh_TW" w:bidi="zh_TW"/>
+        </w:rPr>
+        <w:t>）。</w:t>
+      </w:r>
+    </w:p>
+    <w:p>
+      <w:pPr/>
+      <w:r>
+        <w:rPr>
+          <w:lang w:val="zh_TW" w:bidi="zh_TW"/>
+        </w:rPr>
+      </w:r>
+      <w:r>
+        <w:rPr>
+          <w:lang w:val="zh_TW" w:bidi="zh_TW"/>
+        </w:rPr>
+        <w:t>最為人熟悉的莫過於祭司在禮儀中扮演的中介（meditation）角色，無論是由摩西（</w:t>
+      </w:r>
+      <w:hyperlink r:id="rId44">
+        <w:r>
+          <w:rPr>
+            <w:lang w:val="zh_TW" w:bidi="zh_TW"/>
+          </w:rPr>
+          <w:rPr>
+            <w:color w:val="0000EE"/>
+            <w:u w:val="single"/>
+          </w:rPr>
+          <w:t>出24:4–8</w:t>
+        </w:r>
+      </w:hyperlink>
+      <w:r>
+        <w:rPr>
+          <w:lang w:val="zh_TW" w:bidi="zh_TW"/>
+        </w:rPr>
+        <w:t>）或是由受過崇拜儀式訓練的指定人員（</w:t>
+      </w:r>
+      <w:hyperlink r:id="rId45">
+        <w:r>
+          <w:rPr>
+            <w:lang w:val="zh_TW" w:bidi="zh_TW"/>
+          </w:rPr>
+          <w:rPr>
+            <w:color w:val="0000EE"/>
+            <w:u w:val="single"/>
+          </w:rPr>
+          <w:t>28:1</w:t>
+        </w:r>
+      </w:hyperlink>
+      <w:r>
+        <w:rPr>
+          <w:lang w:val="zh_TW" w:bidi="zh_TW"/>
+        </w:rPr>
+        <w:t>）來進行。由於以色列強調神的聖潔，祭祀贖罪或「遮蓋」罪在祭司作為中介中佔有重要地位。祭司在神面前代表人民表達悔罪、認罪和祈求寬恕，肩負著、胸前佩戴著各支派的名字，並反過來代表神，保證祂的恩惠、寬恕和保護（見</w:t>
+      </w:r>
+      <w:hyperlink r:id="rId46">
+        <w:r>
+          <w:rPr>
+            <w:lang w:val="zh_TW" w:bidi="zh_TW"/>
+          </w:rPr>
+          <w:rPr>
+            <w:color w:val="0000EE"/>
+            <w:u w:val="single"/>
+          </w:rPr>
+          <w:t>來5:1–4</w:t>
+        </w:r>
+      </w:hyperlink>
+      <w:r>
+        <w:rPr>
+          <w:lang w:val="zh_TW" w:bidi="zh_TW"/>
+        </w:rPr>
+        <w:t>，</w:t>
+      </w:r>
+      <w:hyperlink r:id="rId47">
+        <w:r>
+          <w:rPr>
+            <w:lang w:val="zh_TW" w:bidi="zh_TW"/>
+          </w:rPr>
+          <w:rPr>
+            <w:color w:val="0000EE"/>
+            <w:u w:val="single"/>
+          </w:rPr>
+          <w:t>7:27–10:11</w:t>
+        </w:r>
+      </w:hyperlink>
+      <w:r>
+        <w:rPr>
+          <w:lang w:val="zh_TW" w:bidi="zh_TW"/>
+        </w:rPr>
+        <w:t>）。</w:t>
+      </w:r>
+    </w:p>
+    <w:p>
+      <w:pPr>
+        <w:pStyle w:val="Heading3"/>
+      </w:pPr>
+      <w:r>
+        <w:rPr>
+          <w:lang w:val="zh_TW" w:bidi="zh_TW"/>
+        </w:rPr>
+        <w:t>在新約聖經中</w:t>
+      </w:r>
+    </w:p>
+    <w:p>
+      <w:pPr/>
+      <w:r>
+        <w:rPr>
+          <w:lang w:val="zh_TW" w:bidi="zh_TW"/>
+        </w:rPr>
+      </w:r>
+      <w:r>
+        <w:rPr>
+          <w:lang w:val="zh_TW" w:bidi="zh_TW"/>
+        </w:rPr>
+        <w:t>耶穌的使命自然地以中保的方式來描述，首先是作為一位先知，為神向人說話，使神被人所認識（</w:t>
+      </w:r>
+      <w:hyperlink r:id="rId48">
+        <w:r>
+          <w:rPr>
+            <w:lang w:val="zh_TW" w:bidi="zh_TW"/>
+          </w:rPr>
+          <w:rPr>
+            <w:color w:val="0000EE"/>
+            <w:u w:val="single"/>
+          </w:rPr>
+          <w:t>可6:15</w:t>
+        </w:r>
+      </w:hyperlink>
+      <w:r>
+        <w:rPr>
+          <w:lang w:val="zh_TW" w:bidi="zh_TW"/>
+        </w:rPr>
+        <w:t>，</w:t>
+      </w:r>
+      <w:hyperlink r:id="rId49">
+        <w:r>
+          <w:rPr>
+            <w:lang w:val="zh_TW" w:bidi="zh_TW"/>
+          </w:rPr>
+          <w:rPr>
+            <w:color w:val="0000EE"/>
+            <w:u w:val="single"/>
+          </w:rPr>
+          <w:t>8:28</w:t>
+        </w:r>
+      </w:hyperlink>
+      <w:r>
+        <w:rPr>
+          <w:lang w:val="zh_TW" w:bidi="zh_TW"/>
+        </w:rPr>
+        <w:t>）。當應用於耶穌時，實際上的「中保」頭銜主要指的是祂建立了一個新約，確立了神與人之間的新關係（</w:t>
+      </w:r>
+      <w:hyperlink r:id="rId50">
+        <w:r>
+          <w:rPr>
+            <w:lang w:val="zh_TW" w:bidi="zh_TW"/>
+          </w:rPr>
+          <w:rPr>
+            <w:color w:val="0000EE"/>
+            <w:u w:val="single"/>
+          </w:rPr>
+          <w:t>來8:6</w:t>
+        </w:r>
+      </w:hyperlink>
+      <w:r>
+        <w:rPr>
+          <w:lang w:val="zh_TW" w:bidi="zh_TW"/>
+        </w:rPr>
+        <w:t>，</w:t>
+      </w:r>
+      <w:hyperlink r:id="rId51">
+        <w:r>
+          <w:rPr>
+            <w:lang w:val="zh_TW" w:bidi="zh_TW"/>
+          </w:rPr>
+          <w:rPr>
+            <w:color w:val="0000EE"/>
+            <w:u w:val="single"/>
+          </w:rPr>
+          <w:t>9:15</w:t>
+        </w:r>
+      </w:hyperlink>
+      <w:r>
+        <w:rPr>
+          <w:lang w:val="zh_TW" w:bidi="zh_TW"/>
+        </w:rPr>
+        <w:t>，</w:t>
+      </w:r>
+      <w:hyperlink r:id="rId52">
+        <w:r>
+          <w:rPr>
+            <w:lang w:val="zh_TW" w:bidi="zh_TW"/>
+          </w:rPr>
+          <w:rPr>
+            <w:color w:val="0000EE"/>
+            <w:u w:val="single"/>
+          </w:rPr>
+          <w:t>12:24</w:t>
+        </w:r>
+      </w:hyperlink>
+      <w:r>
+        <w:rPr>
+          <w:lang w:val="zh_TW" w:bidi="zh_TW"/>
+        </w:rPr>
+        <w:t>）。另一個例子是</w:t>
+      </w:r>
+      <w:hyperlink r:id="rId53">
+        <w:r>
+          <w:rPr>
+            <w:lang w:val="zh_TW" w:bidi="zh_TW"/>
+          </w:rPr>
+          <w:rPr>
+            <w:color w:val="0000EE"/>
+            <w:u w:val="single"/>
+          </w:rPr>
+          <w:t>提摩太前書二章5節</w:t>
+        </w:r>
+      </w:hyperlink>
+      <w:r>
+        <w:rPr>
+          <w:lang w:val="zh_TW" w:bidi="zh_TW"/>
+        </w:rPr>
+        <w:t>，其中神合一性的要求一位唯一無可匹敵的中保——基督。</w:t>
+      </w:r>
+    </w:p>
+    <w:p>
+      <w:pPr/>
+      <w:r>
+        <w:rPr>
+          <w:lang w:val="zh_TW" w:bidi="zh_TW"/>
+        </w:rPr>
+      </w:r>
+      <w:r>
+        <w:rPr>
+          <w:lang w:val="zh_TW" w:bidi="zh_TW"/>
+        </w:rPr>
+        <w:t>這最後的參考提到基督將自己作為「萬人的贖價」。這本質上是祭司的功能，亦是希伯來書的主題。基督作為神的兒子，神聖地被任命、無罪、受苦、受試探、同情並且順服，祂是獨有資格成為祂子民的大祭司。作為祭司，祂獻上一個完全的祭，並永遠活著為那些透過祂接近神的人代求。這種中保的職事使耶穌位於「神的右邊」。祂為人代求也在</w:t>
+      </w:r>
+      <w:hyperlink r:id="rId54">
+        <w:r>
+          <w:rPr>
+            <w:lang w:val="zh_TW" w:bidi="zh_TW"/>
+          </w:rPr>
+          <w:rPr>
+            <w:color w:val="0000EE"/>
+            <w:u w:val="single"/>
+          </w:rPr>
+          <w:t>羅馬書八章34節</w:t>
+        </w:r>
+      </w:hyperlink>
+      <w:r>
+        <w:rPr>
+          <w:lang w:val="zh_TW" w:bidi="zh_TW"/>
+        </w:rPr>
+        <w:t>中提到，可能也在</w:t>
+      </w:r>
+      <w:hyperlink r:id="rId55">
+        <w:r>
+          <w:rPr>
+            <w:lang w:val="zh_TW" w:bidi="zh_TW"/>
+          </w:rPr>
+          <w:rPr>
+            <w:color w:val="0000EE"/>
+            <w:u w:val="single"/>
+          </w:rPr>
+          <w:t>約翰一書二章1節</w:t>
+        </w:r>
+      </w:hyperlink>
+      <w:r>
+        <w:rPr>
+          <w:lang w:val="zh_TW" w:bidi="zh_TW"/>
+        </w:rPr>
+        <w:t>中提到，古希臘評論家和其他權威資料如此理解這裡應用於耶穌的「保惠師（希臘文：paraclete）」。祂成為中保獻祭在馬太福音（</w:t>
+      </w:r>
+      <w:hyperlink r:id="rId56">
+        <w:r>
+          <w:rPr>
+            <w:lang w:val="zh_TW" w:bidi="zh_TW"/>
+          </w:rPr>
+          <w:rPr>
+            <w:color w:val="0000EE"/>
+            <w:u w:val="single"/>
+          </w:rPr>
+          <w:t>太26:28</w:t>
+        </w:r>
+      </w:hyperlink>
+      <w:r>
+        <w:rPr>
+          <w:lang w:val="zh_TW" w:bidi="zh_TW"/>
+        </w:rPr>
+        <w:t>）、約翰福音（</w:t>
+      </w:r>
+      <w:hyperlink r:id="rId57">
+        <w:r>
+          <w:rPr>
+            <w:lang w:val="zh_TW" w:bidi="zh_TW"/>
+          </w:rPr>
+          <w:rPr>
+            <w:color w:val="0000EE"/>
+            <w:u w:val="single"/>
+          </w:rPr>
+          <w:t>約1:29</w:t>
+        </w:r>
+      </w:hyperlink>
+      <w:r>
+        <w:rPr>
+          <w:lang w:val="zh_TW" w:bidi="zh_TW"/>
+        </w:rPr>
+        <w:t>）、羅馬書（</w:t>
+      </w:r>
+      <w:hyperlink r:id="rId58">
+        <w:r>
+          <w:rPr>
+            <w:lang w:val="zh_TW" w:bidi="zh_TW"/>
+          </w:rPr>
+          <w:rPr>
+            <w:color w:val="0000EE"/>
+            <w:u w:val="single"/>
+          </w:rPr>
+          <w:t>羅3:25</w:t>
+        </w:r>
+      </w:hyperlink>
+      <w:r>
+        <w:rPr>
+          <w:lang w:val="zh_TW" w:bidi="zh_TW"/>
+        </w:rPr>
+        <w:t>）和約翰一書（</w:t>
+      </w:r>
+      <w:hyperlink r:id="rId59">
+        <w:r>
+          <w:rPr>
+            <w:lang w:val="zh_TW" w:bidi="zh_TW"/>
+          </w:rPr>
+          <w:rPr>
+            <w:color w:val="0000EE"/>
+            <w:u w:val="single"/>
+          </w:rPr>
+          <w:t>約壹1:7</w:t>
+        </w:r>
+      </w:hyperlink>
+      <w:r>
+        <w:rPr>
+          <w:lang w:val="zh_TW" w:bidi="zh_TW"/>
+        </w:rPr>
+        <w:t>，</w:t>
+      </w:r>
+      <w:hyperlink r:id="rId60">
+        <w:r>
+          <w:rPr>
+            <w:lang w:val="zh_TW" w:bidi="zh_TW"/>
+          </w:rPr>
+          <w:rPr>
+            <w:color w:val="0000EE"/>
+            <w:u w:val="single"/>
+          </w:rPr>
+          <w:t>2:2</w:t>
+        </w:r>
+      </w:hyperlink>
+      <w:r>
+        <w:rPr>
+          <w:lang w:val="zh_TW" w:bidi="zh_TW"/>
+        </w:rPr>
+        <w:t>，</w:t>
+      </w:r>
+      <w:hyperlink r:id="rId61">
+        <w:r>
+          <w:rPr>
+            <w:lang w:val="zh_TW" w:bidi="zh_TW"/>
+          </w:rPr>
+          <w:rPr>
+            <w:color w:val="0000EE"/>
+            <w:u w:val="single"/>
+          </w:rPr>
+          <w:t>4:10</w:t>
+        </w:r>
+      </w:hyperlink>
+      <w:r>
+        <w:rPr>
+          <w:lang w:val="zh_TW" w:bidi="zh_TW"/>
+        </w:rPr>
+        <w:t>）中提到。</w:t>
+      </w:r>
+    </w:p>
+    <w:p>
+      <w:pPr/>
+      <w:r>
+        <w:rPr>
+          <w:lang w:val="zh_TW" w:bidi="zh_TW"/>
+        </w:rPr>
+      </w:r>
+      <w:r>
+        <w:rPr>
+          <w:lang w:val="zh_TW" w:bidi="zh_TW"/>
+        </w:rPr>
+        <w:t>更重要的是，新約中到處都強調，人對於神、救恩和盼望的認識僅通過基督而來。為了我們的緣故，祂成為卑賤，為我們死而復活；我們的平安、通往神的途徑、和好、罪的得贖、恩典、真理、禱告和「</w:t>
+      </w:r>
+      <w:r>
+        <w:rPr>
+          <w:lang w:val="zh_TW" w:bidi="zh_TW"/>
+        </w:rPr>
+        <w:t>天上各樣屬靈的福氣</w:t>
+      </w:r>
+      <w:r>
+        <w:rPr>
+          <w:lang w:val="zh_TW" w:bidi="zh_TW"/>
+        </w:rPr>
+        <w:t>」都是「通過他」、「在他裡面」、「通過他的血」，以及「在他的名字裡」。神的目的在祂身上；祂在創造和救贖中作中保（</w:t>
+      </w:r>
+      <w:hyperlink r:id="rId62">
+        <w:r>
+          <w:rPr>
+            <w:lang w:val="zh_TW" w:bidi="zh_TW"/>
+          </w:rPr>
+          <w:rPr>
+            <w:color w:val="0000EE"/>
+            <w:u w:val="single"/>
+          </w:rPr>
+          <w:t>西1:15、22</w:t>
+        </w:r>
+      </w:hyperlink>
+      <w:r>
+        <w:rPr>
+          <w:lang w:val="zh_TW" w:bidi="zh_TW"/>
+        </w:rPr>
+        <w:t>）；神的一切豐足都在祂裡面，基督的面容揭示了神的榮耀。除了子和那些子向他們啟示的人，沒有人認識父；沒有人能到父那裡去，除非通過祂；也沒有在其他任何人裡有救恩。</w:t>
+      </w:r>
+    </w:p>
+    <w:p>
+      <w:pPr/>
+      <w:r>
+        <w:rPr>
+          <w:lang w:val="zh_TW" w:bidi="zh_TW"/>
+        </w:rPr>
+      </w:r>
+      <w:r>
+        <w:rPr>
+          <w:lang w:val="zh_TW" w:bidi="zh_TW"/>
+        </w:rPr>
+        <w:t>基督為中保是所有在神與人之間的中保的成全與終結。希伯來書開始即宣告基督超越所有其他中保——天使、摩西、亞倫的祭司職份。祂的祭司職份是永恆的，如同麥基洗德一樣。祂的獻祭是無法重複的，「一次獻上」，藉此，我們已被分別為聖永遠歸於神。他在神與人之間所建立的盟約提供了更好的應許、獻祭、聖所和盼望（</w:t>
+      </w:r>
+      <w:hyperlink r:id="rId63">
+        <w:r>
+          <w:rPr>
+            <w:lang w:val="zh_TW" w:bidi="zh_TW"/>
+          </w:rPr>
+          <w:rPr>
+            <w:color w:val="0000EE"/>
+            <w:u w:val="single"/>
+          </w:rPr>
+          <w:t>來7:19</w:t>
+        </w:r>
+      </w:hyperlink>
+      <w:r>
+        <w:rPr>
+          <w:lang w:val="zh_TW" w:bidi="zh_TW"/>
+        </w:rPr>
+        <w:t>，</w:t>
+      </w:r>
+      <w:hyperlink r:id="rId50">
+        <w:r>
+          <w:rPr>
+            <w:lang w:val="zh_TW" w:bidi="zh_TW"/>
+          </w:rPr>
+          <w:rPr>
+            <w:color w:val="0000EE"/>
+            <w:u w:val="single"/>
+          </w:rPr>
+          <w:t>8:6</w:t>
+        </w:r>
+      </w:hyperlink>
+      <w:r>
+        <w:rPr>
+          <w:lang w:val="zh_TW" w:bidi="zh_TW"/>
+        </w:rPr>
+        <w:t>，</w:t>
+      </w:r>
+      <w:hyperlink r:id="rId64">
+        <w:r>
+          <w:rPr>
+            <w:lang w:val="zh_TW" w:bidi="zh_TW"/>
+          </w:rPr>
+          <w:rPr>
+            <w:color w:val="0000EE"/>
+            <w:u w:val="single"/>
+          </w:rPr>
+          <w:t>9:1、11–15</w:t>
+        </w:r>
+      </w:hyperlink>
+      <w:r>
+        <w:rPr>
+          <w:lang w:val="zh_TW" w:bidi="zh_TW"/>
+        </w:rPr>
+        <w:t>）。基督作為中保遠遠超過所有其他的中介，無可取代；祂是無與倫比且永遠的祭司（參：</w:t>
+      </w:r>
+      <w:hyperlink r:id="rId53">
+        <w:r>
+          <w:rPr>
+            <w:lang w:val="zh_TW" w:bidi="zh_TW"/>
+          </w:rPr>
+          <w:rPr>
+            <w:color w:val="0000EE"/>
+            <w:u w:val="single"/>
+          </w:rPr>
+          <w:t>提前2:5</w:t>
+        </w:r>
+      </w:hyperlink>
+      <w:r>
+        <w:rPr>
+          <w:lang w:val="zh_TW" w:bidi="zh_TW"/>
+        </w:rPr>
+        <w:t>）。</w:t>
+      </w:r>
+    </w:p>
+    <w:p>
+      <w:pPr/>
+      <w:r>
+        <w:rPr>
+          <w:lang w:val="zh_TW" w:bidi="zh_TW"/>
+        </w:rPr>
+      </w:r>
+      <w:r>
+        <w:rPr>
+          <w:lang w:val="zh_TW" w:bidi="zh_TW"/>
+        </w:rPr>
+        <w:t>雖然約翰沒有使用祭司的類比，但卻強調了同樣的真理。神聖與人類之間的鴻溝已被道成肉身決定性地跨越。基督不是站在神與人之間，而是通過成為人來將兩者結合在自己裡面。基督在創造之初就是神與人之間的中介，祂本身就是道，從神的角度來說，祂傳達神的心意，體現神的信息，並傳遞神的力量。從來沒有人見過神，但作為獨特的子和神聖的神，耶穌「表明」神出來（</w:t>
+      </w:r>
+      <w:hyperlink r:id="rId65">
+        <w:r>
+          <w:rPr>
+            <w:lang w:val="zh_TW" w:bidi="zh_TW"/>
+          </w:rPr>
+          <w:rPr>
+            <w:color w:val="0000EE"/>
+            <w:u w:val="single"/>
+          </w:rPr>
+          <w:t>約1:18</w:t>
+        </w:r>
+      </w:hyperlink>
+      <w:r>
+        <w:rPr>
+          <w:lang w:val="zh_TW" w:bidi="zh_TW"/>
+        </w:rPr>
+        <w:t>）。從人的角度來看，耶穌為門徒祈禱（</w:t>
+      </w:r>
+      <w:hyperlink r:id="rId66">
+        <w:r>
+          <w:rPr>
+            <w:lang w:val="zh_TW" w:bidi="zh_TW"/>
+          </w:rPr>
+          <w:rPr>
+            <w:color w:val="0000EE"/>
+            <w:u w:val="single"/>
+          </w:rPr>
+          <w:t>17</w:t>
+        </w:r>
+      </w:hyperlink>
+      <w:r>
+        <w:rPr>
+          <w:lang w:val="zh_TW" w:bidi="zh_TW"/>
+        </w:rPr>
+        <w:t>章），提供完全的順服，為祂的羊群捨命，作無瑕疵的獻祭，承擔世界的罪。</w:t>
+      </w:r>
+    </w:p>
+    <w:p>
+      <w:pPr/>
+      <w:r>
+        <w:rPr>
+          <w:lang w:val="zh_TW" w:bidi="zh_TW"/>
+        </w:rPr>
+      </w:r>
+      <w:r>
+        <w:rPr>
+          <w:i/>
+          <w:lang w:val="zh_TW" w:bidi="zh_TW"/>
+        </w:rPr>
+        <w:t>另見</w:t>
+      </w:r>
+      <w:r>
+        <w:rPr>
+          <w:lang w:val="zh_TW" w:bidi="zh_TW"/>
+        </w:rPr>
+        <w:t xml:space="preserve"> </w:t>
+      </w:r>
+      <w:r>
+        <w:rPr>
+          <w:lang w:val="zh_TW" w:bidi="zh_TW"/>
+        </w:rPr>
+        <w:t>和好</w:t>
       </w:r>
       <w:r>
         <w:rPr>
@@ -2748,6 +4025,30 @@
   </w:num>
   <w:num w:numId="13" w16cid:durableId="592781308">
     <w:abstractNumId w:val="11"/>
+  </w:num>
+  <w:num w:numId="14">
+    <w:abstractNumId w:val="3"/>
+    <w:lvlOverride w:ilvl="0">
+      <w:startOverride w:val="1"/>
+    </w:lvlOverride>
+  </w:num>
+  <w:num w:numId="15">
+    <w:abstractNumId w:val="3"/>
+    <w:lvlOverride w:ilvl="0">
+      <w:startOverride w:val="1"/>
+    </w:lvlOverride>
+  </w:num>
+  <w:num w:numId="16">
+    <w:abstractNumId w:val="3"/>
+    <w:lvlOverride w:ilvl="0">
+      <w:startOverride w:val="1"/>
+    </w:lvlOverride>
+  </w:num>
+  <w:num w:numId="17">
+    <w:abstractNumId w:val="3"/>
+    <w:lvlOverride w:ilvl="0">
+      <w:startOverride w:val="1"/>
+    </w:lvlOverride>
   </w:num>
   <w:numIdMacAtCleanup w:val="10"/>
 </w:numbering>

--- a/zht/docx/201.content.docx
+++ b/zht/docx/201.content.docx
@@ -265,54 +265,36 @@
         </w:rPr>
         <w:t>訂立正式協定（</w:t>
       </w:r>
-      <w:hyperlink r:id="rId13">
-        <w:r>
-          <w:rPr>
-            <w:lang w:val="zh_TW" w:bidi="zh_TW"/>
-          </w:rPr>
-          <w:rPr>
-            <w:color w:val="0000EE"/>
-            <w:u w:val="single"/>
-          </w:rPr>
-          <w:t>創26:30</w:t>
-        </w:r>
-      </w:hyperlink>
+      <w:r>
+        <w:rPr>
+          <w:lang w:val="zh_TW" w:bidi="zh_TW"/>
+        </w:rPr>
+        <w:t>創26:30</w:t>
+      </w:r>
       <w:r>
         <w:rPr>
           <w:lang w:val="zh_TW" w:bidi="zh_TW"/>
         </w:rPr>
         <w:t>，</w:t>
       </w:r>
-      <w:hyperlink r:id="rId14">
-        <w:r>
-          <w:rPr>
-            <w:lang w:val="zh_TW" w:bidi="zh_TW"/>
-          </w:rPr>
-          <w:rPr>
-            <w:color w:val="0000EE"/>
-            <w:u w:val="single"/>
-          </w:rPr>
-          <w:t>31:54</w:t>
-        </w:r>
-      </w:hyperlink>
+      <w:r>
+        <w:rPr>
+          <w:lang w:val="zh_TW" w:bidi="zh_TW"/>
+        </w:rPr>
+        <w:t>31:54</w:t>
+      </w:r>
       <w:r>
         <w:rPr>
           <w:lang w:val="zh_TW" w:bidi="zh_TW"/>
         </w:rPr>
         <w:t>；</w:t>
       </w:r>
-      <w:hyperlink r:id="rId15">
-        <w:r>
-          <w:rPr>
-            <w:lang w:val="zh_TW" w:bidi="zh_TW"/>
-          </w:rPr>
-          <w:rPr>
-            <w:color w:val="0000EE"/>
-            <w:u w:val="single"/>
-          </w:rPr>
-          <w:t>出24:11</w:t>
-        </w:r>
-      </w:hyperlink>
+      <w:r>
+        <w:rPr>
+          <w:lang w:val="zh_TW" w:bidi="zh_TW"/>
+        </w:rPr>
+        <w:t>出24:11</w:t>
+      </w:r>
       <w:r>
         <w:rPr>
           <w:lang w:val="zh_TW" w:bidi="zh_TW"/>
@@ -337,36 +319,24 @@
         </w:rPr>
         <w:t>婚禮（</w:t>
       </w:r>
-      <w:hyperlink r:id="rId16">
-        <w:r>
-          <w:rPr>
-            <w:lang w:val="zh_TW" w:bidi="zh_TW"/>
-          </w:rPr>
-          <w:rPr>
-            <w:color w:val="0000EE"/>
-            <w:u w:val="single"/>
-          </w:rPr>
-          <w:t>創29:22</w:t>
-        </w:r>
-      </w:hyperlink>
+      <w:r>
+        <w:rPr>
+          <w:lang w:val="zh_TW" w:bidi="zh_TW"/>
+        </w:rPr>
+        <w:t>創29:22</w:t>
+      </w:r>
       <w:r>
         <w:rPr>
           <w:lang w:val="zh_TW" w:bidi="zh_TW"/>
         </w:rPr>
         <w:t>；</w:t>
       </w:r>
-      <w:hyperlink r:id="rId17">
-        <w:r>
-          <w:rPr>
-            <w:lang w:val="zh_TW" w:bidi="zh_TW"/>
-          </w:rPr>
-          <w:rPr>
-            <w:color w:val="0000EE"/>
-            <w:u w:val="single"/>
-          </w:rPr>
-          <w:t>士14:10</w:t>
-        </w:r>
-      </w:hyperlink>
+      <w:r>
+        <w:rPr>
+          <w:lang w:val="zh_TW" w:bidi="zh_TW"/>
+        </w:rPr>
+        <w:t>士14:10</w:t>
+      </w:r>
       <w:r>
         <w:rPr>
           <w:lang w:val="zh_TW" w:bidi="zh_TW"/>
@@ -391,53 +361,41 @@
         </w:rPr>
         <w:t>收成（</w:t>
       </w:r>
-      <w:hyperlink r:id="rId18">
-        <w:r>
-          <w:rPr>
-            <w:lang w:val="zh_TW" w:bidi="zh_TW"/>
-          </w:rPr>
-          <w:rPr>
-            <w:color w:val="0000EE"/>
-            <w:u w:val="single"/>
-          </w:rPr>
-          <w:t>士9:27</w:t>
-        </w:r>
-      </w:hyperlink>
+      <w:r>
+        <w:rPr>
+          <w:lang w:val="zh_TW" w:bidi="zh_TW"/>
+        </w:rPr>
+        <w:t>士9:27</w:t>
+      </w:r>
       <w:r>
         <w:rPr>
           <w:lang w:val="zh_TW" w:bidi="zh_TW"/>
         </w:rPr>
         <w:t>；</w:t>
       </w:r>
-      <w:hyperlink r:id="rId19">
-        <w:r>
-          <w:rPr>
-            <w:lang w:val="zh_TW" w:bidi="zh_TW"/>
-          </w:rPr>
-          <w:rPr>
-            <w:color w:val="0000EE"/>
-            <w:u w:val="single"/>
-          </w:rPr>
-          <w:t>得3:1</w:t>
-        </w:r>
-      </w:hyperlink>
-      <w:hyperlink r:id="rId19">
-        <w:r>
-          <w:rPr>
-            <w:lang w:val="zh_TW" w:bidi="zh_TW"/>
-          </w:rPr>
-          <w:rPr>
-            <w:color w:val="0000EE"/>
-            <w:u w:val="single"/>
-          </w:rPr>
-          <w:t>-</w:t>
-        </w:r>
-      </w:hyperlink>
-      <w:r>
-        <w:rPr>
-          <w:lang w:val="zh_TW" w:bidi="zh_TW"/>
-        </w:rPr>
-        <w:t>3）</w:t>
+      <w:r>
+        <w:rPr>
+          <w:lang w:val="zh_TW" w:bidi="zh_TW"/>
+        </w:rPr>
+        <w:t>得3:1</w:t>
+      </w:r>
+      <w:r>
+        <w:rPr>
+          <w:lang w:val="zh_TW" w:bidi="zh_TW"/>
+        </w:rPr>
+        <w:t>-</w:t>
+      </w:r>
+      <w:r>
+        <w:rPr>
+          <w:lang w:val="zh_TW" w:bidi="zh_TW"/>
+        </w:rPr>
+        <w:t>3</w:t>
+      </w:r>
+      <w:r>
+        <w:rPr>
+          <w:lang w:val="zh_TW" w:bidi="zh_TW"/>
+        </w:rPr>
+        <w:t>）</w:t>
       </w:r>
     </w:p>
     <w:p>
@@ -457,53 +415,41 @@
         </w:rPr>
         <w:t>剪羊毛（</w:t>
       </w:r>
-      <w:hyperlink r:id="rId20">
-        <w:r>
-          <w:rPr>
-            <w:lang w:val="zh_TW" w:bidi="zh_TW"/>
-          </w:rPr>
-          <w:rPr>
-            <w:color w:val="0000EE"/>
-            <w:u w:val="single"/>
-          </w:rPr>
-          <w:t>撒上25:11</w:t>
-        </w:r>
-      </w:hyperlink>
+      <w:r>
+        <w:rPr>
+          <w:lang w:val="zh_TW" w:bidi="zh_TW"/>
+        </w:rPr>
+        <w:t>撒上25:11</w:t>
+      </w:r>
       <w:r>
         <w:rPr>
           <w:lang w:val="zh_TW" w:bidi="zh_TW"/>
         </w:rPr>
         <w:t>；</w:t>
       </w:r>
-      <w:hyperlink r:id="rId21">
-        <w:r>
-          <w:rPr>
-            <w:lang w:val="zh_TW" w:bidi="zh_TW"/>
-          </w:rPr>
-          <w:rPr>
-            <w:color w:val="0000EE"/>
-            <w:u w:val="single"/>
-          </w:rPr>
-          <w:t>撒下13:23</w:t>
-        </w:r>
-      </w:hyperlink>
-      <w:hyperlink r:id="rId21">
-        <w:r>
-          <w:rPr>
-            <w:lang w:val="zh_TW" w:bidi="zh_TW"/>
-          </w:rPr>
-          <w:rPr>
-            <w:color w:val="0000EE"/>
-            <w:u w:val="single"/>
-          </w:rPr>
-          <w:t>-</w:t>
-        </w:r>
-      </w:hyperlink>
-      <w:r>
-        <w:rPr>
-          <w:lang w:val="zh_TW" w:bidi="zh_TW"/>
-        </w:rPr>
-        <w:t>29）</w:t>
+      <w:r>
+        <w:rPr>
+          <w:lang w:val="zh_TW" w:bidi="zh_TW"/>
+        </w:rPr>
+        <w:t>撒下13:23</w:t>
+      </w:r>
+      <w:r>
+        <w:rPr>
+          <w:lang w:val="zh_TW" w:bidi="zh_TW"/>
+        </w:rPr>
+        <w:t>-</w:t>
+      </w:r>
+      <w:r>
+        <w:rPr>
+          <w:lang w:val="zh_TW" w:bidi="zh_TW"/>
+        </w:rPr>
+        <w:t>29</w:t>
+      </w:r>
+      <w:r>
+        <w:rPr>
+          <w:lang w:val="zh_TW" w:bidi="zh_TW"/>
+        </w:rPr>
+        <w:t>）</w:t>
       </w:r>
     </w:p>
     <w:p>
@@ -523,18 +469,12 @@
         </w:rPr>
         <w:t>接待賓客（</w:t>
       </w:r>
-      <w:hyperlink r:id="rId22">
-        <w:r>
-          <w:rPr>
-            <w:lang w:val="zh_TW" w:bidi="zh_TW"/>
-          </w:rPr>
-          <w:rPr>
-            <w:color w:val="0000EE"/>
-            <w:u w:val="single"/>
-          </w:rPr>
-          <w:t>創19:3</w:t>
-        </w:r>
-      </w:hyperlink>
+      <w:r>
+        <w:rPr>
+          <w:lang w:val="zh_TW" w:bidi="zh_TW"/>
+        </w:rPr>
+        <w:t>創19:3</w:t>
+      </w:r>
       <w:r>
         <w:rPr>
           <w:lang w:val="zh_TW" w:bidi="zh_TW"/>
@@ -559,18 +499,12 @@
         </w:rPr>
         <w:t>孩子斷奶（</w:t>
       </w:r>
-      <w:hyperlink r:id="rId23">
-        <w:r>
-          <w:rPr>
-            <w:lang w:val="zh_TW" w:bidi="zh_TW"/>
-          </w:rPr>
-          <w:rPr>
-            <w:color w:val="0000EE"/>
-            <w:u w:val="single"/>
-          </w:rPr>
-          <w:t>創21:8</w:t>
-        </w:r>
-      </w:hyperlink>
+      <w:r>
+        <w:rPr>
+          <w:lang w:val="zh_TW" w:bidi="zh_TW"/>
+        </w:rPr>
+        <w:t>創21:8</w:t>
+      </w:r>
       <w:r>
         <w:rPr>
           <w:lang w:val="zh_TW" w:bidi="zh_TW"/>
@@ -595,53 +529,41 @@
         </w:rPr>
         <w:t>立王或立后之禮（</w:t>
       </w:r>
-      <w:hyperlink r:id="rId24">
-        <w:r>
-          <w:rPr>
-            <w:lang w:val="zh_TW" w:bidi="zh_TW"/>
-          </w:rPr>
-          <w:rPr>
-            <w:color w:val="0000EE"/>
-            <w:u w:val="single"/>
-          </w:rPr>
-          <w:t>王上1:9</w:t>
-        </w:r>
-      </w:hyperlink>
+      <w:r>
+        <w:rPr>
+          <w:lang w:val="zh_TW" w:bidi="zh_TW"/>
+        </w:rPr>
+        <w:t>王上1:9</w:t>
+      </w:r>
       <w:r>
         <w:rPr>
           <w:lang w:val="zh_TW" w:bidi="zh_TW"/>
         </w:rPr>
         <w:t>，</w:t>
       </w:r>
-      <w:hyperlink r:id="rId24">
-        <w:r>
-          <w:rPr>
-            <w:lang w:val="zh_TW" w:bidi="zh_TW"/>
-          </w:rPr>
-          <w:rPr>
-            <w:color w:val="0000EE"/>
-            <w:u w:val="single"/>
-          </w:rPr>
-          <w:t>19</w:t>
-        </w:r>
-      </w:hyperlink>
-      <w:hyperlink r:id="rId24">
-        <w:r>
-          <w:rPr>
-            <w:lang w:val="zh_TW" w:bidi="zh_TW"/>
-          </w:rPr>
-          <w:rPr>
-            <w:color w:val="0000EE"/>
-            <w:u w:val="single"/>
-          </w:rPr>
-          <w:t>-</w:t>
-        </w:r>
-      </w:hyperlink>
-      <w:r>
-        <w:rPr>
-          <w:lang w:val="zh_TW" w:bidi="zh_TW"/>
-        </w:rPr>
-        <w:t>25）</w:t>
+      <w:r>
+        <w:rPr>
+          <w:lang w:val="zh_TW" w:bidi="zh_TW"/>
+        </w:rPr>
+        <w:t>19</w:t>
+      </w:r>
+      <w:r>
+        <w:rPr>
+          <w:lang w:val="zh_TW" w:bidi="zh_TW"/>
+        </w:rPr>
+        <w:t>-</w:t>
+      </w:r>
+      <w:r>
+        <w:rPr>
+          <w:lang w:val="zh_TW" w:bidi="zh_TW"/>
+        </w:rPr>
+        <w:t>25</w:t>
+      </w:r>
+      <w:r>
+        <w:rPr>
+          <w:lang w:val="zh_TW" w:bidi="zh_TW"/>
+        </w:rPr>
+        <w:t>）</w:t>
       </w:r>
     </w:p>
     <w:p>
@@ -661,83 +583,65 @@
         </w:rPr>
         <w:t>國家慶典（</w:t>
       </w:r>
-      <w:hyperlink r:id="rId25">
-        <w:r>
-          <w:rPr>
-            <w:lang w:val="zh_TW" w:bidi="zh_TW"/>
-          </w:rPr>
-          <w:rPr>
-            <w:color w:val="0000EE"/>
-            <w:u w:val="single"/>
-          </w:rPr>
-          <w:t>斯1:3</w:t>
-        </w:r>
-      </w:hyperlink>
-      <w:hyperlink r:id="rId25">
-        <w:r>
-          <w:rPr>
-            <w:lang w:val="zh_TW" w:bidi="zh_TW"/>
-          </w:rPr>
-          <w:rPr>
-            <w:color w:val="0000EE"/>
-            <w:u w:val="single"/>
-          </w:rPr>
-          <w:t>-</w:t>
-        </w:r>
-      </w:hyperlink>
-      <w:r>
-        <w:rPr>
-          <w:lang w:val="zh_TW" w:bidi="zh_TW"/>
-        </w:rPr>
-        <w:t>9，</w:t>
-      </w:r>
-      <w:hyperlink r:id="rId26">
-        <w:r>
-          <w:rPr>
-            <w:lang w:val="zh_TW" w:bidi="zh_TW"/>
-          </w:rPr>
-          <w:rPr>
-            <w:color w:val="0000EE"/>
-            <w:u w:val="single"/>
-          </w:rPr>
-          <w:t>2:18</w:t>
-        </w:r>
-      </w:hyperlink>
+      <w:r>
+        <w:rPr>
+          <w:lang w:val="zh_TW" w:bidi="zh_TW"/>
+        </w:rPr>
+        <w:t>斯1:3</w:t>
+      </w:r>
+      <w:r>
+        <w:rPr>
+          <w:lang w:val="zh_TW" w:bidi="zh_TW"/>
+        </w:rPr>
+        <w:t>-</w:t>
+      </w:r>
+      <w:r>
+        <w:rPr>
+          <w:lang w:val="zh_TW" w:bidi="zh_TW"/>
+        </w:rPr>
+        <w:t>9</w:t>
+      </w:r>
       <w:r>
         <w:rPr>
           <w:lang w:val="zh_TW" w:bidi="zh_TW"/>
         </w:rPr>
         <w:t>，</w:t>
       </w:r>
-      <w:hyperlink r:id="rId27">
-        <w:r>
-          <w:rPr>
-            <w:lang w:val="zh_TW" w:bidi="zh_TW"/>
-          </w:rPr>
-          <w:rPr>
-            <w:color w:val="0000EE"/>
-            <w:u w:val="single"/>
-          </w:rPr>
-          <w:t>5:4</w:t>
-        </w:r>
-      </w:hyperlink>
-      <w:hyperlink r:id="rId27">
-        <w:r>
-          <w:rPr>
-            <w:lang w:val="zh_TW" w:bidi="zh_TW"/>
-          </w:rPr>
-          <w:rPr>
-            <w:color w:val="0000EE"/>
-            <w:u w:val="single"/>
-          </w:rPr>
-          <w:t>-</w:t>
-        </w:r>
-      </w:hyperlink>
-      <w:r>
-        <w:rPr>
-          <w:lang w:val="zh_TW" w:bidi="zh_TW"/>
-        </w:rPr>
-        <w:t>8）</w:t>
+      <w:r>
+        <w:rPr>
+          <w:lang w:val="zh_TW" w:bidi="zh_TW"/>
+        </w:rPr>
+        <w:t>2:18</w:t>
+      </w:r>
+      <w:r>
+        <w:rPr>
+          <w:lang w:val="zh_TW" w:bidi="zh_TW"/>
+        </w:rPr>
+        <w:t>，</w:t>
+      </w:r>
+      <w:r>
+        <w:rPr>
+          <w:lang w:val="zh_TW" w:bidi="zh_TW"/>
+        </w:rPr>
+        <w:t>5:4</w:t>
+      </w:r>
+      <w:r>
+        <w:rPr>
+          <w:lang w:val="zh_TW" w:bidi="zh_TW"/>
+        </w:rPr>
+        <w:t>-</w:t>
+      </w:r>
+      <w:r>
+        <w:rPr>
+          <w:lang w:val="zh_TW" w:bidi="zh_TW"/>
+        </w:rPr>
+        <w:t>8</w:t>
+      </w:r>
+      <w:r>
+        <w:rPr>
+          <w:lang w:val="zh_TW" w:bidi="zh_TW"/>
+        </w:rPr>
+        <w:t>）</w:t>
       </w:r>
     </w:p>
     <w:p>
@@ -771,66 +675,48 @@
         </w:rPr>
         <w:t>古代近東文化中的筵席習俗，不僅見於聖經，也廣泛出現在其它古代文獻中；考古學者所發現的文物，亦常刻畫筵席的場景。聖經中對筵席流程的描述（</w:t>
       </w:r>
-      <w:hyperlink r:id="rId25">
-        <w:r>
-          <w:rPr>
-            <w:lang w:val="zh_TW" w:bidi="zh_TW"/>
-          </w:rPr>
-          <w:rPr>
-            <w:color w:val="0000EE"/>
-            <w:u w:val="single"/>
-          </w:rPr>
-          <w:t>箴9:2</w:t>
-        </w:r>
-      </w:hyperlink>
-      <w:hyperlink r:id="rId25">
-        <w:r>
-          <w:rPr>
-            <w:lang w:val="zh_TW" w:bidi="zh_TW"/>
-          </w:rPr>
-          <w:rPr>
-            <w:color w:val="0000EE"/>
-            <w:u w:val="single"/>
-          </w:rPr>
-          <w:t>-</w:t>
-        </w:r>
-      </w:hyperlink>
-      <w:r>
-        <w:rPr>
-          <w:lang w:val="zh_TW" w:bidi="zh_TW"/>
-        </w:rPr>
-        <w:t>5；</w:t>
-      </w:r>
-      <w:hyperlink r:id="rId25">
-        <w:r>
-          <w:rPr>
-            <w:lang w:val="zh_TW" w:bidi="zh_TW"/>
-          </w:rPr>
-          <w:rPr>
-            <w:color w:val="0000EE"/>
-            <w:u w:val="single"/>
-          </w:rPr>
-          <w:t>太22:1–4</w:t>
-        </w:r>
-      </w:hyperlink>
+      <w:r>
+        <w:rPr>
+          <w:lang w:val="zh_TW" w:bidi="zh_TW"/>
+        </w:rPr>
+        <w:t>箴9:2</w:t>
+      </w:r>
+      <w:r>
+        <w:rPr>
+          <w:lang w:val="zh_TW" w:bidi="zh_TW"/>
+        </w:rPr>
+        <w:t>-</w:t>
+      </w:r>
+      <w:r>
+        <w:rPr>
+          <w:lang w:val="zh_TW" w:bidi="zh_TW"/>
+        </w:rPr>
+        <w:t>5</w:t>
+      </w:r>
       <w:r>
         <w:rPr>
           <w:lang w:val="zh_TW" w:bidi="zh_TW"/>
         </w:rPr>
         <w:t>；</w:t>
       </w:r>
-      <w:hyperlink r:id="rId25">
-        <w:r>
-          <w:rPr>
-            <w:lang w:val="zh_TW" w:bidi="zh_TW"/>
-          </w:rPr>
-          <w:rPr>
-            <w:color w:val="0000EE"/>
-            <w:u w:val="single"/>
-          </w:rPr>
-          <w:t>路14:15–24</w:t>
-        </w:r>
-      </w:hyperlink>
+      <w:r>
+        <w:rPr>
+          <w:lang w:val="zh_TW" w:bidi="zh_TW"/>
+        </w:rPr>
+        <w:t>太22:1–4</w:t>
+      </w:r>
+      <w:r>
+        <w:rPr>
+          <w:lang w:val="zh_TW" w:bidi="zh_TW"/>
+        </w:rPr>
+        <w:t>；</w:t>
+      </w:r>
+      <w:r>
+        <w:rPr>
+          <w:lang w:val="zh_TW" w:bidi="zh_TW"/>
+        </w:rPr>
+        <w:t>路14:15–24</w:t>
+      </w:r>
       <w:r>
         <w:rPr>
           <w:lang w:val="zh_TW" w:bidi="zh_TW"/>
@@ -898,144 +784,96 @@
         </w:rPr>
         <w:t>先知阿摩司描寫了盛大的筵席，並呈現出當時主要的飲食習俗（</w:t>
       </w:r>
-      <w:hyperlink r:id="rId28">
-        <w:r>
-          <w:rPr>
-            <w:lang w:val="zh_TW" w:bidi="zh_TW"/>
-          </w:rPr>
-          <w:rPr>
-            <w:color w:val="0000EE"/>
-            <w:u w:val="single"/>
-          </w:rPr>
-          <w:t>摩6:4–6</w:t>
-        </w:r>
-      </w:hyperlink>
+      <w:r>
+        <w:rPr>
+          <w:lang w:val="zh_TW" w:bidi="zh_TW"/>
+        </w:rPr>
+        <w:t>摩6:4–6</w:t>
+      </w:r>
       <w:r>
         <w:rPr>
           <w:lang w:val="zh_TW" w:bidi="zh_TW"/>
         </w:rPr>
         <w:t>）。人們通常會斜倚在桌前的榻上用餐（</w:t>
       </w:r>
-      <w:hyperlink r:id="rId29">
-        <w:r>
-          <w:rPr>
-            <w:lang w:val="zh_TW" w:bidi="zh_TW"/>
-          </w:rPr>
-          <w:rPr>
-            <w:color w:val="0000EE"/>
-            <w:u w:val="single"/>
-          </w:rPr>
-          <w:t>斯1:6</w:t>
-        </w:r>
-      </w:hyperlink>
+      <w:r>
+        <w:rPr>
+          <w:lang w:val="zh_TW" w:bidi="zh_TW"/>
+        </w:rPr>
+        <w:t>斯1:6</w:t>
+      </w:r>
       <w:r>
         <w:rPr>
           <w:lang w:val="zh_TW" w:bidi="zh_TW"/>
         </w:rPr>
         <w:t>；</w:t>
       </w:r>
-      <w:hyperlink r:id="rId30">
-        <w:r>
-          <w:rPr>
-            <w:lang w:val="zh_TW" w:bidi="zh_TW"/>
-          </w:rPr>
-          <w:rPr>
-            <w:color w:val="0000EE"/>
-            <w:u w:val="single"/>
-          </w:rPr>
-          <w:t>結23:41</w:t>
-        </w:r>
-      </w:hyperlink>
+      <w:r>
+        <w:rPr>
+          <w:lang w:val="zh_TW" w:bidi="zh_TW"/>
+        </w:rPr>
+        <w:t>結23:41</w:t>
+      </w:r>
       <w:r>
         <w:rPr>
           <w:lang w:val="zh_TW" w:bidi="zh_TW"/>
         </w:rPr>
         <w:t>；</w:t>
       </w:r>
-      <w:hyperlink r:id="rId31">
-        <w:r>
-          <w:rPr>
-            <w:lang w:val="zh_TW" w:bidi="zh_TW"/>
-          </w:rPr>
-          <w:rPr>
-            <w:color w:val="0000EE"/>
-            <w:u w:val="single"/>
-          </w:rPr>
-          <w:t>摩6:4</w:t>
-        </w:r>
-      </w:hyperlink>
+      <w:r>
+        <w:rPr>
+          <w:lang w:val="zh_TW" w:bidi="zh_TW"/>
+        </w:rPr>
+        <w:t>摩6:4</w:t>
+      </w:r>
       <w:r>
         <w:rPr>
           <w:lang w:val="zh_TW" w:bidi="zh_TW"/>
         </w:rPr>
         <w:t>；</w:t>
       </w:r>
-      <w:hyperlink r:id="rId32">
-        <w:r>
-          <w:rPr>
-            <w:lang w:val="zh_TW" w:bidi="zh_TW"/>
-          </w:rPr>
-          <w:rPr>
-            <w:color w:val="0000EE"/>
-            <w:u w:val="single"/>
-          </w:rPr>
-          <w:t>太9:10</w:t>
-        </w:r>
-      </w:hyperlink>
+      <w:r>
+        <w:rPr>
+          <w:lang w:val="zh_TW" w:bidi="zh_TW"/>
+        </w:rPr>
+        <w:t>太9:10</w:t>
+      </w:r>
       <w:r>
         <w:rPr>
           <w:lang w:val="zh_TW" w:bidi="zh_TW"/>
         </w:rPr>
         <w:t>；</w:t>
       </w:r>
-      <w:hyperlink r:id="rId33">
-        <w:r>
-          <w:rPr>
-            <w:lang w:val="zh_TW" w:bidi="zh_TW"/>
-          </w:rPr>
-          <w:rPr>
-            <w:color w:val="0000EE"/>
-            <w:u w:val="single"/>
-          </w:rPr>
-          <w:t>路7:49</w:t>
-        </w:r>
-      </w:hyperlink>
+      <w:r>
+        <w:rPr>
+          <w:lang w:val="zh_TW" w:bidi="zh_TW"/>
+        </w:rPr>
+        <w:t>路7:49</w:t>
+      </w:r>
       <w:r>
         <w:rPr>
           <w:lang w:val="zh_TW" w:bidi="zh_TW"/>
         </w:rPr>
         <w:t>，</w:t>
       </w:r>
-      <w:hyperlink r:id="rId34">
-        <w:r>
-          <w:rPr>
-            <w:lang w:val="zh_TW" w:bidi="zh_TW"/>
-          </w:rPr>
-          <w:rPr>
-            <w:color w:val="0000EE"/>
-            <w:u w:val="single"/>
-          </w:rPr>
-          <w:t>14:10</w:t>
-        </w:r>
-      </w:hyperlink>
+      <w:r>
+        <w:rPr>
+          <w:lang w:val="zh_TW" w:bidi="zh_TW"/>
+        </w:rPr>
+        <w:t>14:10</w:t>
+      </w:r>
       <w:r>
         <w:rPr>
           <w:lang w:val="zh_TW" w:bidi="zh_TW"/>
         </w:rPr>
         <w:t>、</w:t>
       </w:r>
-      <w:hyperlink r:id="rId34">
-        <w:r>
-          <w:rPr>
-            <w:lang w:val="zh_TW" w:bidi="zh_TW"/>
-          </w:rPr>
-          <w:rPr>
-            <w:color w:val="0000EE"/>
-            <w:u w:val="single"/>
-          </w:rPr>
-          <w:t>15</w:t>
-        </w:r>
-      </w:hyperlink>
+      <w:r>
+        <w:rPr>
+          <w:lang w:val="zh_TW" w:bidi="zh_TW"/>
+        </w:rPr>
+        <w:t>15</w:t>
+      </w:r>
       <w:r>
         <w:rPr>
           <w:lang w:val="zh_TW" w:bidi="zh_TW"/>
@@ -1056,126 +894,84 @@
         </w:rPr>
         <w:t>筵席的意象在新、舊約聖經中皆具有重要的意義，是神國度的象徵。以賽亞預言，在列國受審、以色列得拯救之後，耶和華要在祂百姓中掌權（</w:t>
       </w:r>
-      <w:hyperlink r:id="rId35">
-        <w:r>
-          <w:rPr>
-            <w:lang w:val="zh_TW" w:bidi="zh_TW"/>
-          </w:rPr>
-          <w:rPr>
-            <w:color w:val="0000EE"/>
-            <w:u w:val="single"/>
-          </w:rPr>
-          <w:t>賽24:23</w:t>
-        </w:r>
-      </w:hyperlink>
+      <w:r>
+        <w:rPr>
+          <w:lang w:val="zh_TW" w:bidi="zh_TW"/>
+        </w:rPr>
+        <w:t>賽24:23</w:t>
+      </w:r>
       <w:r>
         <w:rPr>
           <w:lang w:val="zh_TW" w:bidi="zh_TW"/>
         </w:rPr>
         <w:t>）。這個統治的開始，將以一場為萬民所設的盛大筵席來慶祝（</w:t>
       </w:r>
-      <w:hyperlink r:id="rId36">
-        <w:r>
-          <w:rPr>
-            <w:lang w:val="zh_TW" w:bidi="zh_TW"/>
-          </w:rPr>
-          <w:rPr>
-            <w:color w:val="0000EE"/>
-            <w:u w:val="single"/>
-          </w:rPr>
-          <w:t>賽25:6–8</w:t>
-        </w:r>
-      </w:hyperlink>
+      <w:r>
+        <w:rPr>
+          <w:lang w:val="zh_TW" w:bidi="zh_TW"/>
+        </w:rPr>
+        <w:t>賽25:6–8</w:t>
+      </w:r>
       <w:r>
         <w:rPr>
           <w:lang w:val="zh_TW" w:bidi="zh_TW"/>
         </w:rPr>
         <w:t>；參</w:t>
       </w:r>
-      <w:hyperlink r:id="rId37">
-        <w:r>
-          <w:rPr>
-            <w:lang w:val="zh_TW" w:bidi="zh_TW"/>
-          </w:rPr>
-          <w:rPr>
-            <w:color w:val="0000EE"/>
-            <w:u w:val="single"/>
-          </w:rPr>
-          <w:t>路13:29</w:t>
-        </w:r>
-      </w:hyperlink>
+      <w:r>
+        <w:rPr>
+          <w:lang w:val="zh_TW" w:bidi="zh_TW"/>
+        </w:rPr>
+        <w:t>路13:29</w:t>
+      </w:r>
       <w:r>
         <w:rPr>
           <w:lang w:val="zh_TW" w:bidi="zh_TW"/>
         </w:rPr>
         <w:t>）。舊約聖經中獻祭後的筵席，預表那偉大的宴會——在那裡，神的子民將不再有死亡與悲哀（</w:t>
       </w:r>
-      <w:hyperlink r:id="rId38">
-        <w:r>
-          <w:rPr>
-            <w:lang w:val="zh_TW" w:bidi="zh_TW"/>
-          </w:rPr>
-          <w:rPr>
-            <w:color w:val="0000EE"/>
-            <w:u w:val="single"/>
-          </w:rPr>
-          <w:t>賽25:7</w:t>
-        </w:r>
-      </w:hyperlink>
+      <w:r>
+        <w:rPr>
+          <w:lang w:val="zh_TW" w:bidi="zh_TW"/>
+        </w:rPr>
+        <w:t>賽25:7</w:t>
+      </w:r>
       <w:r>
         <w:rPr>
           <w:lang w:val="zh_TW" w:bidi="zh_TW"/>
         </w:rPr>
         <w:t>；參</w:t>
       </w:r>
-      <w:hyperlink r:id="rId39">
-        <w:r>
-          <w:rPr>
-            <w:lang w:val="zh_TW" w:bidi="zh_TW"/>
-          </w:rPr>
-          <w:rPr>
-            <w:color w:val="0000EE"/>
-            <w:u w:val="single"/>
-          </w:rPr>
-          <w:t>啟21:4</w:t>
-        </w:r>
-      </w:hyperlink>
+      <w:r>
+        <w:rPr>
+          <w:lang w:val="zh_TW" w:bidi="zh_TW"/>
+        </w:rPr>
+        <w:t>啟21:4</w:t>
+      </w:r>
       <w:r>
         <w:rPr>
           <w:lang w:val="zh_TW" w:bidi="zh_TW"/>
         </w:rPr>
         <w:t>）。新約聖經中的筵席，則指向將來蒙救贖的人要在神的國裡與基督一同飲那上好的酒（</w:t>
       </w:r>
-      <w:hyperlink r:id="rId40">
-        <w:r>
-          <w:rPr>
-            <w:lang w:val="zh_TW" w:bidi="zh_TW"/>
-          </w:rPr>
-          <w:rPr>
-            <w:color w:val="0000EE"/>
-            <w:u w:val="single"/>
-          </w:rPr>
-          <w:t>賽25:6</w:t>
-        </w:r>
-      </w:hyperlink>
+      <w:r>
+        <w:rPr>
+          <w:lang w:val="zh_TW" w:bidi="zh_TW"/>
+        </w:rPr>
+        <w:t>賽25:6</w:t>
+      </w:r>
       <w:r>
         <w:rPr>
           <w:lang w:val="zh_TW" w:bidi="zh_TW"/>
         </w:rPr>
         <w:t>；</w:t>
       </w:r>
-      <w:hyperlink r:id="rId41">
-        <w:r>
-          <w:rPr>
-            <w:lang w:val="zh_TW" w:bidi="zh_TW"/>
-          </w:rPr>
-          <w:rPr>
-            <w:color w:val="0000EE"/>
-            <w:u w:val="single"/>
-          </w:rPr>
-          <w:t>路22:14–20</w:t>
-        </w:r>
-      </w:hyperlink>
+      <w:r>
+        <w:rPr>
+          <w:lang w:val="zh_TW" w:bidi="zh_TW"/>
+        </w:rPr>
+        <w:t>路22:14–20</w:t>
+      </w:r>
       <w:r>
         <w:rPr>
           <w:lang w:val="zh_TW" w:bidi="zh_TW"/>
@@ -1196,36 +992,24 @@
         </w:rPr>
         <w:t>在神國中最後的筵席，也被形容為婚宴。雖然一切都已預備妥當，受邀的人眾多，然而被選上的卻不多（</w:t>
       </w:r>
-      <w:hyperlink r:id="rId42">
-        <w:r>
-          <w:rPr>
-            <w:lang w:val="zh_TW" w:bidi="zh_TW"/>
-          </w:rPr>
-          <w:rPr>
-            <w:color w:val="0000EE"/>
-            <w:u w:val="single"/>
-          </w:rPr>
-          <w:t>太22:1–14</w:t>
-        </w:r>
-      </w:hyperlink>
+      <w:r>
+        <w:rPr>
+          <w:lang w:val="zh_TW" w:bidi="zh_TW"/>
+        </w:rPr>
+        <w:t>太22:1–14</w:t>
+      </w:r>
       <w:r>
         <w:rPr>
           <w:lang w:val="zh_TW" w:bidi="zh_TW"/>
         </w:rPr>
         <w:t>）。教會滿懷盼望，等候羔羊的婚宴（</w:t>
       </w:r>
-      <w:hyperlink r:id="rId43">
-        <w:r>
-          <w:rPr>
-            <w:lang w:val="zh_TW" w:bidi="zh_TW"/>
-          </w:rPr>
-          <w:rPr>
-            <w:color w:val="0000EE"/>
-            <w:u w:val="single"/>
-          </w:rPr>
-          <w:t>啟19:7–9</w:t>
-        </w:r>
-      </w:hyperlink>
+      <w:r>
+        <w:rPr>
+          <w:lang w:val="zh_TW" w:bidi="zh_TW"/>
+        </w:rPr>
+        <w:t>啟19:7–9</w:t>
+      </w:r>
       <w:r>
         <w:rPr>
           <w:lang w:val="zh_TW" w:bidi="zh_TW"/>
@@ -1294,282 +1078,180 @@
         </w:rPr>
         <w:t>在和合本中，最常被翻譯為「顏色」的詞語字面意思是「眼目」，並引申為「觀看」（</w:t>
       </w:r>
-      <w:hyperlink r:id="rId44">
-        <w:r>
-          <w:rPr>
-            <w:lang w:val="zh_TW" w:bidi="zh_TW"/>
-          </w:rPr>
-          <w:rPr>
-            <w:color w:val="0000EE"/>
-            <w:u w:val="single"/>
-          </w:rPr>
-          <w:t>利13:55</w:t>
-        </w:r>
-      </w:hyperlink>
+      <w:r>
+        <w:rPr>
+          <w:lang w:val="zh_TW" w:bidi="zh_TW"/>
+        </w:rPr>
+        <w:t>利13:55</w:t>
+      </w:r>
       <w:r>
         <w:rPr>
           <w:lang w:val="zh_TW" w:bidi="zh_TW"/>
         </w:rPr>
         <w:t>；</w:t>
       </w:r>
-      <w:hyperlink r:id="rId45">
-        <w:r>
-          <w:rPr>
-            <w:lang w:val="zh_TW" w:bidi="zh_TW"/>
-          </w:rPr>
-          <w:rPr>
-            <w:color w:val="0000EE"/>
-            <w:u w:val="single"/>
-          </w:rPr>
-          <w:t>民11:7</w:t>
-        </w:r>
-      </w:hyperlink>
+      <w:r>
+        <w:rPr>
+          <w:lang w:val="zh_TW" w:bidi="zh_TW"/>
+        </w:rPr>
+        <w:t>民11:7</w:t>
+      </w:r>
       <w:r>
         <w:rPr>
           <w:lang w:val="zh_TW" w:bidi="zh_TW"/>
         </w:rPr>
         <w:t>；</w:t>
       </w:r>
-      <w:hyperlink r:id="rId46">
-        <w:r>
-          <w:rPr>
-            <w:lang w:val="zh_TW" w:bidi="zh_TW"/>
-          </w:rPr>
-          <w:rPr>
-            <w:color w:val="0000EE"/>
-            <w:u w:val="single"/>
-          </w:rPr>
-          <w:t>箴23:31</w:t>
-        </w:r>
-      </w:hyperlink>
+      <w:r>
+        <w:rPr>
+          <w:lang w:val="zh_TW" w:bidi="zh_TW"/>
+        </w:rPr>
+        <w:t>箴23:31</w:t>
+      </w:r>
       <w:r>
         <w:rPr>
           <w:lang w:val="zh_TW" w:bidi="zh_TW"/>
         </w:rPr>
         <w:t>；</w:t>
       </w:r>
-      <w:hyperlink r:id="rId47">
-        <w:r>
-          <w:rPr>
-            <w:lang w:val="zh_TW" w:bidi="zh_TW"/>
-          </w:rPr>
-          <w:rPr>
-            <w:color w:val="0000EE"/>
-            <w:u w:val="single"/>
-          </w:rPr>
-          <w:t>結1:4、7、16、22、27，</w:t>
-        </w:r>
-      </w:hyperlink>
-      <w:hyperlink r:id="rId48">
-        <w:r>
-          <w:rPr>
-            <w:lang w:val="zh_TW" w:bidi="zh_TW"/>
-          </w:rPr>
-          <w:rPr>
-            <w:color w:val="0000EE"/>
-            <w:u w:val="single"/>
-          </w:rPr>
-          <w:t>8:2，</w:t>
-        </w:r>
-      </w:hyperlink>
-      <w:hyperlink r:id="rId49">
-        <w:r>
-          <w:rPr>
-            <w:lang w:val="zh_TW" w:bidi="zh_TW"/>
-          </w:rPr>
-          <w:rPr>
-            <w:color w:val="0000EE"/>
-            <w:u w:val="single"/>
-          </w:rPr>
-          <w:t>10:9</w:t>
-        </w:r>
-      </w:hyperlink>
+      <w:r>
+        <w:rPr>
+          <w:lang w:val="zh_TW" w:bidi="zh_TW"/>
+        </w:rPr>
+        <w:t>結1:4、7、16、22、27，</w:t>
+      </w:r>
+      <w:r>
+        <w:rPr>
+          <w:lang w:val="zh_TW" w:bidi="zh_TW"/>
+        </w:rPr>
+        <w:t>8:2，</w:t>
+      </w:r>
+      <w:r>
+        <w:rPr>
+          <w:lang w:val="zh_TW" w:bidi="zh_TW"/>
+        </w:rPr>
+        <w:t>10:9</w:t>
+      </w:r>
       <w:r>
         <w:rPr>
           <w:lang w:val="zh_TW" w:bidi="zh_TW"/>
         </w:rPr>
         <w:t>；</w:t>
       </w:r>
-      <w:hyperlink r:id="rId50">
-        <w:r>
-          <w:rPr>
-            <w:lang w:val="zh_TW" w:bidi="zh_TW"/>
-          </w:rPr>
-          <w:rPr>
-            <w:color w:val="0000EE"/>
-            <w:u w:val="single"/>
-          </w:rPr>
-          <w:t>但10:6</w:t>
-        </w:r>
-      </w:hyperlink>
+      <w:r>
+        <w:rPr>
+          <w:lang w:val="zh_TW" w:bidi="zh_TW"/>
+        </w:rPr>
+        <w:t>但10:6</w:t>
+      </w:r>
       <w:r>
         <w:rPr>
           <w:lang w:val="zh_TW" w:bidi="zh_TW"/>
         </w:rPr>
         <w:t>）。</w:t>
       </w:r>
-      <w:hyperlink r:id="rId44">
-        <w:r>
-          <w:rPr>
-            <w:lang w:val="zh_TW" w:bidi="zh_TW"/>
-          </w:rPr>
-          <w:rPr>
-            <w:color w:val="0000EE"/>
-            <w:u w:val="single"/>
-          </w:rPr>
-          <w:t>利未記十三章55節</w:t>
-        </w:r>
-      </w:hyperlink>
+      <w:r>
+        <w:rPr>
+          <w:lang w:val="zh_TW" w:bidi="zh_TW"/>
+        </w:rPr>
+        <w:t>利未記十三章55節</w:t>
+      </w:r>
       <w:r>
         <w:rPr>
           <w:lang w:val="zh_TW" w:bidi="zh_TW"/>
         </w:rPr>
         <w:t>在和合本中保留了「色」的翻譯。在和合本中翻譯為「顏色」的其它詞語指的是面部外觀（</w:t>
       </w:r>
-      <w:hyperlink r:id="rId51">
-        <w:r>
-          <w:rPr>
-            <w:lang w:val="zh_TW" w:bidi="zh_TW"/>
-          </w:rPr>
-          <w:rPr>
-            <w:color w:val="0000EE"/>
-            <w:u w:val="single"/>
-          </w:rPr>
-          <w:t>但5:6–10，</w:t>
-        </w:r>
-      </w:hyperlink>
-      <w:hyperlink r:id="rId52">
-        <w:r>
-          <w:rPr>
-            <w:lang w:val="zh_TW" w:bidi="zh_TW"/>
-          </w:rPr>
-          <w:rPr>
-            <w:color w:val="0000EE"/>
-            <w:u w:val="single"/>
-          </w:rPr>
-          <w:t>7:28</w:t>
-        </w:r>
-      </w:hyperlink>
+      <w:r>
+        <w:rPr>
+          <w:lang w:val="zh_TW" w:bidi="zh_TW"/>
+        </w:rPr>
+        <w:t>但5:6–10，</w:t>
+      </w:r>
+      <w:r>
+        <w:rPr>
+          <w:lang w:val="zh_TW" w:bidi="zh_TW"/>
+        </w:rPr>
+        <w:t>7:28</w:t>
+      </w:r>
       <w:r>
         <w:rPr>
           <w:lang w:val="zh_TW" w:bidi="zh_TW"/>
         </w:rPr>
         <w:t>）、多色的布料（</w:t>
       </w:r>
-      <w:hyperlink r:id="rId53">
-        <w:r>
-          <w:rPr>
-            <w:lang w:val="zh_TW" w:bidi="zh_TW"/>
-          </w:rPr>
-          <w:rPr>
-            <w:color w:val="0000EE"/>
-            <w:u w:val="single"/>
-          </w:rPr>
-          <w:t>箴7:16</w:t>
-        </w:r>
-      </w:hyperlink>
+      <w:r>
+        <w:rPr>
+          <w:lang w:val="zh_TW" w:bidi="zh_TW"/>
+        </w:rPr>
+        <w:t>箴7:16</w:t>
+      </w:r>
       <w:r>
         <w:rPr>
           <w:lang w:val="zh_TW" w:bidi="zh_TW"/>
         </w:rPr>
         <w:t>；</w:t>
       </w:r>
-      <w:hyperlink r:id="rId54">
-        <w:r>
-          <w:rPr>
-            <w:lang w:val="zh_TW" w:bidi="zh_TW"/>
-          </w:rPr>
-          <w:rPr>
-            <w:color w:val="0000EE"/>
-            <w:u w:val="single"/>
-          </w:rPr>
-          <w:t>結17:3，</w:t>
-        </w:r>
-      </w:hyperlink>
-      <w:hyperlink r:id="rId55">
-        <w:r>
-          <w:rPr>
-            <w:lang w:val="zh_TW" w:bidi="zh_TW"/>
-          </w:rPr>
-          <w:rPr>
-            <w:color w:val="0000EE"/>
-            <w:u w:val="single"/>
-          </w:rPr>
-          <w:t>27:24</w:t>
-        </w:r>
-      </w:hyperlink>
+      <w:r>
+        <w:rPr>
+          <w:lang w:val="zh_TW" w:bidi="zh_TW"/>
+        </w:rPr>
+        <w:t>結17:3，</w:t>
+      </w:r>
+      <w:r>
+        <w:rPr>
+          <w:lang w:val="zh_TW" w:bidi="zh_TW"/>
+        </w:rPr>
+        <w:t>27:24</w:t>
+      </w:r>
       <w:r>
         <w:rPr>
           <w:lang w:val="zh_TW" w:bidi="zh_TW"/>
         </w:rPr>
         <w:t>）、寶石（</w:t>
       </w:r>
-      <w:hyperlink r:id="rId56">
-        <w:r>
-          <w:rPr>
-            <w:lang w:val="zh_TW" w:bidi="zh_TW"/>
-          </w:rPr>
-          <w:rPr>
-            <w:color w:val="0000EE"/>
-            <w:u w:val="single"/>
-          </w:rPr>
-          <w:t>代上29:2</w:t>
-        </w:r>
-      </w:hyperlink>
+      <w:r>
+        <w:rPr>
+          <w:lang w:val="zh_TW" w:bidi="zh_TW"/>
+        </w:rPr>
+        <w:t>代上29:2</w:t>
+      </w:r>
       <w:r>
         <w:rPr>
           <w:lang w:val="zh_TW" w:bidi="zh_TW"/>
         </w:rPr>
         <w:t>），以及胸甲（</w:t>
       </w:r>
-      <w:hyperlink r:id="rId57">
-        <w:r>
-          <w:rPr>
-            <w:lang w:val="zh_TW" w:bidi="zh_TW"/>
-          </w:rPr>
-          <w:rPr>
-            <w:color w:val="0000EE"/>
-            <w:u w:val="single"/>
-          </w:rPr>
-          <w:t>啟9:17</w:t>
-        </w:r>
-      </w:hyperlink>
+      <w:r>
+        <w:rPr>
+          <w:lang w:val="zh_TW" w:bidi="zh_TW"/>
+        </w:rPr>
+        <w:t>啟9:17</w:t>
+      </w:r>
       <w:r>
         <w:rPr>
           <w:lang w:val="zh_TW" w:bidi="zh_TW"/>
         </w:rPr>
         <w:t>）。約瑟的「彩衣」（</w:t>
       </w:r>
-      <w:hyperlink r:id="rId58">
-        <w:r>
-          <w:rPr>
-            <w:lang w:val="zh_TW" w:bidi="zh_TW"/>
-          </w:rPr>
-          <w:rPr>
-            <w:color w:val="0000EE"/>
-            <w:u w:val="single"/>
-          </w:rPr>
-          <w:t>創37:3</w:t>
-        </w:r>
-      </w:hyperlink>
+      <w:r>
+        <w:rPr>
+          <w:lang w:val="zh_TW" w:bidi="zh_TW"/>
+        </w:rPr>
+        <w:t>創37:3</w:t>
+      </w:r>
       <w:r>
         <w:rPr>
           <w:lang w:val="zh_TW" w:bidi="zh_TW"/>
         </w:rPr>
         <w:t>）和她瑪的「彩衣」（</w:t>
       </w:r>
-      <w:hyperlink r:id="rId59">
-        <w:r>
-          <w:rPr>
-            <w:lang w:val="zh_TW" w:bidi="zh_TW"/>
-          </w:rPr>
-          <w:rPr>
-            <w:color w:val="0000EE"/>
-            <w:u w:val="single"/>
-          </w:rPr>
-          <w:t>撒下13:18–19</w:t>
-        </w:r>
-      </w:hyperlink>
+      <w:r>
+        <w:rPr>
+          <w:lang w:val="zh_TW" w:bidi="zh_TW"/>
+        </w:rPr>
+        <w:t>撒下13:18–19</w:t>
+      </w:r>
       <w:r>
         <w:rPr>
           <w:lang w:val="zh_TW" w:bidi="zh_TW"/>
@@ -1590,36 +1272,24 @@
         </w:rPr>
         <w:t>在新約中，一個意為「假作（pretense）」的詞在</w:t>
       </w:r>
-      <w:hyperlink r:id="rId60">
-        <w:r>
-          <w:rPr>
-            <w:lang w:val="zh_TW" w:bidi="zh_TW"/>
-          </w:rPr>
-          <w:rPr>
-            <w:color w:val="0000EE"/>
-            <w:u w:val="single"/>
-          </w:rPr>
-          <w:t>使徒行傳二十七章30節</w:t>
-        </w:r>
-      </w:hyperlink>
+      <w:r>
+        <w:rPr>
+          <w:lang w:val="zh_TW" w:bidi="zh_TW"/>
+        </w:rPr>
+        <w:t>使徒行傳二十七章30節</w:t>
+      </w:r>
       <w:r>
         <w:rPr>
           <w:lang w:val="zh_TW" w:bidi="zh_TW"/>
         </w:rPr>
         <w:t>中被用於古義，有英文譯本的譯者解釋為「顏色（color）」。他們還在</w:t>
       </w:r>
-      <w:hyperlink r:id="rId61">
-        <w:r>
-          <w:rPr>
-            <w:lang w:val="zh_TW" w:bidi="zh_TW"/>
-          </w:rPr>
-          <w:rPr>
-            <w:color w:val="0000EE"/>
-            <w:u w:val="single"/>
-          </w:rPr>
-          <w:t>啟示錄十七章4節</w:t>
-        </w:r>
-      </w:hyperlink>
+      <w:r>
+        <w:rPr>
+          <w:lang w:val="zh_TW" w:bidi="zh_TW"/>
+        </w:rPr>
+        <w:t>啟示錄十七章4節</w:t>
+      </w:r>
       <w:r>
         <w:rPr>
           <w:lang w:val="zh_TW" w:bidi="zh_TW"/>
@@ -1693,270 +1363,180 @@
         </w:rPr>
         <w:t>「黑色」在舊約中由五個詞表達，在新約中由一個詞表達，指不同程度的黑暗。這些詞描述了：羊的顏色（</w:t>
       </w:r>
-      <w:hyperlink r:id="rId62">
-        <w:r>
-          <w:rPr>
-            <w:lang w:val="zh_TW" w:bidi="zh_TW"/>
-          </w:rPr>
-          <w:rPr>
-            <w:color w:val="0000EE"/>
-            <w:u w:val="single"/>
-          </w:rPr>
-          <w:t>創30:32–33、35、40</w:t>
-        </w:r>
-      </w:hyperlink>
+      <w:r>
+        <w:rPr>
+          <w:lang w:val="zh_TW" w:bidi="zh_TW"/>
+        </w:rPr>
+        <w:t>創30:32–33、35、40</w:t>
+      </w:r>
       <w:r>
         <w:rPr>
           <w:lang w:val="zh_TW" w:bidi="zh_TW"/>
         </w:rPr>
         <w:t>）、頭髮（</w:t>
       </w:r>
-      <w:hyperlink r:id="rId63">
-        <w:r>
-          <w:rPr>
-            <w:lang w:val="zh_TW" w:bidi="zh_TW"/>
-          </w:rPr>
-          <w:rPr>
-            <w:color w:val="0000EE"/>
-            <w:u w:val="single"/>
-          </w:rPr>
-          <w:t>利13:31、37</w:t>
-        </w:r>
-      </w:hyperlink>
+      <w:r>
+        <w:rPr>
+          <w:lang w:val="zh_TW" w:bidi="zh_TW"/>
+        </w:rPr>
+        <w:t>利13:31、37</w:t>
+      </w:r>
       <w:r>
         <w:rPr>
           <w:lang w:val="zh_TW" w:bidi="zh_TW"/>
         </w:rPr>
         <w:t>；</w:t>
       </w:r>
-      <w:hyperlink r:id="rId64">
-        <w:r>
-          <w:rPr>
-            <w:lang w:val="zh_TW" w:bidi="zh_TW"/>
-          </w:rPr>
-          <w:rPr>
-            <w:color w:val="0000EE"/>
-            <w:u w:val="single"/>
-          </w:rPr>
-          <w:t>歌5:11</w:t>
-        </w:r>
-      </w:hyperlink>
+      <w:r>
+        <w:rPr>
+          <w:lang w:val="zh_TW" w:bidi="zh_TW"/>
+        </w:rPr>
+        <w:t>歌5:11</w:t>
+      </w:r>
       <w:r>
         <w:rPr>
           <w:lang w:val="zh_TW" w:bidi="zh_TW"/>
         </w:rPr>
         <w:t>；</w:t>
       </w:r>
-      <w:hyperlink r:id="rId65">
-        <w:r>
-          <w:rPr>
-            <w:lang w:val="zh_TW" w:bidi="zh_TW"/>
-          </w:rPr>
-          <w:rPr>
-            <w:color w:val="0000EE"/>
-            <w:u w:val="single"/>
-          </w:rPr>
-          <w:t>太5:36</w:t>
-        </w:r>
-      </w:hyperlink>
+      <w:r>
+        <w:rPr>
+          <w:lang w:val="zh_TW" w:bidi="zh_TW"/>
+        </w:rPr>
+        <w:t>太5:36</w:t>
+      </w:r>
       <w:r>
         <w:rPr>
           <w:lang w:val="zh_TW" w:bidi="zh_TW"/>
         </w:rPr>
         <w:t>）、皮膚（</w:t>
       </w:r>
-      <w:hyperlink r:id="rId66">
-        <w:r>
-          <w:rPr>
-            <w:lang w:val="zh_TW" w:bidi="zh_TW"/>
-          </w:rPr>
-          <w:rPr>
-            <w:color w:val="0000EE"/>
-            <w:u w:val="single"/>
-          </w:rPr>
-          <w:t>伯30:30</w:t>
-        </w:r>
-      </w:hyperlink>
+      <w:r>
+        <w:rPr>
+          <w:lang w:val="zh_TW" w:bidi="zh_TW"/>
+        </w:rPr>
+        <w:t>伯30:30</w:t>
+      </w:r>
       <w:r>
         <w:rPr>
           <w:lang w:val="zh_TW" w:bidi="zh_TW"/>
         </w:rPr>
         <w:t>）、馬（</w:t>
       </w:r>
-      <w:hyperlink r:id="rId67">
-        <w:r>
-          <w:rPr>
-            <w:lang w:val="zh_TW" w:bidi="zh_TW"/>
-          </w:rPr>
-          <w:rPr>
-            <w:color w:val="0000EE"/>
-            <w:u w:val="single"/>
-          </w:rPr>
-          <w:t>亞6:2、6</w:t>
-        </w:r>
-      </w:hyperlink>
+      <w:r>
+        <w:rPr>
+          <w:lang w:val="zh_TW" w:bidi="zh_TW"/>
+        </w:rPr>
+        <w:t>亞6:2、6</w:t>
+      </w:r>
       <w:r>
         <w:rPr>
           <w:lang w:val="zh_TW" w:bidi="zh_TW"/>
         </w:rPr>
         <w:t>；</w:t>
       </w:r>
-      <w:hyperlink r:id="rId68">
-        <w:r>
-          <w:rPr>
-            <w:lang w:val="zh_TW" w:bidi="zh_TW"/>
-          </w:rPr>
-          <w:rPr>
-            <w:color w:val="0000EE"/>
-            <w:u w:val="single"/>
-          </w:rPr>
-          <w:t>啟6:5</w:t>
-        </w:r>
-      </w:hyperlink>
+      <w:r>
+        <w:rPr>
+          <w:lang w:val="zh_TW" w:bidi="zh_TW"/>
+        </w:rPr>
+        <w:t>啟6:5</w:t>
+      </w:r>
       <w:r>
         <w:rPr>
           <w:lang w:val="zh_TW" w:bidi="zh_TW"/>
         </w:rPr>
         <w:t>）、天空（</w:t>
       </w:r>
-      <w:hyperlink r:id="rId69">
-        <w:r>
-          <w:rPr>
-            <w:lang w:val="zh_TW" w:bidi="zh_TW"/>
-          </w:rPr>
-          <w:rPr>
-            <w:color w:val="0000EE"/>
-            <w:u w:val="single"/>
-          </w:rPr>
-          <w:t>王上18:45</w:t>
-        </w:r>
-      </w:hyperlink>
+      <w:r>
+        <w:rPr>
+          <w:lang w:val="zh_TW" w:bidi="zh_TW"/>
+        </w:rPr>
+        <w:t>王上18:45</w:t>
+      </w:r>
       <w:r>
         <w:rPr>
           <w:lang w:val="zh_TW" w:bidi="zh_TW"/>
         </w:rPr>
         <w:t>；</w:t>
       </w:r>
-      <w:hyperlink r:id="rId70">
-        <w:r>
-          <w:rPr>
-            <w:lang w:val="zh_TW" w:bidi="zh_TW"/>
-          </w:rPr>
-          <w:rPr>
-            <w:color w:val="0000EE"/>
-            <w:u w:val="single"/>
-          </w:rPr>
-          <w:t>賽50:3</w:t>
-        </w:r>
-      </w:hyperlink>
+      <w:r>
+        <w:rPr>
+          <w:lang w:val="zh_TW" w:bidi="zh_TW"/>
+        </w:rPr>
+        <w:t>賽50:3</w:t>
+      </w:r>
       <w:r>
         <w:rPr>
           <w:lang w:val="zh_TW" w:bidi="zh_TW"/>
         </w:rPr>
         <w:t>；</w:t>
       </w:r>
-      <w:hyperlink r:id="rId71">
-        <w:r>
-          <w:rPr>
-            <w:lang w:val="zh_TW" w:bidi="zh_TW"/>
-          </w:rPr>
-          <w:rPr>
-            <w:color w:val="0000EE"/>
-            <w:u w:val="single"/>
-          </w:rPr>
-          <w:t>耶4:28</w:t>
-        </w:r>
-      </w:hyperlink>
+      <w:r>
+        <w:rPr>
+          <w:lang w:val="zh_TW" w:bidi="zh_TW"/>
+        </w:rPr>
+        <w:t>耶4:28</w:t>
+      </w:r>
       <w:r>
         <w:rPr>
           <w:lang w:val="zh_TW" w:bidi="zh_TW"/>
         </w:rPr>
         <w:t>）、白日（</w:t>
       </w:r>
-      <w:hyperlink r:id="rId72">
-        <w:r>
-          <w:rPr>
-            <w:lang w:val="zh_TW" w:bidi="zh_TW"/>
-          </w:rPr>
-          <w:rPr>
-            <w:color w:val="0000EE"/>
-            <w:u w:val="single"/>
-          </w:rPr>
-          <w:t>伯3:5</w:t>
-        </w:r>
-      </w:hyperlink>
+      <w:r>
+        <w:rPr>
+          <w:lang w:val="zh_TW" w:bidi="zh_TW"/>
+        </w:rPr>
+        <w:t>伯3:5</w:t>
+      </w:r>
       <w:r>
         <w:rPr>
           <w:lang w:val="zh_TW" w:bidi="zh_TW"/>
         </w:rPr>
         <w:t>；</w:t>
       </w:r>
-      <w:hyperlink r:id="rId73">
-        <w:r>
-          <w:rPr>
-            <w:lang w:val="zh_TW" w:bidi="zh_TW"/>
-          </w:rPr>
-          <w:rPr>
-            <w:color w:val="0000EE"/>
-            <w:u w:val="single"/>
-          </w:rPr>
-          <w:t>彌3:6</w:t>
-        </w:r>
-      </w:hyperlink>
+      <w:r>
+        <w:rPr>
+          <w:lang w:val="zh_TW" w:bidi="zh_TW"/>
+        </w:rPr>
+        <w:t>彌3:6</w:t>
+      </w:r>
       <w:r>
         <w:rPr>
           <w:lang w:val="zh_TW" w:bidi="zh_TW"/>
         </w:rPr>
         <w:t>）、變黑的太陽（</w:t>
       </w:r>
-      <w:hyperlink r:id="rId74">
-        <w:r>
-          <w:rPr>
-            <w:lang w:val="zh_TW" w:bidi="zh_TW"/>
-          </w:rPr>
-          <w:rPr>
-            <w:color w:val="0000EE"/>
-            <w:u w:val="single"/>
-          </w:rPr>
-          <w:t>啟6:12</w:t>
-        </w:r>
-      </w:hyperlink>
+      <w:r>
+        <w:rPr>
+          <w:lang w:val="zh_TW" w:bidi="zh_TW"/>
+        </w:rPr>
+        <w:t>啟6:12</w:t>
+      </w:r>
       <w:r>
         <w:rPr>
           <w:lang w:val="zh_TW" w:bidi="zh_TW"/>
         </w:rPr>
         <w:t>），以及入侵的軍隊（</w:t>
       </w:r>
-      <w:hyperlink r:id="rId75">
-        <w:r>
-          <w:rPr>
-            <w:lang w:val="zh_TW" w:bidi="zh_TW"/>
-          </w:rPr>
-          <w:rPr>
-            <w:color w:val="0000EE"/>
-            <w:u w:val="single"/>
-          </w:rPr>
-          <w:t>珥2:2</w:t>
-        </w:r>
-      </w:hyperlink>
+      <w:r>
+        <w:rPr>
+          <w:lang w:val="zh_TW" w:bidi="zh_TW"/>
+        </w:rPr>
+        <w:t>珥2:2</w:t>
+      </w:r>
       <w:r>
         <w:rPr>
           <w:lang w:val="zh_TW" w:bidi="zh_TW"/>
         </w:rPr>
         <w:t>）。約伯記的「沒有日光」（</w:t>
       </w:r>
-      <w:hyperlink r:id="rId76">
-        <w:r>
-          <w:rPr>
-            <w:lang w:val="zh_TW" w:bidi="zh_TW"/>
-          </w:rPr>
-          <w:rPr>
-            <w:color w:val="0000EE"/>
-            <w:u w:val="single"/>
-          </w:rPr>
-          <w:t>伯30:28</w:t>
-        </w:r>
-      </w:hyperlink>
+      <w:r>
+        <w:rPr>
+          <w:lang w:val="zh_TW" w:bidi="zh_TW"/>
+        </w:rPr>
+        <w:t>伯30:28</w:t>
+      </w:r>
       <w:r>
         <w:rPr>
           <w:lang w:val="zh_TW" w:bidi="zh_TW"/>
@@ -1977,156 +1557,102 @@
         </w:rPr>
         <w:t>「藍色」可能指的是從地中海軟體動物中獲得的藍紫色染料。這是一種受歡迎的顏色，但古代認為其不如「皇家紫色」高貴。這兩種染料都產於泰爾，泰爾曾一度壟斷藍色和紫色染料的製造（</w:t>
       </w:r>
-      <w:hyperlink r:id="rId77">
-        <w:r>
-          <w:rPr>
-            <w:lang w:val="zh_TW" w:bidi="zh_TW"/>
-          </w:rPr>
-          <w:rPr>
-            <w:color w:val="0000EE"/>
-            <w:u w:val="single"/>
-          </w:rPr>
-          <w:t>代下2:7、14</w:t>
-        </w:r>
-      </w:hyperlink>
+      <w:r>
+        <w:rPr>
+          <w:lang w:val="zh_TW" w:bidi="zh_TW"/>
+        </w:rPr>
+        <w:t>代下2:7、14</w:t>
+      </w:r>
       <w:r>
         <w:rPr>
           <w:lang w:val="zh_TW" w:bidi="zh_TW"/>
         </w:rPr>
         <w:t>；</w:t>
       </w:r>
-      <w:hyperlink r:id="rId55">
-        <w:r>
-          <w:rPr>
-            <w:lang w:val="zh_TW" w:bidi="zh_TW"/>
-          </w:rPr>
-          <w:rPr>
-            <w:color w:val="0000EE"/>
-            <w:u w:val="single"/>
-          </w:rPr>
-          <w:t>結27:24</w:t>
-        </w:r>
-      </w:hyperlink>
+      <w:r>
+        <w:rPr>
+          <w:lang w:val="zh_TW" w:bidi="zh_TW"/>
+        </w:rPr>
+        <w:t>結27:24</w:t>
+      </w:r>
       <w:r>
         <w:rPr>
           <w:lang w:val="zh_TW" w:bidi="zh_TW"/>
         </w:rPr>
         <w:t>）。泰爾的船使用藍色和紫色作為船篷（</w:t>
       </w:r>
-      <w:hyperlink r:id="rId78">
-        <w:r>
-          <w:rPr>
-            <w:lang w:val="zh_TW" w:bidi="zh_TW"/>
-          </w:rPr>
-          <w:rPr>
-            <w:color w:val="0000EE"/>
-            <w:u w:val="single"/>
-          </w:rPr>
-          <w:t>結27:7</w:t>
-        </w:r>
-      </w:hyperlink>
+      <w:r>
+        <w:rPr>
+          <w:lang w:val="zh_TW" w:bidi="zh_TW"/>
+        </w:rPr>
+        <w:t>結27:7</w:t>
+      </w:r>
       <w:r>
         <w:rPr>
           <w:lang w:val="zh_TW" w:bidi="zh_TW"/>
         </w:rPr>
         <w:t>）。藍色被用於會幕的布料（</w:t>
       </w:r>
-      <w:hyperlink r:id="rId79">
-        <w:r>
-          <w:rPr>
-            <w:lang w:val="zh_TW" w:bidi="zh_TW"/>
-          </w:rPr>
-          <w:rPr>
-            <w:color w:val="0000EE"/>
-            <w:u w:val="single"/>
-          </w:rPr>
-          <w:t>出26:1</w:t>
-        </w:r>
-      </w:hyperlink>
+      <w:r>
+        <w:rPr>
+          <w:lang w:val="zh_TW" w:bidi="zh_TW"/>
+        </w:rPr>
+        <w:t>出26:1</w:t>
+      </w:r>
       <w:r>
         <w:rPr>
           <w:lang w:val="zh_TW" w:bidi="zh_TW"/>
         </w:rPr>
         <w:t>；</w:t>
       </w:r>
-      <w:hyperlink r:id="rId80">
-        <w:r>
-          <w:rPr>
-            <w:lang w:val="zh_TW" w:bidi="zh_TW"/>
-          </w:rPr>
-          <w:rPr>
-            <w:color w:val="0000EE"/>
-            <w:u w:val="single"/>
-          </w:rPr>
-          <w:t>民4:6–9</w:t>
-        </w:r>
-      </w:hyperlink>
+      <w:r>
+        <w:rPr>
+          <w:lang w:val="zh_TW" w:bidi="zh_TW"/>
+        </w:rPr>
+        <w:t>民4:6–9</w:t>
+      </w:r>
       <w:r>
         <w:rPr>
           <w:lang w:val="zh_TW" w:bidi="zh_TW"/>
         </w:rPr>
         <w:t>）、祭司的衣服（</w:t>
       </w:r>
-      <w:hyperlink r:id="rId81">
-        <w:r>
-          <w:rPr>
-            <w:lang w:val="zh_TW" w:bidi="zh_TW"/>
-          </w:rPr>
-          <w:rPr>
-            <w:color w:val="0000EE"/>
-            <w:u w:val="single"/>
-          </w:rPr>
-          <w:t>出28:5–6</w:t>
-        </w:r>
-      </w:hyperlink>
+      <w:r>
+        <w:rPr>
+          <w:lang w:val="zh_TW" w:bidi="zh_TW"/>
+        </w:rPr>
+        <w:t>出28:5–6</w:t>
+      </w:r>
       <w:r>
         <w:rPr>
           <w:lang w:val="zh_TW" w:bidi="zh_TW"/>
         </w:rPr>
         <w:t>）、所羅門的聖殿（</w:t>
       </w:r>
-      <w:hyperlink r:id="rId77">
-        <w:r>
-          <w:rPr>
-            <w:lang w:val="zh_TW" w:bidi="zh_TW"/>
-          </w:rPr>
-          <w:rPr>
-            <w:color w:val="0000EE"/>
-            <w:u w:val="single"/>
-          </w:rPr>
-          <w:t>代下2:7、14</w:t>
-        </w:r>
-      </w:hyperlink>
+      <w:r>
+        <w:rPr>
+          <w:lang w:val="zh_TW" w:bidi="zh_TW"/>
+        </w:rPr>
+        <w:t>代下2:7、14</w:t>
+      </w:r>
       <w:r>
         <w:rPr>
           <w:lang w:val="zh_TW" w:bidi="zh_TW"/>
         </w:rPr>
         <w:t>），以及波斯王宮（</w:t>
       </w:r>
-      <w:hyperlink r:id="rId29">
-        <w:r>
-          <w:rPr>
-            <w:lang w:val="zh_TW" w:bidi="zh_TW"/>
-          </w:rPr>
-          <w:rPr>
-            <w:color w:val="0000EE"/>
-            <w:u w:val="single"/>
-          </w:rPr>
-          <w:t>斯1:6，</w:t>
-        </w:r>
-      </w:hyperlink>
-      <w:hyperlink r:id="rId82">
-        <w:r>
-          <w:rPr>
-            <w:lang w:val="zh_TW" w:bidi="zh_TW"/>
-          </w:rPr>
-          <w:rPr>
-            <w:color w:val="0000EE"/>
-            <w:u w:val="single"/>
-          </w:rPr>
-          <w:t>8:15</w:t>
-        </w:r>
-      </w:hyperlink>
+      <w:r>
+        <w:rPr>
+          <w:lang w:val="zh_TW" w:bidi="zh_TW"/>
+        </w:rPr>
+        <w:t>斯1:6，</w:t>
+      </w:r>
+      <w:r>
+        <w:rPr>
+          <w:lang w:val="zh_TW" w:bidi="zh_TW"/>
+        </w:rPr>
+        <w:t>8:15</w:t>
+      </w:r>
       <w:r>
         <w:rPr>
           <w:lang w:val="zh_TW" w:bidi="zh_TW"/>
@@ -2147,66 +1673,42 @@
         </w:rPr>
         <w:t>「紅色」是三個不同希伯來文的翻譯。這種不同色調的紅色是從某些昆蟲中提取的。這個詞描述了所羅門的聖殿中的某些布料（</w:t>
       </w:r>
-      <w:hyperlink r:id="rId77">
-        <w:r>
-          <w:rPr>
-            <w:lang w:val="zh_TW" w:bidi="zh_TW"/>
-          </w:rPr>
-          <w:rPr>
-            <w:color w:val="0000EE"/>
-            <w:u w:val="single"/>
-          </w:rPr>
-          <w:t>代下2:7、14，</w:t>
-        </w:r>
-      </w:hyperlink>
-      <w:hyperlink r:id="rId83">
-        <w:r>
-          <w:rPr>
-            <w:lang w:val="zh_TW" w:bidi="zh_TW"/>
-          </w:rPr>
-          <w:rPr>
-            <w:color w:val="0000EE"/>
-            <w:u w:val="single"/>
-          </w:rPr>
-          <w:t>3:14</w:t>
-        </w:r>
-      </w:hyperlink>
+      <w:r>
+        <w:rPr>
+          <w:lang w:val="zh_TW" w:bidi="zh_TW"/>
+        </w:rPr>
+        <w:t>代下2:7、14，</w:t>
+      </w:r>
+      <w:r>
+        <w:rPr>
+          <w:lang w:val="zh_TW" w:bidi="zh_TW"/>
+        </w:rPr>
+        <w:t>3:14</w:t>
+      </w:r>
       <w:r>
         <w:rPr>
           <w:lang w:val="zh_TW" w:bidi="zh_TW"/>
         </w:rPr>
         <w:t>），並被用來比喻罪（</w:t>
       </w:r>
-      <w:hyperlink r:id="rId84">
-        <w:r>
-          <w:rPr>
-            <w:lang w:val="zh_TW" w:bidi="zh_TW"/>
-          </w:rPr>
-          <w:rPr>
-            <w:color w:val="0000EE"/>
-            <w:u w:val="single"/>
-          </w:rPr>
-          <w:t>賽1:18</w:t>
-        </w:r>
-      </w:hyperlink>
+      <w:r>
+        <w:rPr>
+          <w:lang w:val="zh_TW" w:bidi="zh_TW"/>
+        </w:rPr>
+        <w:t>賽1:18</w:t>
+      </w:r>
       <w:r>
         <w:rPr>
           <w:lang w:val="zh_TW" w:bidi="zh_TW"/>
         </w:rPr>
         <w:t>）。形容波斯拉衣服的「紅」（</w:t>
       </w:r>
-      <w:hyperlink r:id="rId85">
-        <w:r>
-          <w:rPr>
-            <w:lang w:val="zh_TW" w:bidi="zh_TW"/>
-          </w:rPr>
-          <w:rPr>
-            <w:color w:val="0000EE"/>
-            <w:u w:val="single"/>
-          </w:rPr>
-          <w:t>63:1</w:t>
-        </w:r>
-      </w:hyperlink>
+      <w:r>
+        <w:rPr>
+          <w:lang w:val="zh_TW" w:bidi="zh_TW"/>
+        </w:rPr>
+        <w:t>63:1</w:t>
+      </w:r>
       <w:r>
         <w:rPr>
           <w:lang w:val="zh_TW" w:bidi="zh_TW"/>
@@ -2227,198 +1729,132 @@
         </w:rPr>
         <w:t>「灰色」這個顏色僅在舊約中出現，專門用來形容老年，如灰白的頭髮或白髮（</w:t>
       </w:r>
-      <w:hyperlink r:id="rId86">
-        <w:r>
-          <w:rPr>
-            <w:lang w:val="zh_TW" w:bidi="zh_TW"/>
-          </w:rPr>
-          <w:rPr>
-            <w:color w:val="0000EE"/>
-            <w:u w:val="single"/>
-          </w:rPr>
-          <w:t>創42:38</w:t>
-        </w:r>
-      </w:hyperlink>
+      <w:r>
+        <w:rPr>
+          <w:lang w:val="zh_TW" w:bidi="zh_TW"/>
+        </w:rPr>
+        <w:t>創42:38</w:t>
+      </w:r>
       <w:r>
         <w:rPr>
           <w:lang w:val="zh_TW" w:bidi="zh_TW"/>
         </w:rPr>
         <w:t>；</w:t>
       </w:r>
-      <w:hyperlink r:id="rId87">
-        <w:r>
-          <w:rPr>
-            <w:lang w:val="zh_TW" w:bidi="zh_TW"/>
-          </w:rPr>
-          <w:rPr>
-            <w:color w:val="0000EE"/>
-            <w:u w:val="single"/>
-          </w:rPr>
-          <w:t>44:29–31</w:t>
-        </w:r>
-      </w:hyperlink>
+      <w:r>
+        <w:rPr>
+          <w:lang w:val="zh_TW" w:bidi="zh_TW"/>
+        </w:rPr>
+        <w:t>44:29–31</w:t>
+      </w:r>
       <w:r>
         <w:rPr>
           <w:lang w:val="zh_TW" w:bidi="zh_TW"/>
         </w:rPr>
         <w:t>；</w:t>
       </w:r>
-      <w:hyperlink r:id="rId88">
-        <w:r>
-          <w:rPr>
-            <w:lang w:val="zh_TW" w:bidi="zh_TW"/>
-          </w:rPr>
-          <w:rPr>
-            <w:color w:val="0000EE"/>
-            <w:u w:val="single"/>
-          </w:rPr>
-          <w:t>申32:25</w:t>
-        </w:r>
-      </w:hyperlink>
+      <w:r>
+        <w:rPr>
+          <w:lang w:val="zh_TW" w:bidi="zh_TW"/>
+        </w:rPr>
+        <w:t>申32:25</w:t>
+      </w:r>
       <w:r>
         <w:rPr>
           <w:lang w:val="zh_TW" w:bidi="zh_TW"/>
         </w:rPr>
         <w:t>；</w:t>
       </w:r>
-      <w:hyperlink r:id="rId89">
-        <w:r>
-          <w:rPr>
-            <w:lang w:val="zh_TW" w:bidi="zh_TW"/>
-          </w:rPr>
-          <w:rPr>
-            <w:color w:val="0000EE"/>
-            <w:u w:val="single"/>
-          </w:rPr>
-          <w:t>撒上12:2</w:t>
-        </w:r>
-      </w:hyperlink>
+      <w:r>
+        <w:rPr>
+          <w:lang w:val="zh_TW" w:bidi="zh_TW"/>
+        </w:rPr>
+        <w:t>撒上12:2</w:t>
+      </w:r>
       <w:r>
         <w:rPr>
           <w:lang w:val="zh_TW" w:bidi="zh_TW"/>
         </w:rPr>
         <w:t>；</w:t>
       </w:r>
-      <w:hyperlink r:id="rId90">
-        <w:r>
-          <w:rPr>
-            <w:lang w:val="zh_TW" w:bidi="zh_TW"/>
-          </w:rPr>
-          <w:rPr>
-            <w:color w:val="0000EE"/>
-            <w:u w:val="single"/>
-          </w:rPr>
-          <w:t>王上2:6、9</w:t>
-        </w:r>
-      </w:hyperlink>
+      <w:r>
+        <w:rPr>
+          <w:lang w:val="zh_TW" w:bidi="zh_TW"/>
+        </w:rPr>
+        <w:t>王上2:6、9</w:t>
+      </w:r>
       <w:r>
         <w:rPr>
           <w:lang w:val="zh_TW" w:bidi="zh_TW"/>
         </w:rPr>
         <w:t>；</w:t>
       </w:r>
-      <w:hyperlink r:id="rId91">
-        <w:r>
-          <w:rPr>
-            <w:lang w:val="zh_TW" w:bidi="zh_TW"/>
-          </w:rPr>
-          <w:rPr>
-            <w:color w:val="0000EE"/>
-            <w:u w:val="single"/>
-          </w:rPr>
-          <w:t>伯15:10</w:t>
-        </w:r>
-      </w:hyperlink>
+      <w:r>
+        <w:rPr>
+          <w:lang w:val="zh_TW" w:bidi="zh_TW"/>
+        </w:rPr>
+        <w:t>伯15:10</w:t>
+      </w:r>
       <w:r>
         <w:rPr>
           <w:lang w:val="zh_TW" w:bidi="zh_TW"/>
         </w:rPr>
         <w:t>；</w:t>
       </w:r>
-      <w:hyperlink r:id="rId92">
-        <w:r>
-          <w:rPr>
-            <w:lang w:val="zh_TW" w:bidi="zh_TW"/>
-          </w:rPr>
-          <w:rPr>
-            <w:color w:val="0000EE"/>
-            <w:u w:val="single"/>
-          </w:rPr>
-          <w:t>詩71:18</w:t>
-        </w:r>
-      </w:hyperlink>
+      <w:r>
+        <w:rPr>
+          <w:lang w:val="zh_TW" w:bidi="zh_TW"/>
+        </w:rPr>
+        <w:t>詩71:18</w:t>
+      </w:r>
       <w:r>
         <w:rPr>
           <w:lang w:val="zh_TW" w:bidi="zh_TW"/>
         </w:rPr>
         <w:t>；</w:t>
       </w:r>
-      <w:hyperlink r:id="rId93">
-        <w:r>
-          <w:rPr>
-            <w:lang w:val="zh_TW" w:bidi="zh_TW"/>
-          </w:rPr>
-          <w:rPr>
-            <w:color w:val="0000EE"/>
-            <w:u w:val="single"/>
-          </w:rPr>
-          <w:t>箴20:29</w:t>
-        </w:r>
-      </w:hyperlink>
+      <w:r>
+        <w:rPr>
+          <w:lang w:val="zh_TW" w:bidi="zh_TW"/>
+        </w:rPr>
+        <w:t>箴20:29</w:t>
+      </w:r>
       <w:r>
         <w:rPr>
           <w:lang w:val="zh_TW" w:bidi="zh_TW"/>
         </w:rPr>
         <w:t>；</w:t>
       </w:r>
-      <w:hyperlink r:id="rId94">
-        <w:r>
-          <w:rPr>
-            <w:lang w:val="zh_TW" w:bidi="zh_TW"/>
-          </w:rPr>
-          <w:rPr>
-            <w:color w:val="0000EE"/>
-            <w:u w:val="single"/>
-          </w:rPr>
-          <w:t>賽46:4</w:t>
-        </w:r>
-      </w:hyperlink>
+      <w:r>
+        <w:rPr>
+          <w:lang w:val="zh_TW" w:bidi="zh_TW"/>
+        </w:rPr>
+        <w:t>賽46:4</w:t>
+      </w:r>
       <w:r>
         <w:rPr>
           <w:lang w:val="zh_TW" w:bidi="zh_TW"/>
         </w:rPr>
         <w:t>；</w:t>
       </w:r>
-      <w:hyperlink r:id="rId95">
-        <w:r>
-          <w:rPr>
-            <w:lang w:val="zh_TW" w:bidi="zh_TW"/>
-          </w:rPr>
-          <w:rPr>
-            <w:color w:val="0000EE"/>
-            <w:u w:val="single"/>
-          </w:rPr>
-          <w:t>何7:9</w:t>
-        </w:r>
-      </w:hyperlink>
+      <w:r>
+        <w:rPr>
+          <w:lang w:val="zh_TW" w:bidi="zh_TW"/>
+        </w:rPr>
+        <w:t>何7:9</w:t>
+      </w:r>
       <w:r>
         <w:rPr>
           <w:lang w:val="zh_TW" w:bidi="zh_TW"/>
         </w:rPr>
         <w:t>）。用來形容雜色灰馬的另一個詞（</w:t>
       </w:r>
-      <w:hyperlink r:id="rId96">
-        <w:r>
-          <w:rPr>
-            <w:lang w:val="zh_TW" w:bidi="zh_TW"/>
-          </w:rPr>
-          <w:rPr>
-            <w:color w:val="0000EE"/>
-            <w:u w:val="single"/>
-          </w:rPr>
-          <w:t>亞6:3</w:t>
-        </w:r>
-      </w:hyperlink>
+      <w:r>
+        <w:rPr>
+          <w:lang w:val="zh_TW" w:bidi="zh_TW"/>
+        </w:rPr>
+        <w:t>亞6:3</w:t>
+      </w:r>
       <w:r>
         <w:rPr>
           <w:lang w:val="zh_TW" w:bidi="zh_TW"/>
@@ -2439,378 +1875,252 @@
         </w:rPr>
         <w:t>「綠色」在舊約中由七個詞表達，在新約中由兩個詞表達。多數詞指植物，描述植物的新鮮或濕潤狀態，而非顏色。被形容為「綠色」的有：植物（</w:t>
       </w:r>
-      <w:hyperlink r:id="rId97">
-        <w:r>
-          <w:rPr>
-            <w:lang w:val="zh_TW" w:bidi="zh_TW"/>
-          </w:rPr>
-          <w:rPr>
-            <w:color w:val="0000EE"/>
-            <w:u w:val="single"/>
-          </w:rPr>
-          <w:t>創1:30</w:t>
-        </w:r>
-      </w:hyperlink>
+      <w:r>
+        <w:rPr>
+          <w:lang w:val="zh_TW" w:bidi="zh_TW"/>
+        </w:rPr>
+        <w:t>創1:30</w:t>
+      </w:r>
       <w:r>
         <w:rPr>
           <w:lang w:val="zh_TW" w:bidi="zh_TW"/>
         </w:rPr>
         <w:t>）、樹木（</w:t>
       </w:r>
-      <w:hyperlink r:id="rId98">
-        <w:r>
-          <w:rPr>
-            <w:lang w:val="zh_TW" w:bidi="zh_TW"/>
-          </w:rPr>
-          <w:rPr>
-            <w:color w:val="0000EE"/>
-            <w:u w:val="single"/>
-          </w:rPr>
-          <w:t>王上14:23</w:t>
-        </w:r>
-      </w:hyperlink>
+      <w:r>
+        <w:rPr>
+          <w:lang w:val="zh_TW" w:bidi="zh_TW"/>
+        </w:rPr>
+        <w:t>王上14:23</w:t>
+      </w:r>
       <w:r>
         <w:rPr>
           <w:lang w:val="zh_TW" w:bidi="zh_TW"/>
         </w:rPr>
         <w:t>）、枝子（</w:t>
       </w:r>
-      <w:hyperlink r:id="rId99">
-        <w:r>
-          <w:rPr>
-            <w:lang w:val="zh_TW" w:bidi="zh_TW"/>
-          </w:rPr>
-          <w:rPr>
-            <w:color w:val="0000EE"/>
-            <w:u w:val="single"/>
-          </w:rPr>
-          <w:t>伯15:32</w:t>
-        </w:r>
-      </w:hyperlink>
+      <w:r>
+        <w:rPr>
+          <w:lang w:val="zh_TW" w:bidi="zh_TW"/>
+        </w:rPr>
+        <w:t>伯15:32</w:t>
+      </w:r>
       <w:r>
         <w:rPr>
           <w:lang w:val="zh_TW" w:bidi="zh_TW"/>
         </w:rPr>
         <w:t>）、牧場（</w:t>
       </w:r>
-      <w:hyperlink r:id="rId100">
-        <w:r>
-          <w:rPr>
-            <w:lang w:val="zh_TW" w:bidi="zh_TW"/>
-          </w:rPr>
-          <w:rPr>
-            <w:color w:val="0000EE"/>
-            <w:u w:val="single"/>
-          </w:rPr>
-          <w:t>詩23:2</w:t>
-        </w:r>
-      </w:hyperlink>
+      <w:r>
+        <w:rPr>
+          <w:lang w:val="zh_TW" w:bidi="zh_TW"/>
+        </w:rPr>
+        <w:t>詩23:2</w:t>
+      </w:r>
       <w:r>
         <w:rPr>
           <w:lang w:val="zh_TW" w:bidi="zh_TW"/>
         </w:rPr>
         <w:t>；</w:t>
       </w:r>
-      <w:hyperlink r:id="rId101">
-        <w:r>
-          <w:rPr>
-            <w:lang w:val="zh_TW" w:bidi="zh_TW"/>
-          </w:rPr>
-          <w:rPr>
-            <w:color w:val="0000EE"/>
-            <w:u w:val="single"/>
-          </w:rPr>
-          <w:t>珥2:22</w:t>
-        </w:r>
-      </w:hyperlink>
+      <w:r>
+        <w:rPr>
+          <w:lang w:val="zh_TW" w:bidi="zh_TW"/>
+        </w:rPr>
+        <w:t>珥2:22</w:t>
+      </w:r>
       <w:r>
         <w:rPr>
           <w:lang w:val="zh_TW" w:bidi="zh_TW"/>
         </w:rPr>
         <w:t>）、草藥（</w:t>
       </w:r>
-      <w:hyperlink r:id="rId102">
-        <w:r>
-          <w:rPr>
-            <w:lang w:val="zh_TW" w:bidi="zh_TW"/>
-          </w:rPr>
-          <w:rPr>
-            <w:color w:val="0000EE"/>
-            <w:u w:val="single"/>
-          </w:rPr>
-          <w:t>詩37:2</w:t>
-        </w:r>
-      </w:hyperlink>
+      <w:r>
+        <w:rPr>
+          <w:lang w:val="zh_TW" w:bidi="zh_TW"/>
+        </w:rPr>
+        <w:t>詩37:2</w:t>
+      </w:r>
       <w:r>
         <w:rPr>
           <w:lang w:val="zh_TW" w:bidi="zh_TW"/>
         </w:rPr>
         <w:t>）、橄欖樹（</w:t>
       </w:r>
-      <w:hyperlink r:id="rId103">
-        <w:r>
-          <w:rPr>
-            <w:lang w:val="zh_TW" w:bidi="zh_TW"/>
-          </w:rPr>
-          <w:rPr>
-            <w:color w:val="0000EE"/>
-            <w:u w:val="single"/>
-          </w:rPr>
-          <w:t>詩52:8</w:t>
-        </w:r>
-      </w:hyperlink>
+      <w:r>
+        <w:rPr>
+          <w:lang w:val="zh_TW" w:bidi="zh_TW"/>
+        </w:rPr>
+        <w:t>詩52:8</w:t>
+      </w:r>
       <w:r>
         <w:rPr>
           <w:lang w:val="zh_TW" w:bidi="zh_TW"/>
         </w:rPr>
         <w:t>；</w:t>
       </w:r>
-      <w:hyperlink r:id="rId104">
-        <w:r>
-          <w:rPr>
-            <w:lang w:val="zh_TW" w:bidi="zh_TW"/>
-          </w:rPr>
-          <w:rPr>
-            <w:color w:val="0000EE"/>
-            <w:u w:val="single"/>
-          </w:rPr>
-          <w:t>耶11:16</w:t>
-        </w:r>
-      </w:hyperlink>
+      <w:r>
+        <w:rPr>
+          <w:lang w:val="zh_TW" w:bidi="zh_TW"/>
+        </w:rPr>
+        <w:t>耶11:16</w:t>
+      </w:r>
       <w:r>
         <w:rPr>
           <w:lang w:val="zh_TW" w:bidi="zh_TW"/>
         </w:rPr>
         <w:t>）、荊棘（</w:t>
       </w:r>
-      <w:hyperlink r:id="rId105">
-        <w:r>
-          <w:rPr>
-            <w:lang w:val="zh_TW" w:bidi="zh_TW"/>
-          </w:rPr>
-          <w:rPr>
-            <w:color w:val="0000EE"/>
-            <w:u w:val="single"/>
-          </w:rPr>
-          <w:t>詩58:9</w:t>
-        </w:r>
-      </w:hyperlink>
+      <w:r>
+        <w:rPr>
+          <w:lang w:val="zh_TW" w:bidi="zh_TW"/>
+        </w:rPr>
+        <w:t>詩58:9</w:t>
+      </w:r>
       <w:r>
         <w:rPr>
           <w:lang w:val="zh_TW" w:bidi="zh_TW"/>
         </w:rPr>
         <w:t>）、樹葉（</w:t>
       </w:r>
-      <w:hyperlink r:id="rId106">
-        <w:r>
-          <w:rPr>
-            <w:lang w:val="zh_TW" w:bidi="zh_TW"/>
-          </w:rPr>
-          <w:rPr>
-            <w:color w:val="0000EE"/>
-            <w:u w:val="single"/>
-          </w:rPr>
-          <w:t>耶17:8</w:t>
-        </w:r>
-      </w:hyperlink>
+      <w:r>
+        <w:rPr>
+          <w:lang w:val="zh_TW" w:bidi="zh_TW"/>
+        </w:rPr>
+        <w:t>耶17:8</w:t>
+      </w:r>
       <w:r>
         <w:rPr>
           <w:lang w:val="zh_TW" w:bidi="zh_TW"/>
         </w:rPr>
         <w:t>）、草（</w:t>
       </w:r>
-      <w:hyperlink r:id="rId107">
-        <w:r>
-          <w:rPr>
-            <w:lang w:val="zh_TW" w:bidi="zh_TW"/>
-          </w:rPr>
-          <w:rPr>
-            <w:color w:val="0000EE"/>
-            <w:u w:val="single"/>
-          </w:rPr>
-          <w:t>可6:39</w:t>
-        </w:r>
-      </w:hyperlink>
+      <w:r>
+        <w:rPr>
+          <w:lang w:val="zh_TW" w:bidi="zh_TW"/>
+        </w:rPr>
+        <w:t>可6:39</w:t>
+      </w:r>
       <w:r>
         <w:rPr>
           <w:lang w:val="zh_TW" w:bidi="zh_TW"/>
         </w:rPr>
         <w:t>；</w:t>
       </w:r>
-      <w:hyperlink r:id="rId108">
-        <w:r>
-          <w:rPr>
-            <w:lang w:val="zh_TW" w:bidi="zh_TW"/>
-          </w:rPr>
-          <w:rPr>
-            <w:color w:val="0000EE"/>
-            <w:u w:val="single"/>
-          </w:rPr>
-          <w:t>啟8:7</w:t>
-        </w:r>
-      </w:hyperlink>
+      <w:r>
+        <w:rPr>
+          <w:lang w:val="zh_TW" w:bidi="zh_TW"/>
+        </w:rPr>
+        <w:t>啟8:7</w:t>
+      </w:r>
       <w:r>
         <w:rPr>
           <w:lang w:val="zh_TW" w:bidi="zh_TW"/>
         </w:rPr>
         <w:t>）、木材（</w:t>
       </w:r>
-      <w:hyperlink r:id="rId109">
-        <w:r>
-          <w:rPr>
-            <w:lang w:val="zh_TW" w:bidi="zh_TW"/>
-          </w:rPr>
-          <w:rPr>
-            <w:color w:val="0000EE"/>
-            <w:u w:val="single"/>
-          </w:rPr>
-          <w:t>路23:31</w:t>
-        </w:r>
-      </w:hyperlink>
+      <w:r>
+        <w:rPr>
+          <w:lang w:val="zh_TW" w:bidi="zh_TW"/>
+        </w:rPr>
+        <w:t>路23:31</w:t>
+      </w:r>
       <w:r>
         <w:rPr>
           <w:lang w:val="zh_TW" w:bidi="zh_TW"/>
         </w:rPr>
         <w:t>）。除了各種植物之外，鴿子的翅膀（</w:t>
       </w:r>
-      <w:hyperlink r:id="rId110">
-        <w:r>
-          <w:rPr>
-            <w:lang w:val="zh_TW" w:bidi="zh_TW"/>
-          </w:rPr>
-          <w:rPr>
-            <w:color w:val="0000EE"/>
-            <w:u w:val="single"/>
-          </w:rPr>
-          <w:t>詩68:13</w:t>
-        </w:r>
-      </w:hyperlink>
+      <w:r>
+        <w:rPr>
+          <w:lang w:val="zh_TW" w:bidi="zh_TW"/>
+        </w:rPr>
+        <w:t>詩68:13</w:t>
+      </w:r>
       <w:r>
         <w:rPr>
           <w:lang w:val="zh_TW" w:bidi="zh_TW"/>
         </w:rPr>
         <w:t>）、床榻（</w:t>
       </w:r>
-      <w:hyperlink r:id="rId111">
-        <w:r>
-          <w:rPr>
-            <w:lang w:val="zh_TW" w:bidi="zh_TW"/>
-          </w:rPr>
-          <w:rPr>
-            <w:color w:val="0000EE"/>
-            <w:u w:val="single"/>
-          </w:rPr>
-          <w:t>歌1:16</w:t>
-        </w:r>
-      </w:hyperlink>
+      <w:r>
+        <w:rPr>
+          <w:lang w:val="zh_TW" w:bidi="zh_TW"/>
+        </w:rPr>
+        <w:t>歌1:16</w:t>
+      </w:r>
       <w:r>
         <w:rPr>
           <w:lang w:val="zh_TW" w:bidi="zh_TW"/>
         </w:rPr>
         <w:t>）和義人（</w:t>
       </w:r>
-      <w:hyperlink r:id="rId112">
-        <w:r>
-          <w:rPr>
-            <w:lang w:val="zh_TW" w:bidi="zh_TW"/>
-          </w:rPr>
-          <w:rPr>
-            <w:color w:val="0000EE"/>
-            <w:u w:val="single"/>
-          </w:rPr>
-          <w:t>詩92:14</w:t>
-        </w:r>
-      </w:hyperlink>
+      <w:r>
+        <w:rPr>
+          <w:lang w:val="zh_TW" w:bidi="zh_TW"/>
+        </w:rPr>
+        <w:t>詩92:14</w:t>
+      </w:r>
       <w:r>
         <w:rPr>
           <w:lang w:val="zh_TW" w:bidi="zh_TW"/>
         </w:rPr>
         <w:t>）也被描述為「綠色」。偶像崇拜的儀式在「在各青翠樹下」進行（</w:t>
       </w:r>
-      <w:hyperlink r:id="rId113">
-        <w:r>
-          <w:rPr>
-            <w:lang w:val="zh_TW" w:bidi="zh_TW"/>
-          </w:rPr>
-          <w:rPr>
-            <w:color w:val="0000EE"/>
-            <w:u w:val="single"/>
-          </w:rPr>
-          <w:t>申12:2</w:t>
-        </w:r>
-      </w:hyperlink>
+      <w:r>
+        <w:rPr>
+          <w:lang w:val="zh_TW" w:bidi="zh_TW"/>
+        </w:rPr>
+        <w:t>申12:2</w:t>
+      </w:r>
       <w:r>
         <w:rPr>
           <w:lang w:val="zh_TW" w:bidi="zh_TW"/>
         </w:rPr>
         <w:t>；</w:t>
       </w:r>
-      <w:hyperlink r:id="rId114">
-        <w:r>
-          <w:rPr>
-            <w:lang w:val="zh_TW" w:bidi="zh_TW"/>
-          </w:rPr>
-          <w:rPr>
-            <w:color w:val="0000EE"/>
-            <w:u w:val="single"/>
-          </w:rPr>
-          <w:t>王下16:4</w:t>
-        </w:r>
-      </w:hyperlink>
+      <w:r>
+        <w:rPr>
+          <w:lang w:val="zh_TW" w:bidi="zh_TW"/>
+        </w:rPr>
+        <w:t>王下16:4</w:t>
+      </w:r>
       <w:r>
         <w:rPr>
           <w:lang w:val="zh_TW" w:bidi="zh_TW"/>
         </w:rPr>
         <w:t>；</w:t>
       </w:r>
-      <w:hyperlink r:id="rId115">
-        <w:r>
-          <w:rPr>
-            <w:lang w:val="zh_TW" w:bidi="zh_TW"/>
-          </w:rPr>
-          <w:rPr>
-            <w:color w:val="0000EE"/>
-            <w:u w:val="single"/>
-          </w:rPr>
-          <w:t>賽57:5</w:t>
-        </w:r>
-      </w:hyperlink>
+      <w:r>
+        <w:rPr>
+          <w:lang w:val="zh_TW" w:bidi="zh_TW"/>
+        </w:rPr>
+        <w:t>賽57:5</w:t>
+      </w:r>
       <w:r>
         <w:rPr>
           <w:lang w:val="zh_TW" w:bidi="zh_TW"/>
         </w:rPr>
         <w:t>；</w:t>
       </w:r>
-      <w:hyperlink r:id="rId116">
-        <w:r>
-          <w:rPr>
-            <w:lang w:val="zh_TW" w:bidi="zh_TW"/>
-          </w:rPr>
-          <w:rPr>
-            <w:color w:val="0000EE"/>
-            <w:u w:val="single"/>
-          </w:rPr>
-          <w:t>耶2:20</w:t>
-        </w:r>
-      </w:hyperlink>
+      <w:r>
+        <w:rPr>
+          <w:lang w:val="zh_TW" w:bidi="zh_TW"/>
+        </w:rPr>
+        <w:t>耶2:20</w:t>
+      </w:r>
       <w:r>
         <w:rPr>
           <w:lang w:val="zh_TW" w:bidi="zh_TW"/>
         </w:rPr>
         <w:t>；</w:t>
       </w:r>
-      <w:hyperlink r:id="rId117">
-        <w:r>
-          <w:rPr>
-            <w:lang w:val="zh_TW" w:bidi="zh_TW"/>
-          </w:rPr>
-          <w:rPr>
-            <w:color w:val="0000EE"/>
-            <w:u w:val="single"/>
-          </w:rPr>
-          <w:t>結6:13</w:t>
-        </w:r>
-      </w:hyperlink>
+      <w:r>
+        <w:rPr>
+          <w:lang w:val="zh_TW" w:bidi="zh_TW"/>
+        </w:rPr>
+        <w:t>結6:13</w:t>
+      </w:r>
       <w:r>
         <w:rPr>
           <w:lang w:val="zh_TW" w:bidi="zh_TW"/>
@@ -2831,36 +2141,24 @@
         </w:rPr>
         <w:t>另一個詞「發綠」源自於舊約中一個表示「綠色」的詞，指的是災病（</w:t>
       </w:r>
-      <w:hyperlink r:id="rId118">
-        <w:r>
-          <w:rPr>
-            <w:lang w:val="zh_TW" w:bidi="zh_TW"/>
-          </w:rPr>
-          <w:rPr>
-            <w:color w:val="0000EE"/>
-            <w:u w:val="single"/>
-          </w:rPr>
-          <w:t>利13:49</w:t>
-        </w:r>
-      </w:hyperlink>
+      <w:r>
+        <w:rPr>
+          <w:lang w:val="zh_TW" w:bidi="zh_TW"/>
+        </w:rPr>
+        <w:t>利13:49</w:t>
+      </w:r>
       <w:r>
         <w:rPr>
           <w:lang w:val="zh_TW" w:bidi="zh_TW"/>
         </w:rPr>
         <w:t>）和在房屋牆壁上的真菌（</w:t>
       </w:r>
-      <w:hyperlink r:id="rId119">
-        <w:r>
-          <w:rPr>
-            <w:lang w:val="zh_TW" w:bidi="zh_TW"/>
-          </w:rPr>
-          <w:rPr>
-            <w:color w:val="0000EE"/>
-            <w:u w:val="single"/>
-          </w:rPr>
-          <w:t>14:37</w:t>
-        </w:r>
-      </w:hyperlink>
+      <w:r>
+        <w:rPr>
+          <w:lang w:val="zh_TW" w:bidi="zh_TW"/>
+        </w:rPr>
+        <w:t>14:37</w:t>
+      </w:r>
       <w:r>
         <w:rPr>
           <w:lang w:val="zh_TW" w:bidi="zh_TW"/>
@@ -2881,288 +2179,192 @@
         </w:rPr>
         <w:t>「紫色」在古代世界中是最珍貴的染料，涵蓋了從真正的紫色到紅色的色調，提取自腹足綱的軟體動物。最早使用這種染料的人可能是古代的腓尼基人，他們的名字或許源於一個希臘文詞語，意為「血紅色」。無論如何，腓尼基人多年來壟斷了紫色染料的製造業。一些布料被描述為紫色，例如用於：帳幕的布料（</w:t>
       </w:r>
-      <w:hyperlink r:id="rId120">
-        <w:r>
-          <w:rPr>
-            <w:lang w:val="zh_TW" w:bidi="zh_TW"/>
-          </w:rPr>
-          <w:rPr>
-            <w:color w:val="0000EE"/>
-            <w:u w:val="single"/>
-          </w:rPr>
-          <w:t>出25:4</w:t>
-        </w:r>
-      </w:hyperlink>
+      <w:r>
+        <w:rPr>
+          <w:lang w:val="zh_TW" w:bidi="zh_TW"/>
+        </w:rPr>
+        <w:t>出25:4</w:t>
+      </w:r>
       <w:r>
         <w:rPr>
           <w:lang w:val="zh_TW" w:bidi="zh_TW"/>
         </w:rPr>
         <w:t>；</w:t>
       </w:r>
-      <w:hyperlink r:id="rId79">
-        <w:r>
-          <w:rPr>
-            <w:lang w:val="zh_TW" w:bidi="zh_TW"/>
-          </w:rPr>
-          <w:rPr>
-            <w:color w:val="0000EE"/>
-            <w:u w:val="single"/>
-          </w:rPr>
-          <w:t>26:1</w:t>
-        </w:r>
-      </w:hyperlink>
+      <w:r>
+        <w:rPr>
+          <w:lang w:val="zh_TW" w:bidi="zh_TW"/>
+        </w:rPr>
+        <w:t>26:1</w:t>
+      </w:r>
       <w:r>
         <w:rPr>
           <w:lang w:val="zh_TW" w:bidi="zh_TW"/>
         </w:rPr>
         <w:t>），祭司衣服（</w:t>
       </w:r>
-      <w:hyperlink r:id="rId121">
-        <w:r>
-          <w:rPr>
-            <w:lang w:val="zh_TW" w:bidi="zh_TW"/>
-          </w:rPr>
-          <w:rPr>
-            <w:color w:val="0000EE"/>
-            <w:u w:val="single"/>
-          </w:rPr>
-          <w:t>28:5–8、15、33</w:t>
-        </w:r>
-      </w:hyperlink>
+      <w:r>
+        <w:rPr>
+          <w:lang w:val="zh_TW" w:bidi="zh_TW"/>
+        </w:rPr>
+        <w:t>28:5–8、15、33</w:t>
+      </w:r>
       <w:r>
         <w:rPr>
           <w:lang w:val="zh_TW" w:bidi="zh_TW"/>
         </w:rPr>
         <w:t>），所羅門的聖殿（</w:t>
       </w:r>
-      <w:hyperlink r:id="rId122">
-        <w:r>
-          <w:rPr>
-            <w:lang w:val="zh_TW" w:bidi="zh_TW"/>
-          </w:rPr>
-          <w:rPr>
-            <w:color w:val="0000EE"/>
-            <w:u w:val="single"/>
-          </w:rPr>
-          <w:t>代下2:7</w:t>
-        </w:r>
-      </w:hyperlink>
+      <w:r>
+        <w:rPr>
+          <w:lang w:val="zh_TW" w:bidi="zh_TW"/>
+        </w:rPr>
+        <w:t>代下2:7</w:t>
+      </w:r>
       <w:r>
         <w:rPr>
           <w:lang w:val="zh_TW" w:bidi="zh_TW"/>
         </w:rPr>
         <w:t>），所羅門戰車的內襯（</w:t>
       </w:r>
-      <w:hyperlink r:id="rId123">
-        <w:r>
-          <w:rPr>
-            <w:lang w:val="zh_TW" w:bidi="zh_TW"/>
-          </w:rPr>
-          <w:rPr>
-            <w:color w:val="0000EE"/>
-            <w:u w:val="single"/>
-          </w:rPr>
-          <w:t>歌3:10</w:t>
-        </w:r>
-      </w:hyperlink>
+      <w:r>
+        <w:rPr>
+          <w:lang w:val="zh_TW" w:bidi="zh_TW"/>
+        </w:rPr>
+        <w:t>歌3:10</w:t>
+      </w:r>
       <w:r>
         <w:rPr>
           <w:lang w:val="zh_TW" w:bidi="zh_TW"/>
         </w:rPr>
         <w:t>），以及波斯王宮裝飾（</w:t>
       </w:r>
-      <w:hyperlink r:id="rId29">
-        <w:r>
-          <w:rPr>
-            <w:lang w:val="zh_TW" w:bidi="zh_TW"/>
-          </w:rPr>
-          <w:rPr>
-            <w:color w:val="0000EE"/>
-            <w:u w:val="single"/>
-          </w:rPr>
-          <w:t>斯1:6</w:t>
-        </w:r>
-      </w:hyperlink>
+      <w:r>
+        <w:rPr>
+          <w:lang w:val="zh_TW" w:bidi="zh_TW"/>
+        </w:rPr>
+        <w:t>斯1:6</w:t>
+      </w:r>
       <w:r>
         <w:rPr>
           <w:lang w:val="zh_TW" w:bidi="zh_TW"/>
         </w:rPr>
         <w:t>）。紫色通常是富人和皇室穿著的顏色（</w:t>
       </w:r>
-      <w:hyperlink r:id="rId124">
-        <w:r>
-          <w:rPr>
-            <w:lang w:val="zh_TW" w:bidi="zh_TW"/>
-          </w:rPr>
-          <w:rPr>
-            <w:color w:val="0000EE"/>
-            <w:u w:val="single"/>
-          </w:rPr>
-          <w:t>士8:26</w:t>
-        </w:r>
-      </w:hyperlink>
+      <w:r>
+        <w:rPr>
+          <w:lang w:val="zh_TW" w:bidi="zh_TW"/>
+        </w:rPr>
+        <w:t>士8:26</w:t>
+      </w:r>
       <w:r>
         <w:rPr>
           <w:lang w:val="zh_TW" w:bidi="zh_TW"/>
         </w:rPr>
         <w:t>；</w:t>
       </w:r>
-      <w:hyperlink r:id="rId125">
-        <w:r>
-          <w:rPr>
-            <w:lang w:val="zh_TW" w:bidi="zh_TW"/>
-          </w:rPr>
-          <w:rPr>
-            <w:color w:val="0000EE"/>
-            <w:u w:val="single"/>
-          </w:rPr>
-          <w:t>箴31:22</w:t>
-        </w:r>
-      </w:hyperlink>
+      <w:r>
+        <w:rPr>
+          <w:lang w:val="zh_TW" w:bidi="zh_TW"/>
+        </w:rPr>
+        <w:t>箴31:22</w:t>
+      </w:r>
       <w:r>
         <w:rPr>
           <w:lang w:val="zh_TW" w:bidi="zh_TW"/>
         </w:rPr>
         <w:t>；</w:t>
       </w:r>
-      <w:hyperlink r:id="rId126">
-        <w:r>
-          <w:rPr>
-            <w:lang w:val="zh_TW" w:bidi="zh_TW"/>
-          </w:rPr>
-          <w:rPr>
-            <w:color w:val="0000EE"/>
-            <w:u w:val="single"/>
-          </w:rPr>
-          <w:t>但5:7</w:t>
-        </w:r>
-      </w:hyperlink>
+      <w:r>
+        <w:rPr>
+          <w:lang w:val="zh_TW" w:bidi="zh_TW"/>
+        </w:rPr>
+        <w:t>但5:7</w:t>
+      </w:r>
       <w:r>
         <w:rPr>
           <w:lang w:val="zh_TW" w:bidi="zh_TW"/>
         </w:rPr>
         <w:t>）。末底改因受賞賜而穿紫袍（</w:t>
       </w:r>
-      <w:hyperlink r:id="rId82">
-        <w:r>
-          <w:rPr>
-            <w:lang w:val="zh_TW" w:bidi="zh_TW"/>
-          </w:rPr>
-          <w:rPr>
-            <w:color w:val="0000EE"/>
-            <w:u w:val="single"/>
-          </w:rPr>
-          <w:t>斯8:15</w:t>
-        </w:r>
-      </w:hyperlink>
+      <w:r>
+        <w:rPr>
+          <w:lang w:val="zh_TW" w:bidi="zh_TW"/>
+        </w:rPr>
+        <w:t>斯8:15</w:t>
+      </w:r>
       <w:r>
         <w:rPr>
           <w:lang w:val="zh_TW" w:bidi="zh_TW"/>
         </w:rPr>
         <w:t>）。但以理也得到了類似的衣服（</w:t>
       </w:r>
-      <w:hyperlink r:id="rId127">
-        <w:r>
-          <w:rPr>
-            <w:lang w:val="zh_TW" w:bidi="zh_TW"/>
-          </w:rPr>
-          <w:rPr>
-            <w:color w:val="0000EE"/>
-            <w:u w:val="single"/>
-          </w:rPr>
-          <w:t>但5:29</w:t>
-        </w:r>
-      </w:hyperlink>
+      <w:r>
+        <w:rPr>
+          <w:lang w:val="zh_TW" w:bidi="zh_TW"/>
+        </w:rPr>
+        <w:t>但5:29</w:t>
+      </w:r>
       <w:r>
         <w:rPr>
           <w:lang w:val="zh_TW" w:bidi="zh_TW"/>
         </w:rPr>
         <w:t>）。亞述士兵也穿著紫色衣服（</w:t>
       </w:r>
-      <w:hyperlink r:id="rId128">
-        <w:r>
-          <w:rPr>
-            <w:lang w:val="zh_TW" w:bidi="zh_TW"/>
-          </w:rPr>
-          <w:rPr>
-            <w:color w:val="0000EE"/>
-            <w:u w:val="single"/>
-          </w:rPr>
-          <w:t>結23:6</w:t>
-        </w:r>
-      </w:hyperlink>
+      <w:r>
+        <w:rPr>
+          <w:lang w:val="zh_TW" w:bidi="zh_TW"/>
+        </w:rPr>
+        <w:t>結23:6</w:t>
+      </w:r>
       <w:r>
         <w:rPr>
           <w:lang w:val="zh_TW" w:bidi="zh_TW"/>
         </w:rPr>
         <w:t>）。耶利米書描述偶像穿著藍色和紫色的衣服（</w:t>
       </w:r>
-      <w:hyperlink r:id="rId129">
-        <w:r>
-          <w:rPr>
-            <w:lang w:val="zh_TW" w:bidi="zh_TW"/>
-          </w:rPr>
-          <w:rPr>
-            <w:color w:val="0000EE"/>
-            <w:u w:val="single"/>
-          </w:rPr>
-          <w:t>耶10:9</w:t>
-        </w:r>
-      </w:hyperlink>
+      <w:r>
+        <w:rPr>
+          <w:lang w:val="zh_TW" w:bidi="zh_TW"/>
+        </w:rPr>
+        <w:t>耶10:9</w:t>
+      </w:r>
       <w:r>
         <w:rPr>
           <w:lang w:val="zh_TW" w:bidi="zh_TW"/>
         </w:rPr>
         <w:t>）。泰爾的船有藍色和紫色的遮篷（</w:t>
       </w:r>
-      <w:hyperlink r:id="rId78">
-        <w:r>
-          <w:rPr>
-            <w:lang w:val="zh_TW" w:bidi="zh_TW"/>
-          </w:rPr>
-          <w:rPr>
-            <w:color w:val="0000EE"/>
-            <w:u w:val="single"/>
-          </w:rPr>
-          <w:t>結27:7</w:t>
-        </w:r>
-      </w:hyperlink>
+      <w:r>
+        <w:rPr>
+          <w:lang w:val="zh_TW" w:bidi="zh_TW"/>
+        </w:rPr>
+        <w:t>結27:7</w:t>
+      </w:r>
       <w:r>
         <w:rPr>
           <w:lang w:val="zh_TW" w:bidi="zh_TW"/>
         </w:rPr>
         <w:t>），紫色染料是泰爾與亞蘭人之間的貿易商品（見</w:t>
       </w:r>
-      <w:hyperlink r:id="rId130">
-        <w:r>
-          <w:rPr>
-            <w:lang w:val="zh_TW" w:bidi="zh_TW"/>
-          </w:rPr>
-          <w:rPr>
-            <w:color w:val="0000EE"/>
-            <w:u w:val="single"/>
-          </w:rPr>
-          <w:t>16節</w:t>
-        </w:r>
-      </w:hyperlink>
+      <w:r>
+        <w:rPr>
+          <w:lang w:val="zh_TW" w:bidi="zh_TW"/>
+        </w:rPr>
+        <w:t>16節</w:t>
+      </w:r>
       <w:r>
         <w:rPr>
           <w:lang w:val="zh_TW" w:bidi="zh_TW"/>
         </w:rPr>
         <w:t>）。「紫色」也用來形容頭髮的顏色（</w:t>
       </w:r>
-      <w:hyperlink r:id="rId131">
-        <w:r>
-          <w:rPr>
-            <w:lang w:val="zh_TW" w:bidi="zh_TW"/>
-          </w:rPr>
-          <w:rPr>
-            <w:color w:val="0000EE"/>
-            <w:u w:val="single"/>
-          </w:rPr>
-          <w:t>歌7:5</w:t>
-        </w:r>
-      </w:hyperlink>
+      <w:r>
+        <w:rPr>
+          <w:lang w:val="zh_TW" w:bidi="zh_TW"/>
+        </w:rPr>
+        <w:t>歌7:5</w:t>
+      </w:r>
       <w:r>
         <w:rPr>
           <w:lang w:val="zh_TW" w:bidi="zh_TW"/>
@@ -3183,108 +2385,72 @@
         </w:rPr>
         <w:t>新約中提到紫色的次數少於舊約，但肯定了該染料的經濟重要性。紫色衣服象徵財富（</w:t>
       </w:r>
-      <w:hyperlink r:id="rId132">
-        <w:r>
-          <w:rPr>
-            <w:lang w:val="zh_TW" w:bidi="zh_TW"/>
-          </w:rPr>
-          <w:rPr>
-            <w:color w:val="0000EE"/>
-            <w:u w:val="single"/>
-          </w:rPr>
-          <w:t>路16:19</w:t>
-        </w:r>
-      </w:hyperlink>
+      <w:r>
+        <w:rPr>
+          <w:lang w:val="zh_TW" w:bidi="zh_TW"/>
+        </w:rPr>
+        <w:t>路16:19</w:t>
+      </w:r>
       <w:r>
         <w:rPr>
           <w:lang w:val="zh_TW" w:bidi="zh_TW"/>
         </w:rPr>
         <w:t>）。羅馬兵丁為耶穌披上紫袍（</w:t>
       </w:r>
-      <w:hyperlink r:id="rId133">
-        <w:r>
-          <w:rPr>
-            <w:lang w:val="zh_TW" w:bidi="zh_TW"/>
-          </w:rPr>
-          <w:rPr>
-            <w:color w:val="0000EE"/>
-            <w:u w:val="single"/>
-          </w:rPr>
-          <w:t>可15:17、20</w:t>
-        </w:r>
-      </w:hyperlink>
+      <w:r>
+        <w:rPr>
+          <w:lang w:val="zh_TW" w:bidi="zh_TW"/>
+        </w:rPr>
+        <w:t>可15:17、20</w:t>
+      </w:r>
       <w:r>
         <w:rPr>
           <w:lang w:val="zh_TW" w:bidi="zh_TW"/>
         </w:rPr>
         <w:t>；</w:t>
       </w:r>
-      <w:hyperlink r:id="rId134">
-        <w:r>
-          <w:rPr>
-            <w:lang w:val="zh_TW" w:bidi="zh_TW"/>
-          </w:rPr>
-          <w:rPr>
-            <w:color w:val="0000EE"/>
-            <w:u w:val="single"/>
-          </w:rPr>
-          <w:t>約19:2、5</w:t>
-        </w:r>
-      </w:hyperlink>
+      <w:r>
+        <w:rPr>
+          <w:lang w:val="zh_TW" w:bidi="zh_TW"/>
+        </w:rPr>
+        <w:t>約19:2、5</w:t>
+      </w:r>
       <w:r>
         <w:rPr>
           <w:lang w:val="zh_TW" w:bidi="zh_TW"/>
         </w:rPr>
         <w:t>；參</w:t>
       </w:r>
-      <w:hyperlink r:id="rId135">
-        <w:r>
-          <w:rPr>
-            <w:lang w:val="zh_TW" w:bidi="zh_TW"/>
-          </w:rPr>
-          <w:rPr>
-            <w:color w:val="0000EE"/>
-            <w:u w:val="single"/>
-          </w:rPr>
-          <w:t>太27:28</w:t>
-        </w:r>
-      </w:hyperlink>
+      <w:r>
+        <w:rPr>
+          <w:lang w:val="zh_TW" w:bidi="zh_TW"/>
+        </w:rPr>
+        <w:t>太27:28</w:t>
+      </w:r>
       <w:r>
         <w:rPr>
           <w:lang w:val="zh_TW" w:bidi="zh_TW"/>
         </w:rPr>
         <w:t>，「朱紅色」）。啟示錄中的大淫婦穿著紫色和朱紅色衣服，象徵王室地位（</w:t>
       </w:r>
-      <w:hyperlink r:id="rId61">
-        <w:r>
-          <w:rPr>
-            <w:lang w:val="zh_TW" w:bidi="zh_TW"/>
-          </w:rPr>
-          <w:rPr>
-            <w:color w:val="0000EE"/>
-            <w:u w:val="single"/>
-          </w:rPr>
-          <w:t>啟17:4</w:t>
-        </w:r>
-      </w:hyperlink>
+      <w:r>
+        <w:rPr>
+          <w:lang w:val="zh_TW" w:bidi="zh_TW"/>
+        </w:rPr>
+        <w:t>啟17:4</w:t>
+      </w:r>
       <w:r>
         <w:rPr>
           <w:lang w:val="zh_TW" w:bidi="zh_TW"/>
         </w:rPr>
         <w:t>）。推雅推喇的呂底亞是紫色布料的商人（</w:t>
       </w:r>
-      <w:hyperlink r:id="rId136">
-        <w:r>
-          <w:rPr>
-            <w:lang w:val="zh_TW" w:bidi="zh_TW"/>
-          </w:rPr>
-          <w:rPr>
-            <w:color w:val="0000EE"/>
-            <w:u w:val="single"/>
-          </w:rPr>
-          <w:t>徒16:14</w:t>
-        </w:r>
-      </w:hyperlink>
+      <w:r>
+        <w:rPr>
+          <w:lang w:val="zh_TW" w:bidi="zh_TW"/>
+        </w:rPr>
+        <w:t>徒16:14</w:t>
+      </w:r>
       <w:r>
         <w:rPr>
           <w:lang w:val="zh_TW" w:bidi="zh_TW"/>
@@ -3305,402 +2471,264 @@
         </w:rPr>
         <w:t>「紅色」經常指聖經中提到的某些物體的自然顏色，例如：皮膚（</w:t>
       </w:r>
-      <w:hyperlink r:id="rId137">
-        <w:r>
-          <w:rPr>
-            <w:lang w:val="zh_TW" w:bidi="zh_TW"/>
-          </w:rPr>
-          <w:rPr>
-            <w:color w:val="0000EE"/>
-            <w:u w:val="single"/>
-          </w:rPr>
-          <w:t>創25:25</w:t>
-        </w:r>
-      </w:hyperlink>
+      <w:r>
+        <w:rPr>
+          <w:lang w:val="zh_TW" w:bidi="zh_TW"/>
+        </w:rPr>
+        <w:t>創25:25</w:t>
+      </w:r>
       <w:r>
         <w:rPr>
           <w:lang w:val="zh_TW" w:bidi="zh_TW"/>
         </w:rPr>
         <w:t>）、紅湯（</w:t>
       </w:r>
-      <w:hyperlink r:id="rId138">
-        <w:r>
-          <w:rPr>
-            <w:lang w:val="zh_TW" w:bidi="zh_TW"/>
-          </w:rPr>
-          <w:rPr>
-            <w:color w:val="0000EE"/>
-            <w:u w:val="single"/>
-          </w:rPr>
-          <w:t>30</w:t>
-        </w:r>
-      </w:hyperlink>
+      <w:r>
+        <w:rPr>
+          <w:lang w:val="zh_TW" w:bidi="zh_TW"/>
+        </w:rPr>
+        <w:t>30</w:t>
+      </w:r>
       <w:r>
         <w:rPr>
           <w:lang w:val="zh_TW" w:bidi="zh_TW"/>
         </w:rPr>
         <w:t>節）、眼睛（</w:t>
       </w:r>
-      <w:hyperlink r:id="rId139">
-        <w:r>
-          <w:rPr>
-            <w:lang w:val="zh_TW" w:bidi="zh_TW"/>
-          </w:rPr>
-          <w:rPr>
-            <w:color w:val="0000EE"/>
-            <w:u w:val="single"/>
-          </w:rPr>
-          <w:t>49:12</w:t>
-        </w:r>
-      </w:hyperlink>
+      <w:r>
+        <w:rPr>
+          <w:lang w:val="zh_TW" w:bidi="zh_TW"/>
+        </w:rPr>
+        <w:t>49:12</w:t>
+      </w:r>
       <w:r>
         <w:rPr>
           <w:lang w:val="zh_TW" w:bidi="zh_TW"/>
         </w:rPr>
         <w:t>，雖然這裡使用的詞可能意味著「閃亮」或「暗色」）、獻祭的母牛（</w:t>
       </w:r>
-      <w:hyperlink r:id="rId140">
-        <w:r>
-          <w:rPr>
-            <w:lang w:val="zh_TW" w:bidi="zh_TW"/>
-          </w:rPr>
-          <w:rPr>
-            <w:color w:val="0000EE"/>
-            <w:u w:val="single"/>
-          </w:rPr>
-          <w:t>民19:2</w:t>
-        </w:r>
-      </w:hyperlink>
+      <w:r>
+        <w:rPr>
+          <w:lang w:val="zh_TW" w:bidi="zh_TW"/>
+        </w:rPr>
+        <w:t>民19:2</w:t>
+      </w:r>
       <w:r>
         <w:rPr>
           <w:lang w:val="zh_TW" w:bidi="zh_TW"/>
         </w:rPr>
         <w:t>）、水（</w:t>
       </w:r>
-      <w:hyperlink r:id="rId141">
-        <w:r>
-          <w:rPr>
-            <w:lang w:val="zh_TW" w:bidi="zh_TW"/>
-          </w:rPr>
-          <w:rPr>
-            <w:color w:val="0000EE"/>
-            <w:u w:val="single"/>
-          </w:rPr>
-          <w:t>王下3:22</w:t>
-        </w:r>
-      </w:hyperlink>
+      <w:r>
+        <w:rPr>
+          <w:lang w:val="zh_TW" w:bidi="zh_TW"/>
+        </w:rPr>
+        <w:t>王下3:22</w:t>
+      </w:r>
       <w:r>
         <w:rPr>
           <w:lang w:val="zh_TW" w:bidi="zh_TW"/>
         </w:rPr>
         <w:t>）、哭泣者的臉（</w:t>
       </w:r>
-      <w:hyperlink r:id="rId142">
-        <w:r>
-          <w:rPr>
-            <w:lang w:val="zh_TW" w:bidi="zh_TW"/>
-          </w:rPr>
-          <w:rPr>
-            <w:color w:val="0000EE"/>
-            <w:u w:val="single"/>
-          </w:rPr>
-          <w:t>伯16:16</w:t>
-        </w:r>
-      </w:hyperlink>
+      <w:r>
+        <w:rPr>
+          <w:lang w:val="zh_TW" w:bidi="zh_TW"/>
+        </w:rPr>
+        <w:t>伯16:16</w:t>
+      </w:r>
       <w:r>
         <w:rPr>
           <w:lang w:val="zh_TW" w:bidi="zh_TW"/>
         </w:rPr>
         <w:t>）、酒（</w:t>
       </w:r>
-      <w:hyperlink r:id="rId46">
-        <w:r>
-          <w:rPr>
-            <w:lang w:val="zh_TW" w:bidi="zh_TW"/>
-          </w:rPr>
-          <w:rPr>
-            <w:color w:val="0000EE"/>
-            <w:u w:val="single"/>
-          </w:rPr>
-          <w:t>箴23:31</w:t>
-        </w:r>
-      </w:hyperlink>
+      <w:r>
+        <w:rPr>
+          <w:lang w:val="zh_TW" w:bidi="zh_TW"/>
+        </w:rPr>
+        <w:t>箴23:31</w:t>
+      </w:r>
       <w:r>
         <w:rPr>
           <w:lang w:val="zh_TW" w:bidi="zh_TW"/>
         </w:rPr>
         <w:t>）、喝酒的人的眼睛（</w:t>
       </w:r>
-      <w:hyperlink r:id="rId143">
-        <w:r>
-          <w:rPr>
-            <w:lang w:val="zh_TW" w:bidi="zh_TW"/>
-          </w:rPr>
-          <w:rPr>
-            <w:color w:val="0000EE"/>
-            <w:u w:val="single"/>
-          </w:rPr>
-          <w:t>29</w:t>
-        </w:r>
-      </w:hyperlink>
+      <w:r>
+        <w:rPr>
+          <w:lang w:val="zh_TW" w:bidi="zh_TW"/>
+        </w:rPr>
+        <w:t>29</w:t>
+      </w:r>
       <w:r>
         <w:rPr>
           <w:lang w:val="zh_TW" w:bidi="zh_TW"/>
         </w:rPr>
         <w:t>節）、衣服（</w:t>
       </w:r>
-      <w:hyperlink r:id="rId144">
-        <w:r>
-          <w:rPr>
-            <w:lang w:val="zh_TW" w:bidi="zh_TW"/>
-          </w:rPr>
-          <w:rPr>
-            <w:color w:val="0000EE"/>
-            <w:u w:val="single"/>
-          </w:rPr>
-          <w:t>賽63:2</w:t>
-        </w:r>
-      </w:hyperlink>
+      <w:r>
+        <w:rPr>
+          <w:lang w:val="zh_TW" w:bidi="zh_TW"/>
+        </w:rPr>
+        <w:t>賽63:2</w:t>
+      </w:r>
       <w:r>
         <w:rPr>
           <w:lang w:val="zh_TW" w:bidi="zh_TW"/>
         </w:rPr>
         <w:t>）、盾牌（</w:t>
       </w:r>
-      <w:hyperlink r:id="rId145">
-        <w:r>
-          <w:rPr>
-            <w:lang w:val="zh_TW" w:bidi="zh_TW"/>
-          </w:rPr>
-          <w:rPr>
-            <w:color w:val="0000EE"/>
-            <w:u w:val="single"/>
-          </w:rPr>
-          <w:t>鴻2:3</w:t>
-        </w:r>
-      </w:hyperlink>
+      <w:r>
+        <w:rPr>
+          <w:lang w:val="zh_TW" w:bidi="zh_TW"/>
+        </w:rPr>
+        <w:t>鴻2:3</w:t>
+      </w:r>
       <w:r>
         <w:rPr>
           <w:lang w:val="zh_TW" w:bidi="zh_TW"/>
         </w:rPr>
         <w:t>）和馬（</w:t>
       </w:r>
-      <w:hyperlink r:id="rId146">
-        <w:r>
-          <w:rPr>
-            <w:lang w:val="zh_TW" w:bidi="zh_TW"/>
-          </w:rPr>
-          <w:rPr>
-            <w:color w:val="0000EE"/>
-            <w:u w:val="single"/>
-          </w:rPr>
-          <w:t>亞1:8，</w:t>
-        </w:r>
-      </w:hyperlink>
-      <w:hyperlink r:id="rId147">
-        <w:r>
-          <w:rPr>
-            <w:lang w:val="zh_TW" w:bidi="zh_TW"/>
-          </w:rPr>
-          <w:rPr>
-            <w:color w:val="0000EE"/>
-            <w:u w:val="single"/>
-          </w:rPr>
-          <w:t>6:2</w:t>
-        </w:r>
-      </w:hyperlink>
+      <w:r>
+        <w:rPr>
+          <w:lang w:val="zh_TW" w:bidi="zh_TW"/>
+        </w:rPr>
+        <w:t>亞1:8，</w:t>
+      </w:r>
+      <w:r>
+        <w:rPr>
+          <w:lang w:val="zh_TW" w:bidi="zh_TW"/>
+        </w:rPr>
+        <w:t>6:2</w:t>
+      </w:r>
       <w:r>
         <w:rPr>
           <w:lang w:val="zh_TW" w:bidi="zh_TW"/>
         </w:rPr>
         <w:t>）。「紅色」也用來比喻罪（</w:t>
       </w:r>
-      <w:hyperlink r:id="rId84">
-        <w:r>
-          <w:rPr>
-            <w:lang w:val="zh_TW" w:bidi="zh_TW"/>
-          </w:rPr>
-          <w:rPr>
-            <w:color w:val="0000EE"/>
-            <w:u w:val="single"/>
-          </w:rPr>
-          <w:t>賽1:18</w:t>
-        </w:r>
-      </w:hyperlink>
+      <w:r>
+        <w:rPr>
+          <w:lang w:val="zh_TW" w:bidi="zh_TW"/>
+        </w:rPr>
+        <w:t>賽1:18</w:t>
+      </w:r>
       <w:r>
         <w:rPr>
           <w:lang w:val="zh_TW" w:bidi="zh_TW"/>
         </w:rPr>
         <w:t>）。痲瘋病（</w:t>
       </w:r>
-      <w:hyperlink r:id="rId118">
-        <w:r>
-          <w:rPr>
-            <w:lang w:val="zh_TW" w:bidi="zh_TW"/>
-          </w:rPr>
-          <w:rPr>
-            <w:color w:val="0000EE"/>
-            <w:u w:val="single"/>
-          </w:rPr>
-          <w:t>利13:49</w:t>
-        </w:r>
-      </w:hyperlink>
+      <w:r>
+        <w:rPr>
+          <w:lang w:val="zh_TW" w:bidi="zh_TW"/>
+        </w:rPr>
+        <w:t>利13:49</w:t>
+      </w:r>
       <w:r>
         <w:rPr>
           <w:lang w:val="zh_TW" w:bidi="zh_TW"/>
         </w:rPr>
         <w:t>）、皮膚上的斑點（</w:t>
       </w:r>
-      <w:hyperlink r:id="rId148">
-        <w:r>
-          <w:rPr>
-            <w:lang w:val="zh_TW" w:bidi="zh_TW"/>
-          </w:rPr>
-          <w:rPr>
-            <w:color w:val="0000EE"/>
-            <w:u w:val="single"/>
-          </w:rPr>
-          <w:t>19、24、42–43</w:t>
-        </w:r>
-      </w:hyperlink>
+      <w:r>
+        <w:rPr>
+          <w:lang w:val="zh_TW" w:bidi="zh_TW"/>
+        </w:rPr>
+        <w:t>19、24、42–43</w:t>
+      </w:r>
       <w:r>
         <w:rPr>
           <w:lang w:val="zh_TW" w:bidi="zh_TW"/>
         </w:rPr>
         <w:t>節）、和房屋牆上的真菌（</w:t>
       </w:r>
-      <w:hyperlink r:id="rId119">
-        <w:r>
-          <w:rPr>
-            <w:lang w:val="zh_TW" w:bidi="zh_TW"/>
-          </w:rPr>
-          <w:rPr>
-            <w:color w:val="0000EE"/>
-            <w:u w:val="single"/>
-          </w:rPr>
-          <w:t>14:37</w:t>
-        </w:r>
-      </w:hyperlink>
+      <w:r>
+        <w:rPr>
+          <w:lang w:val="zh_TW" w:bidi="zh_TW"/>
+        </w:rPr>
+        <w:t>14:37</w:t>
+      </w:r>
       <w:r>
         <w:rPr>
           <w:lang w:val="zh_TW" w:bidi="zh_TW"/>
         </w:rPr>
         <w:t>）都被染上了紅色的色調。舊約中經常提到紅海（</w:t>
       </w:r>
-      <w:hyperlink r:id="rId149">
-        <w:r>
-          <w:rPr>
-            <w:lang w:val="zh_TW" w:bidi="zh_TW"/>
-          </w:rPr>
-          <w:rPr>
-            <w:color w:val="0000EE"/>
-            <w:u w:val="single"/>
-          </w:rPr>
-          <w:t>出10:19，</w:t>
-        </w:r>
-      </w:hyperlink>
-      <w:hyperlink r:id="rId150">
-        <w:r>
-          <w:rPr>
-            <w:lang w:val="zh_TW" w:bidi="zh_TW"/>
-          </w:rPr>
-          <w:rPr>
-            <w:color w:val="0000EE"/>
-            <w:u w:val="single"/>
-          </w:rPr>
-          <w:t>15:4</w:t>
-        </w:r>
-      </w:hyperlink>
+      <w:r>
+        <w:rPr>
+          <w:lang w:val="zh_TW" w:bidi="zh_TW"/>
+        </w:rPr>
+        <w:t>出10:19，</w:t>
+      </w:r>
+      <w:r>
+        <w:rPr>
+          <w:lang w:val="zh_TW" w:bidi="zh_TW"/>
+        </w:rPr>
+        <w:t>15:4</w:t>
+      </w:r>
       <w:r>
         <w:rPr>
           <w:lang w:val="zh_TW" w:bidi="zh_TW"/>
         </w:rPr>
         <w:t>），但希伯來文實際意為「蘆葦海」。然而，新約中的希臘文確實表示「紅色」（</w:t>
       </w:r>
-      <w:hyperlink r:id="rId151">
-        <w:r>
-          <w:rPr>
-            <w:lang w:val="zh_TW" w:bidi="zh_TW"/>
-          </w:rPr>
-          <w:rPr>
-            <w:color w:val="0000EE"/>
-            <w:u w:val="single"/>
-          </w:rPr>
-          <w:t>徒7:36</w:t>
-        </w:r>
-      </w:hyperlink>
+      <w:r>
+        <w:rPr>
+          <w:lang w:val="zh_TW" w:bidi="zh_TW"/>
+        </w:rPr>
+        <w:t>徒7:36</w:t>
+      </w:r>
       <w:r>
         <w:rPr>
           <w:lang w:val="zh_TW" w:bidi="zh_TW"/>
         </w:rPr>
         <w:t>；</w:t>
       </w:r>
-      <w:hyperlink r:id="rId152">
-        <w:r>
-          <w:rPr>
-            <w:lang w:val="zh_TW" w:bidi="zh_TW"/>
-          </w:rPr>
-          <w:rPr>
-            <w:color w:val="0000EE"/>
-            <w:u w:val="single"/>
-          </w:rPr>
-          <w:t>來11:29</w:t>
-        </w:r>
-      </w:hyperlink>
+      <w:r>
+        <w:rPr>
+          <w:lang w:val="zh_TW" w:bidi="zh_TW"/>
+        </w:rPr>
+        <w:t>來11:29</w:t>
+      </w:r>
       <w:r>
         <w:rPr>
           <w:lang w:val="zh_TW" w:bidi="zh_TW"/>
         </w:rPr>
         <w:t>）。在新約中，紅色用來描述天空（</w:t>
       </w:r>
-      <w:hyperlink r:id="rId153">
-        <w:r>
-          <w:rPr>
-            <w:lang w:val="zh_TW" w:bidi="zh_TW"/>
-          </w:rPr>
-          <w:rPr>
-            <w:color w:val="0000EE"/>
-            <w:u w:val="single"/>
-          </w:rPr>
-          <w:t>太16:2–3</w:t>
-        </w:r>
-      </w:hyperlink>
+      <w:r>
+        <w:rPr>
+          <w:lang w:val="zh_TW" w:bidi="zh_TW"/>
+        </w:rPr>
+        <w:t>太16:2–3</w:t>
+      </w:r>
       <w:r>
         <w:rPr>
           <w:lang w:val="zh_TW" w:bidi="zh_TW"/>
         </w:rPr>
         <w:t>）、馬（</w:t>
       </w:r>
-      <w:hyperlink r:id="rId154">
-        <w:r>
-          <w:rPr>
-            <w:lang w:val="zh_TW" w:bidi="zh_TW"/>
-          </w:rPr>
-          <w:rPr>
-            <w:color w:val="0000EE"/>
-            <w:u w:val="single"/>
-          </w:rPr>
-          <w:t>啟6:4</w:t>
-        </w:r>
-      </w:hyperlink>
+      <w:r>
+        <w:rPr>
+          <w:lang w:val="zh_TW" w:bidi="zh_TW"/>
+        </w:rPr>
+        <w:t>啟6:4</w:t>
+      </w:r>
       <w:r>
         <w:rPr>
           <w:lang w:val="zh_TW" w:bidi="zh_TW"/>
         </w:rPr>
         <w:t>）和龍（</w:t>
       </w:r>
-      <w:hyperlink r:id="rId155">
-        <w:r>
-          <w:rPr>
-            <w:lang w:val="zh_TW" w:bidi="zh_TW"/>
-          </w:rPr>
-          <w:rPr>
-            <w:color w:val="0000EE"/>
-            <w:u w:val="single"/>
-          </w:rPr>
-          <w:t>12:3</w:t>
-        </w:r>
-      </w:hyperlink>
+      <w:r>
+        <w:rPr>
+          <w:lang w:val="zh_TW" w:bidi="zh_TW"/>
+        </w:rPr>
+        <w:t>12:3</w:t>
+      </w:r>
       <w:r>
         <w:rPr>
           <w:lang w:val="zh_TW" w:bidi="zh_TW"/>
@@ -3721,372 +2749,246 @@
         </w:rPr>
         <w:t>「朱紅色」是一種鮮紅色染料，來源於某些昆蟲，常用於布料和紗線，是古代世界中極為珍貴的顏色（</w:t>
       </w:r>
-      <w:hyperlink r:id="rId156">
-        <w:r>
-          <w:rPr>
-            <w:lang w:val="zh_TW" w:bidi="zh_TW"/>
-          </w:rPr>
-          <w:rPr>
-            <w:color w:val="0000EE"/>
-            <w:u w:val="single"/>
-          </w:rPr>
-          <w:t>啟18:12</w:t>
-        </w:r>
-      </w:hyperlink>
+      <w:r>
+        <w:rPr>
+          <w:lang w:val="zh_TW" w:bidi="zh_TW"/>
+        </w:rPr>
+        <w:t>啟18:12</w:t>
+      </w:r>
       <w:r>
         <w:rPr>
           <w:lang w:val="zh_TW" w:bidi="zh_TW"/>
         </w:rPr>
         <w:t>）。在聖經中，很難區分「朱紅色」和「深紅色」。在謝拉出生時，一根朱紅線被綁在他的手上（</w:t>
       </w:r>
-      <w:hyperlink r:id="rId157">
-        <w:r>
-          <w:rPr>
-            <w:lang w:val="zh_TW" w:bidi="zh_TW"/>
-          </w:rPr>
-          <w:rPr>
-            <w:color w:val="0000EE"/>
-            <w:u w:val="single"/>
-          </w:rPr>
-          <w:t>創38:28、30</w:t>
-        </w:r>
-      </w:hyperlink>
+      <w:r>
+        <w:rPr>
+          <w:lang w:val="zh_TW" w:bidi="zh_TW"/>
+        </w:rPr>
+        <w:t>創38:28、30</w:t>
+      </w:r>
       <w:r>
         <w:rPr>
           <w:lang w:val="zh_TW" w:bidi="zh_TW"/>
         </w:rPr>
         <w:t>）。這個詞描述了會幕中的某些布料（</w:t>
       </w:r>
-      <w:hyperlink r:id="rId120">
-        <w:r>
-          <w:rPr>
-            <w:lang w:val="zh_TW" w:bidi="zh_TW"/>
-          </w:rPr>
-          <w:rPr>
-            <w:color w:val="0000EE"/>
-            <w:u w:val="single"/>
-          </w:rPr>
-          <w:t>出25:4</w:t>
-        </w:r>
-      </w:hyperlink>
+      <w:r>
+        <w:rPr>
+          <w:lang w:val="zh_TW" w:bidi="zh_TW"/>
+        </w:rPr>
+        <w:t>出25:4</w:t>
+      </w:r>
       <w:r>
         <w:rPr>
           <w:lang w:val="zh_TW" w:bidi="zh_TW"/>
         </w:rPr>
         <w:t>；</w:t>
       </w:r>
-      <w:hyperlink r:id="rId158">
-        <w:r>
-          <w:rPr>
-            <w:lang w:val="zh_TW" w:bidi="zh_TW"/>
-          </w:rPr>
-          <w:rPr>
-            <w:color w:val="0000EE"/>
-            <w:u w:val="single"/>
-          </w:rPr>
-          <w:t>26:1、31、36，</w:t>
-        </w:r>
-      </w:hyperlink>
-      <w:hyperlink r:id="rId159">
-        <w:r>
-          <w:rPr>
-            <w:lang w:val="zh_TW" w:bidi="zh_TW"/>
-          </w:rPr>
-          <w:rPr>
-            <w:color w:val="0000EE"/>
-            <w:u w:val="single"/>
-          </w:rPr>
-          <w:t>27:16</w:t>
-        </w:r>
-      </w:hyperlink>
+      <w:r>
+        <w:rPr>
+          <w:lang w:val="zh_TW" w:bidi="zh_TW"/>
+        </w:rPr>
+        <w:t>26:1、31、36，</w:t>
+      </w:r>
+      <w:r>
+        <w:rPr>
+          <w:lang w:val="zh_TW" w:bidi="zh_TW"/>
+        </w:rPr>
+        <w:t>27:16</w:t>
+      </w:r>
       <w:r>
         <w:rPr>
           <w:lang w:val="zh_TW" w:bidi="zh_TW"/>
         </w:rPr>
         <w:t>）、祭司的衣服（</w:t>
       </w:r>
-      <w:hyperlink r:id="rId121">
-        <w:r>
-          <w:rPr>
-            <w:lang w:val="zh_TW" w:bidi="zh_TW"/>
-          </w:rPr>
-          <w:rPr>
-            <w:color w:val="0000EE"/>
-            <w:u w:val="single"/>
-          </w:rPr>
-          <w:t>28:5–8、15、33</w:t>
-        </w:r>
-      </w:hyperlink>
+      <w:r>
+        <w:rPr>
+          <w:lang w:val="zh_TW" w:bidi="zh_TW"/>
+        </w:rPr>
+        <w:t>28:5–8、15、33</w:t>
+      </w:r>
       <w:r>
         <w:rPr>
           <w:lang w:val="zh_TW" w:bidi="zh_TW"/>
         </w:rPr>
         <w:t>）、繩子（</w:t>
       </w:r>
-      <w:hyperlink r:id="rId160">
-        <w:r>
-          <w:rPr>
-            <w:lang w:val="zh_TW" w:bidi="zh_TW"/>
-          </w:rPr>
-          <w:rPr>
-            <w:color w:val="0000EE"/>
-            <w:u w:val="single"/>
-          </w:rPr>
-          <w:t>書2:18、21</w:t>
-        </w:r>
-      </w:hyperlink>
+      <w:r>
+        <w:rPr>
+          <w:lang w:val="zh_TW" w:bidi="zh_TW"/>
+        </w:rPr>
+        <w:t>書2:18、21</w:t>
+      </w:r>
       <w:r>
         <w:rPr>
           <w:lang w:val="zh_TW" w:bidi="zh_TW"/>
         </w:rPr>
         <w:t>）、衣服（</w:t>
       </w:r>
-      <w:hyperlink r:id="rId161">
-        <w:r>
-          <w:rPr>
-            <w:lang w:val="zh_TW" w:bidi="zh_TW"/>
-          </w:rPr>
-          <w:rPr>
-            <w:color w:val="0000EE"/>
-            <w:u w:val="single"/>
-          </w:rPr>
-          <w:t>撒下1:24</w:t>
-        </w:r>
-      </w:hyperlink>
+      <w:r>
+        <w:rPr>
+          <w:lang w:val="zh_TW" w:bidi="zh_TW"/>
+        </w:rPr>
+        <w:t>撒下1:24</w:t>
+      </w:r>
       <w:r>
         <w:rPr>
           <w:lang w:val="zh_TW" w:bidi="zh_TW"/>
         </w:rPr>
         <w:t>；</w:t>
       </w:r>
-      <w:hyperlink r:id="rId162">
-        <w:r>
-          <w:rPr>
-            <w:lang w:val="zh_TW" w:bidi="zh_TW"/>
-          </w:rPr>
-          <w:rPr>
-            <w:color w:val="0000EE"/>
-            <w:u w:val="single"/>
-          </w:rPr>
-          <w:t>箴31:21</w:t>
-        </w:r>
-      </w:hyperlink>
+      <w:r>
+        <w:rPr>
+          <w:lang w:val="zh_TW" w:bidi="zh_TW"/>
+        </w:rPr>
+        <w:t>箴31:21</w:t>
+      </w:r>
       <w:r>
         <w:rPr>
           <w:lang w:val="zh_TW" w:bidi="zh_TW"/>
         </w:rPr>
         <w:t>；</w:t>
       </w:r>
-      <w:hyperlink r:id="rId163">
-        <w:r>
-          <w:rPr>
-            <w:lang w:val="zh_TW" w:bidi="zh_TW"/>
-          </w:rPr>
-          <w:rPr>
-            <w:color w:val="0000EE"/>
-            <w:u w:val="single"/>
-          </w:rPr>
-          <w:t>耶4:30</w:t>
-        </w:r>
-      </w:hyperlink>
+      <w:r>
+        <w:rPr>
+          <w:lang w:val="zh_TW" w:bidi="zh_TW"/>
+        </w:rPr>
+        <w:t>耶4:30</w:t>
+      </w:r>
       <w:r>
         <w:rPr>
           <w:lang w:val="zh_TW" w:bidi="zh_TW"/>
         </w:rPr>
         <w:t>）、嘴唇（</w:t>
       </w:r>
-      <w:hyperlink r:id="rId164">
-        <w:r>
-          <w:rPr>
-            <w:lang w:val="zh_TW" w:bidi="zh_TW"/>
-          </w:rPr>
-          <w:rPr>
-            <w:color w:val="0000EE"/>
-            <w:u w:val="single"/>
-          </w:rPr>
-          <w:t>歌4:3</w:t>
-        </w:r>
-      </w:hyperlink>
+      <w:r>
+        <w:rPr>
+          <w:lang w:val="zh_TW" w:bidi="zh_TW"/>
+        </w:rPr>
+        <w:t>歌4:3</w:t>
+      </w:r>
       <w:r>
         <w:rPr>
           <w:lang w:val="zh_TW" w:bidi="zh_TW"/>
         </w:rPr>
         <w:t>）和士兵的制服（</w:t>
       </w:r>
-      <w:hyperlink r:id="rId145">
-        <w:r>
-          <w:rPr>
-            <w:lang w:val="zh_TW" w:bidi="zh_TW"/>
-          </w:rPr>
-          <w:rPr>
-            <w:color w:val="0000EE"/>
-            <w:u w:val="single"/>
-          </w:rPr>
-          <w:t>鴻2:3</w:t>
-        </w:r>
-      </w:hyperlink>
+      <w:r>
+        <w:rPr>
+          <w:lang w:val="zh_TW" w:bidi="zh_TW"/>
+        </w:rPr>
+        <w:t>鴻2:3</w:t>
+      </w:r>
       <w:r>
         <w:rPr>
           <w:lang w:val="zh_TW" w:bidi="zh_TW"/>
         </w:rPr>
         <w:t>）。某種朱紅材料用於西奈山立約（</w:t>
       </w:r>
-      <w:hyperlink r:id="rId165">
-        <w:r>
-          <w:rPr>
-            <w:lang w:val="zh_TW" w:bidi="zh_TW"/>
-          </w:rPr>
-          <w:rPr>
-            <w:color w:val="0000EE"/>
-            <w:u w:val="single"/>
-          </w:rPr>
-          <w:t>來9:19</w:t>
-        </w:r>
-      </w:hyperlink>
+      <w:r>
+        <w:rPr>
+          <w:lang w:val="zh_TW" w:bidi="zh_TW"/>
+        </w:rPr>
+        <w:t>來9:19</w:t>
+      </w:r>
       <w:r>
         <w:rPr>
           <w:lang w:val="zh_TW" w:bidi="zh_TW"/>
         </w:rPr>
         <w:t>）、潔淨痲瘋病人（</w:t>
       </w:r>
-      <w:hyperlink r:id="rId166">
-        <w:r>
-          <w:rPr>
-            <w:lang w:val="zh_TW" w:bidi="zh_TW"/>
-          </w:rPr>
-          <w:rPr>
-            <w:color w:val="0000EE"/>
-            <w:u w:val="single"/>
-          </w:rPr>
-          <w:t>利14:4–6</w:t>
-        </w:r>
-      </w:hyperlink>
+      <w:r>
+        <w:rPr>
+          <w:lang w:val="zh_TW" w:bidi="zh_TW"/>
+        </w:rPr>
+        <w:t>利14:4–6</w:t>
+      </w:r>
       <w:r>
         <w:rPr>
           <w:lang w:val="zh_TW" w:bidi="zh_TW"/>
         </w:rPr>
         <w:t>）和房屋（</w:t>
       </w:r>
-      <w:hyperlink r:id="rId167">
-        <w:r>
-          <w:rPr>
-            <w:lang w:val="zh_TW" w:bidi="zh_TW"/>
-          </w:rPr>
-          <w:rPr>
-            <w:color w:val="0000EE"/>
-            <w:u w:val="single"/>
-          </w:rPr>
-          <w:t>49–52節</w:t>
-        </w:r>
-      </w:hyperlink>
+      <w:r>
+        <w:rPr>
+          <w:lang w:val="zh_TW" w:bidi="zh_TW"/>
+        </w:rPr>
+        <w:t>49–52節</w:t>
+      </w:r>
       <w:r>
         <w:rPr>
           <w:lang w:val="zh_TW" w:bidi="zh_TW"/>
         </w:rPr>
         <w:t>）、遮蓋陳設餅桌子的器物（</w:t>
       </w:r>
-      <w:hyperlink r:id="rId168">
-        <w:r>
-          <w:rPr>
-            <w:lang w:val="zh_TW" w:bidi="zh_TW"/>
-          </w:rPr>
-          <w:rPr>
-            <w:color w:val="0000EE"/>
-            <w:u w:val="single"/>
-          </w:rPr>
-          <w:t>民4:8</w:t>
-        </w:r>
-      </w:hyperlink>
+      <w:r>
+        <w:rPr>
+          <w:lang w:val="zh_TW" w:bidi="zh_TW"/>
+        </w:rPr>
+        <w:t>民4:8</w:t>
+      </w:r>
       <w:r>
         <w:rPr>
           <w:lang w:val="zh_TW" w:bidi="zh_TW"/>
         </w:rPr>
         <w:t>），以及潔淨母牛的儀式（</w:t>
       </w:r>
-      <w:hyperlink r:id="rId169">
-        <w:r>
-          <w:rPr>
-            <w:lang w:val="zh_TW" w:bidi="zh_TW"/>
-          </w:rPr>
-          <w:rPr>
-            <w:color w:val="0000EE"/>
-            <w:u w:val="single"/>
-          </w:rPr>
-          <w:t>19:6</w:t>
-        </w:r>
-      </w:hyperlink>
+      <w:r>
+        <w:rPr>
+          <w:lang w:val="zh_TW" w:bidi="zh_TW"/>
+        </w:rPr>
+        <w:t>19:6</w:t>
+      </w:r>
       <w:r>
         <w:rPr>
           <w:lang w:val="zh_TW" w:bidi="zh_TW"/>
         </w:rPr>
         <w:t>）。馬太福音描述耶穌在受審時的袍子為朱紅色（</w:t>
       </w:r>
-      <w:hyperlink r:id="rId135">
-        <w:r>
-          <w:rPr>
-            <w:lang w:val="zh_TW" w:bidi="zh_TW"/>
-          </w:rPr>
-          <w:rPr>
-            <w:color w:val="0000EE"/>
-            <w:u w:val="single"/>
-          </w:rPr>
-          <w:t>太27:28</w:t>
-        </w:r>
-      </w:hyperlink>
+      <w:r>
+        <w:rPr>
+          <w:lang w:val="zh_TW" w:bidi="zh_TW"/>
+        </w:rPr>
+        <w:t>太27:28</w:t>
+      </w:r>
       <w:r>
         <w:rPr>
           <w:lang w:val="zh_TW" w:bidi="zh_TW"/>
         </w:rPr>
         <w:t>）。啟示錄中，大淫婦穿著紫色和朱紅色，坐在朱紅色的獸上（</w:t>
       </w:r>
-      <w:hyperlink r:id="rId170">
-        <w:r>
-          <w:rPr>
-            <w:lang w:val="zh_TW" w:bidi="zh_TW"/>
-          </w:rPr>
-          <w:rPr>
-            <w:color w:val="0000EE"/>
-            <w:u w:val="single"/>
-          </w:rPr>
-          <w:t>啟17:3–4</w:t>
-        </w:r>
-      </w:hyperlink>
+      <w:r>
+        <w:rPr>
+          <w:lang w:val="zh_TW" w:bidi="zh_TW"/>
+        </w:rPr>
+        <w:t>啟17:3–4</w:t>
+      </w:r>
       <w:r>
         <w:rPr>
           <w:lang w:val="zh_TW" w:bidi="zh_TW"/>
         </w:rPr>
         <w:t>）。羅馬的奢華也透過紫色和朱紅色的衣物表現出來（</w:t>
       </w:r>
-      <w:hyperlink r:id="rId171">
-        <w:r>
-          <w:rPr>
-            <w:lang w:val="zh_TW" w:bidi="zh_TW"/>
-          </w:rPr>
-          <w:rPr>
-            <w:color w:val="0000EE"/>
-            <w:u w:val="single"/>
-          </w:rPr>
-          <w:t>啟18:16</w:t>
-        </w:r>
-      </w:hyperlink>
+      <w:r>
+        <w:rPr>
+          <w:lang w:val="zh_TW" w:bidi="zh_TW"/>
+        </w:rPr>
+        <w:t>啟18:16</w:t>
+      </w:r>
       <w:r>
         <w:rPr>
           <w:lang w:val="zh_TW" w:bidi="zh_TW"/>
         </w:rPr>
         <w:t>）。像紅色和深紅色一樣，朱紅色也比喻罪（</w:t>
       </w:r>
-      <w:hyperlink r:id="rId84">
-        <w:r>
-          <w:rPr>
-            <w:lang w:val="zh_TW" w:bidi="zh_TW"/>
-          </w:rPr>
-          <w:rPr>
-            <w:color w:val="0000EE"/>
-            <w:u w:val="single"/>
-          </w:rPr>
-          <w:t>賽1:18</w:t>
-        </w:r>
-      </w:hyperlink>
+      <w:r>
+        <w:rPr>
+          <w:lang w:val="zh_TW" w:bidi="zh_TW"/>
+        </w:rPr>
+        <w:t>賽1:18</w:t>
+      </w:r>
       <w:r>
         <w:rPr>
           <w:lang w:val="zh_TW" w:bidi="zh_TW"/>
@@ -4107,576 +3009,378 @@
         </w:rPr>
         <w:t>「白色」翻譯了聖經中的多個詞語。通常用於描述自然物體的顏色，例如：山羊（</w:t>
       </w:r>
-      <w:hyperlink r:id="rId172">
-        <w:r>
-          <w:rPr>
-            <w:lang w:val="zh_TW" w:bidi="zh_TW"/>
-          </w:rPr>
-          <w:rPr>
-            <w:color w:val="0000EE"/>
-            <w:u w:val="single"/>
-          </w:rPr>
-          <w:t>創30:35</w:t>
-        </w:r>
-      </w:hyperlink>
+      <w:r>
+        <w:rPr>
+          <w:lang w:val="zh_TW" w:bidi="zh_TW"/>
+        </w:rPr>
+        <w:t>創30:35</w:t>
+      </w:r>
       <w:r>
         <w:rPr>
           <w:lang w:val="zh_TW" w:bidi="zh_TW"/>
         </w:rPr>
         <w:t>）、頭髮（</w:t>
       </w:r>
-      <w:hyperlink r:id="rId173">
-        <w:r>
-          <w:rPr>
-            <w:lang w:val="zh_TW" w:bidi="zh_TW"/>
-          </w:rPr>
-          <w:rPr>
-            <w:color w:val="0000EE"/>
-            <w:u w:val="single"/>
-          </w:rPr>
-          <w:t>利13:10</w:t>
-        </w:r>
-      </w:hyperlink>
+      <w:r>
+        <w:rPr>
+          <w:lang w:val="zh_TW" w:bidi="zh_TW"/>
+        </w:rPr>
+        <w:t>利13:10</w:t>
+      </w:r>
       <w:r>
         <w:rPr>
           <w:lang w:val="zh_TW" w:bidi="zh_TW"/>
         </w:rPr>
         <w:t>；</w:t>
       </w:r>
-      <w:hyperlink r:id="rId65">
-        <w:r>
-          <w:rPr>
-            <w:lang w:val="zh_TW" w:bidi="zh_TW"/>
-          </w:rPr>
-          <w:rPr>
-            <w:color w:val="0000EE"/>
-            <w:u w:val="single"/>
-          </w:rPr>
-          <w:t>太5:36</w:t>
-        </w:r>
-      </w:hyperlink>
+      <w:r>
+        <w:rPr>
+          <w:lang w:val="zh_TW" w:bidi="zh_TW"/>
+        </w:rPr>
+        <w:t>太5:36</w:t>
+      </w:r>
       <w:r>
         <w:rPr>
           <w:lang w:val="zh_TW" w:bidi="zh_TW"/>
         </w:rPr>
         <w:t>；</w:t>
       </w:r>
-      <w:hyperlink r:id="rId174">
-        <w:r>
-          <w:rPr>
-            <w:lang w:val="zh_TW" w:bidi="zh_TW"/>
-          </w:rPr>
-          <w:rPr>
-            <w:color w:val="0000EE"/>
-            <w:u w:val="single"/>
-          </w:rPr>
-          <w:t>啟1:14</w:t>
-        </w:r>
-      </w:hyperlink>
+      <w:r>
+        <w:rPr>
+          <w:lang w:val="zh_TW" w:bidi="zh_TW"/>
+        </w:rPr>
+        <w:t>啟1:14</w:t>
+      </w:r>
       <w:r>
         <w:rPr>
           <w:lang w:val="zh_TW" w:bidi="zh_TW"/>
         </w:rPr>
         <w:t>）、患病的皮膚（</w:t>
       </w:r>
-      <w:hyperlink r:id="rId175">
-        <w:r>
-          <w:rPr>
-            <w:lang w:val="zh_TW" w:bidi="zh_TW"/>
-          </w:rPr>
-          <w:rPr>
-            <w:color w:val="0000EE"/>
-            <w:u w:val="single"/>
-          </w:rPr>
-          <w:t>出4:6</w:t>
-        </w:r>
-      </w:hyperlink>
+      <w:r>
+        <w:rPr>
+          <w:lang w:val="zh_TW" w:bidi="zh_TW"/>
+        </w:rPr>
+        <w:t>出4:6</w:t>
+      </w:r>
       <w:r>
         <w:rPr>
           <w:lang w:val="zh_TW" w:bidi="zh_TW"/>
         </w:rPr>
         <w:t>；</w:t>
       </w:r>
-      <w:hyperlink r:id="rId176">
-        <w:r>
-          <w:rPr>
-            <w:lang w:val="zh_TW" w:bidi="zh_TW"/>
-          </w:rPr>
-          <w:rPr>
-            <w:color w:val="0000EE"/>
-            <w:u w:val="single"/>
-          </w:rPr>
-          <w:t>利13:4、17</w:t>
-        </w:r>
-      </w:hyperlink>
+      <w:r>
+        <w:rPr>
+          <w:lang w:val="zh_TW" w:bidi="zh_TW"/>
+        </w:rPr>
+        <w:t>利13:4、17</w:t>
+      </w:r>
       <w:r>
         <w:rPr>
           <w:lang w:val="zh_TW" w:bidi="zh_TW"/>
         </w:rPr>
         <w:t>）、嗎哪（</w:t>
       </w:r>
-      <w:hyperlink r:id="rId177">
-        <w:r>
-          <w:rPr>
-            <w:lang w:val="zh_TW" w:bidi="zh_TW"/>
-          </w:rPr>
-          <w:rPr>
-            <w:color w:val="0000EE"/>
-            <w:u w:val="single"/>
-          </w:rPr>
-          <w:t>出16:31</w:t>
-        </w:r>
-      </w:hyperlink>
+      <w:r>
+        <w:rPr>
+          <w:lang w:val="zh_TW" w:bidi="zh_TW"/>
+        </w:rPr>
+        <w:t>出16:31</w:t>
+      </w:r>
       <w:r>
         <w:rPr>
           <w:lang w:val="zh_TW" w:bidi="zh_TW"/>
         </w:rPr>
         <w:t>）、雪（</w:t>
       </w:r>
-      <w:hyperlink r:id="rId178">
-        <w:r>
-          <w:rPr>
-            <w:lang w:val="zh_TW" w:bidi="zh_TW"/>
-          </w:rPr>
-          <w:rPr>
-            <w:color w:val="0000EE"/>
-            <w:u w:val="single"/>
-          </w:rPr>
-          <w:t>王下5:27</w:t>
-        </w:r>
-      </w:hyperlink>
+      <w:r>
+        <w:rPr>
+          <w:lang w:val="zh_TW" w:bidi="zh_TW"/>
+        </w:rPr>
+        <w:t>王下5:27</w:t>
+      </w:r>
       <w:r>
         <w:rPr>
           <w:lang w:val="zh_TW" w:bidi="zh_TW"/>
         </w:rPr>
         <w:t>）、牛奶和牙齒（</w:t>
       </w:r>
-      <w:hyperlink r:id="rId139">
-        <w:r>
-          <w:rPr>
-            <w:lang w:val="zh_TW" w:bidi="zh_TW"/>
-          </w:rPr>
-          <w:rPr>
-            <w:color w:val="0000EE"/>
-            <w:u w:val="single"/>
-          </w:rPr>
-          <w:t>創49:12</w:t>
-        </w:r>
-      </w:hyperlink>
+      <w:r>
+        <w:rPr>
+          <w:lang w:val="zh_TW" w:bidi="zh_TW"/>
+        </w:rPr>
+        <w:t>創49:12</w:t>
+      </w:r>
       <w:r>
         <w:rPr>
           <w:lang w:val="zh_TW" w:bidi="zh_TW"/>
         </w:rPr>
         <w:t>）、馬（</w:t>
       </w:r>
-      <w:hyperlink r:id="rId146">
-        <w:r>
-          <w:rPr>
-            <w:lang w:val="zh_TW" w:bidi="zh_TW"/>
-          </w:rPr>
-          <w:rPr>
-            <w:color w:val="0000EE"/>
-            <w:u w:val="single"/>
-          </w:rPr>
-          <w:t>亞1:8，</w:t>
-        </w:r>
-      </w:hyperlink>
-      <w:hyperlink r:id="rId96">
-        <w:r>
-          <w:rPr>
-            <w:lang w:val="zh_TW" w:bidi="zh_TW"/>
-          </w:rPr>
-          <w:rPr>
-            <w:color w:val="0000EE"/>
-            <w:u w:val="single"/>
-          </w:rPr>
-          <w:t>6:3</w:t>
-        </w:r>
-      </w:hyperlink>
+      <w:r>
+        <w:rPr>
+          <w:lang w:val="zh_TW" w:bidi="zh_TW"/>
+        </w:rPr>
+        <w:t>亞1:8，</w:t>
+      </w:r>
+      <w:r>
+        <w:rPr>
+          <w:lang w:val="zh_TW" w:bidi="zh_TW"/>
+        </w:rPr>
+        <w:t>6:3</w:t>
+      </w:r>
       <w:r>
         <w:rPr>
           <w:lang w:val="zh_TW" w:bidi="zh_TW"/>
         </w:rPr>
         <w:t>；</w:t>
       </w:r>
-      <w:hyperlink r:id="rId179">
-        <w:r>
-          <w:rPr>
-            <w:lang w:val="zh_TW" w:bidi="zh_TW"/>
-          </w:rPr>
-          <w:rPr>
-            <w:color w:val="0000EE"/>
-            <w:u w:val="single"/>
-          </w:rPr>
-          <w:t>啟6:2，</w:t>
-        </w:r>
-      </w:hyperlink>
-      <w:hyperlink r:id="rId180">
-        <w:r>
-          <w:rPr>
-            <w:lang w:val="zh_TW" w:bidi="zh_TW"/>
-          </w:rPr>
-          <w:rPr>
-            <w:color w:val="0000EE"/>
-            <w:u w:val="single"/>
-          </w:rPr>
-          <w:t>19:11</w:t>
-        </w:r>
-      </w:hyperlink>
+      <w:r>
+        <w:rPr>
+          <w:lang w:val="zh_TW" w:bidi="zh_TW"/>
+        </w:rPr>
+        <w:t>啟6:2，</w:t>
+      </w:r>
+      <w:r>
+        <w:rPr>
+          <w:lang w:val="zh_TW" w:bidi="zh_TW"/>
+        </w:rPr>
+        <w:t>19:11</w:t>
+      </w:r>
       <w:r>
         <w:rPr>
           <w:lang w:val="zh_TW" w:bidi="zh_TW"/>
         </w:rPr>
         <w:t>）、驢（</w:t>
       </w:r>
-      <w:hyperlink r:id="rId181">
-        <w:r>
-          <w:rPr>
-            <w:lang w:val="zh_TW" w:bidi="zh_TW"/>
-          </w:rPr>
-          <w:rPr>
-            <w:color w:val="0000EE"/>
-            <w:u w:val="single"/>
-          </w:rPr>
-          <w:t>士5:10</w:t>
-        </w:r>
-      </w:hyperlink>
+      <w:r>
+        <w:rPr>
+          <w:lang w:val="zh_TW" w:bidi="zh_TW"/>
+        </w:rPr>
+        <w:t>士5:10</w:t>
+      </w:r>
       <w:r>
         <w:rPr>
           <w:lang w:val="zh_TW" w:bidi="zh_TW"/>
         </w:rPr>
         <w:t>，有英文譯本譯為「茶褐色（tawny）」）、羊毛（</w:t>
       </w:r>
-      <w:hyperlink r:id="rId182">
-        <w:r>
-          <w:rPr>
-            <w:lang w:val="zh_TW" w:bidi="zh_TW"/>
-          </w:rPr>
-          <w:rPr>
-            <w:color w:val="0000EE"/>
-            <w:u w:val="single"/>
-          </w:rPr>
-          <w:t>結27:18</w:t>
-        </w:r>
-      </w:hyperlink>
+      <w:r>
+        <w:rPr>
+          <w:lang w:val="zh_TW" w:bidi="zh_TW"/>
+        </w:rPr>
+        <w:t>結27:18</w:t>
+      </w:r>
       <w:r>
         <w:rPr>
           <w:lang w:val="zh_TW" w:bidi="zh_TW"/>
         </w:rPr>
         <w:t>）、特殊的石頭（</w:t>
       </w:r>
-      <w:hyperlink r:id="rId183">
-        <w:r>
-          <w:rPr>
-            <w:lang w:val="zh_TW" w:bidi="zh_TW"/>
-          </w:rPr>
-          <w:rPr>
-            <w:color w:val="0000EE"/>
-            <w:u w:val="single"/>
-          </w:rPr>
-          <w:t>啟2:17</w:t>
-        </w:r>
-      </w:hyperlink>
+      <w:r>
+        <w:rPr>
+          <w:lang w:val="zh_TW" w:bidi="zh_TW"/>
+        </w:rPr>
+        <w:t>啟2:17</w:t>
+      </w:r>
       <w:r>
         <w:rPr>
           <w:lang w:val="zh_TW" w:bidi="zh_TW"/>
         </w:rPr>
         <w:t>）、光（</w:t>
       </w:r>
-      <w:hyperlink r:id="rId184">
-        <w:r>
-          <w:rPr>
-            <w:lang w:val="zh_TW" w:bidi="zh_TW"/>
-          </w:rPr>
-          <w:rPr>
-            <w:color w:val="0000EE"/>
-            <w:u w:val="single"/>
-          </w:rPr>
-          <w:t>太17:2</w:t>
-        </w:r>
-      </w:hyperlink>
+      <w:r>
+        <w:rPr>
+          <w:lang w:val="zh_TW" w:bidi="zh_TW"/>
+        </w:rPr>
+        <w:t>太17:2</w:t>
+      </w:r>
       <w:r>
         <w:rPr>
           <w:lang w:val="zh_TW" w:bidi="zh_TW"/>
         </w:rPr>
         <w:t>）、雲（</w:t>
       </w:r>
-      <w:hyperlink r:id="rId185">
-        <w:r>
-          <w:rPr>
-            <w:lang w:val="zh_TW" w:bidi="zh_TW"/>
-          </w:rPr>
-          <w:rPr>
-            <w:color w:val="0000EE"/>
-            <w:u w:val="single"/>
-          </w:rPr>
-          <w:t>啟14:14</w:t>
-        </w:r>
-      </w:hyperlink>
+      <w:r>
+        <w:rPr>
+          <w:lang w:val="zh_TW" w:bidi="zh_TW"/>
+        </w:rPr>
+        <w:t>啟14:14</w:t>
+      </w:r>
       <w:r>
         <w:rPr>
           <w:lang w:val="zh_TW" w:bidi="zh_TW"/>
         </w:rPr>
         <w:t>），以及已熟的莊稼（</w:t>
       </w:r>
-      <w:hyperlink r:id="rId186">
-        <w:r>
-          <w:rPr>
-            <w:lang w:val="zh_TW" w:bidi="zh_TW"/>
-          </w:rPr>
-          <w:rPr>
-            <w:color w:val="0000EE"/>
-            <w:u w:val="single"/>
-          </w:rPr>
-          <w:t>約4:35</w:t>
-        </w:r>
-      </w:hyperlink>
+      <w:r>
+        <w:rPr>
+          <w:lang w:val="zh_TW" w:bidi="zh_TW"/>
+        </w:rPr>
+        <w:t>約4:35</w:t>
+      </w:r>
       <w:r>
         <w:rPr>
           <w:lang w:val="zh_TW" w:bidi="zh_TW"/>
         </w:rPr>
         <w:t>）。「白色」也用來形容簾子（</w:t>
       </w:r>
-      <w:hyperlink r:id="rId29">
-        <w:r>
-          <w:rPr>
-            <w:lang w:val="zh_TW" w:bidi="zh_TW"/>
-          </w:rPr>
-          <w:rPr>
-            <w:color w:val="0000EE"/>
-            <w:u w:val="single"/>
-          </w:rPr>
-          <w:t>斯1:6</w:t>
-        </w:r>
-      </w:hyperlink>
+      <w:r>
+        <w:rPr>
+          <w:lang w:val="zh_TW" w:bidi="zh_TW"/>
+        </w:rPr>
+        <w:t>斯1:6</w:t>
+      </w:r>
       <w:r>
         <w:rPr>
           <w:lang w:val="zh_TW" w:bidi="zh_TW"/>
         </w:rPr>
         <w:t>）、衣服（</w:t>
       </w:r>
-      <w:hyperlink r:id="rId82">
-        <w:r>
-          <w:rPr>
-            <w:lang w:val="zh_TW" w:bidi="zh_TW"/>
-          </w:rPr>
-          <w:rPr>
-            <w:color w:val="0000EE"/>
-            <w:u w:val="single"/>
-          </w:rPr>
-          <w:t>斯8:15</w:t>
-        </w:r>
-      </w:hyperlink>
+      <w:r>
+        <w:rPr>
+          <w:lang w:val="zh_TW" w:bidi="zh_TW"/>
+        </w:rPr>
+        <w:t>斯8:15</w:t>
+      </w:r>
       <w:r>
         <w:rPr>
           <w:lang w:val="zh_TW" w:bidi="zh_TW"/>
         </w:rPr>
         <w:t>；</w:t>
       </w:r>
-      <w:hyperlink r:id="rId187">
-        <w:r>
-          <w:rPr>
-            <w:lang w:val="zh_TW" w:bidi="zh_TW"/>
-          </w:rPr>
-          <w:rPr>
-            <w:color w:val="0000EE"/>
-            <w:u w:val="single"/>
-          </w:rPr>
-          <w:t>傳9:8</w:t>
-        </w:r>
-      </w:hyperlink>
+      <w:r>
+        <w:rPr>
+          <w:lang w:val="zh_TW" w:bidi="zh_TW"/>
+        </w:rPr>
+        <w:t>傳9:8</w:t>
+      </w:r>
       <w:r>
         <w:rPr>
           <w:lang w:val="zh_TW" w:bidi="zh_TW"/>
         </w:rPr>
         <w:t>；</w:t>
       </w:r>
-      <w:hyperlink r:id="rId188">
-        <w:r>
-          <w:rPr>
-            <w:lang w:val="zh_TW" w:bidi="zh_TW"/>
-          </w:rPr>
-          <w:rPr>
-            <w:color w:val="0000EE"/>
-            <w:u w:val="single"/>
-          </w:rPr>
-          <w:t>但7:9</w:t>
-        </w:r>
-      </w:hyperlink>
+      <w:r>
+        <w:rPr>
+          <w:lang w:val="zh_TW" w:bidi="zh_TW"/>
+        </w:rPr>
+        <w:t>但7:9</w:t>
+      </w:r>
       <w:r>
         <w:rPr>
           <w:lang w:val="zh_TW" w:bidi="zh_TW"/>
         </w:rPr>
         <w:t>；</w:t>
       </w:r>
-      <w:hyperlink r:id="rId189">
-        <w:r>
-          <w:rPr>
-            <w:lang w:val="zh_TW" w:bidi="zh_TW"/>
-          </w:rPr>
-          <w:rPr>
-            <w:color w:val="0000EE"/>
-            <w:u w:val="single"/>
-          </w:rPr>
-          <w:t>可16:5</w:t>
-        </w:r>
-      </w:hyperlink>
+      <w:r>
+        <w:rPr>
+          <w:lang w:val="zh_TW" w:bidi="zh_TW"/>
+        </w:rPr>
+        <w:t>可16:5</w:t>
+      </w:r>
       <w:r>
         <w:rPr>
           <w:lang w:val="zh_TW" w:bidi="zh_TW"/>
         </w:rPr>
         <w:t>；</w:t>
       </w:r>
-      <w:hyperlink r:id="rId190">
-        <w:r>
-          <w:rPr>
-            <w:lang w:val="zh_TW" w:bidi="zh_TW"/>
-          </w:rPr>
-          <w:rPr>
-            <w:color w:val="0000EE"/>
-            <w:u w:val="single"/>
-          </w:rPr>
-          <w:t>啟3:5、18，</w:t>
-        </w:r>
-      </w:hyperlink>
-      <w:hyperlink r:id="rId191">
-        <w:r>
-          <w:rPr>
-            <w:lang w:val="zh_TW" w:bidi="zh_TW"/>
-          </w:rPr>
-          <w:rPr>
-            <w:color w:val="0000EE"/>
-            <w:u w:val="single"/>
-          </w:rPr>
-          <w:t>4:4</w:t>
-        </w:r>
-      </w:hyperlink>
+      <w:r>
+        <w:rPr>
+          <w:lang w:val="zh_TW" w:bidi="zh_TW"/>
+        </w:rPr>
+        <w:t>啟3:5、18，</w:t>
+      </w:r>
+      <w:r>
+        <w:rPr>
+          <w:lang w:val="zh_TW" w:bidi="zh_TW"/>
+        </w:rPr>
+        <w:t>4:4</w:t>
+      </w:r>
       <w:r>
         <w:rPr>
           <w:lang w:val="zh_TW" w:bidi="zh_TW"/>
         </w:rPr>
         <w:t>）、天使的衣服（</w:t>
       </w:r>
-      <w:hyperlink r:id="rId192">
-        <w:r>
-          <w:rPr>
-            <w:lang w:val="zh_TW" w:bidi="zh_TW"/>
-          </w:rPr>
-          <w:rPr>
-            <w:color w:val="0000EE"/>
-            <w:u w:val="single"/>
-          </w:rPr>
-          <w:t>約20:12</w:t>
-        </w:r>
-      </w:hyperlink>
+      <w:r>
+        <w:rPr>
+          <w:lang w:val="zh_TW" w:bidi="zh_TW"/>
+        </w:rPr>
+        <w:t>約20:12</w:t>
+      </w:r>
       <w:r>
         <w:rPr>
           <w:lang w:val="zh_TW" w:bidi="zh_TW"/>
         </w:rPr>
         <w:t>；</w:t>
       </w:r>
-      <w:hyperlink r:id="rId193">
-        <w:r>
-          <w:rPr>
-            <w:lang w:val="zh_TW" w:bidi="zh_TW"/>
-          </w:rPr>
-          <w:rPr>
-            <w:color w:val="0000EE"/>
-            <w:u w:val="single"/>
-          </w:rPr>
-          <w:t>徒1:10</w:t>
-        </w:r>
-      </w:hyperlink>
+      <w:r>
+        <w:rPr>
+          <w:lang w:val="zh_TW" w:bidi="zh_TW"/>
+        </w:rPr>
+        <w:t>徒1:10</w:t>
+      </w:r>
       <w:r>
         <w:rPr>
           <w:lang w:val="zh_TW" w:bidi="zh_TW"/>
         </w:rPr>
         <w:t>），以及寶座（</w:t>
       </w:r>
-      <w:hyperlink r:id="rId194">
-        <w:r>
-          <w:rPr>
-            <w:lang w:val="zh_TW" w:bidi="zh_TW"/>
-          </w:rPr>
-          <w:rPr>
-            <w:color w:val="0000EE"/>
-            <w:u w:val="single"/>
-          </w:rPr>
-          <w:t>啟20:11</w:t>
-        </w:r>
-      </w:hyperlink>
+      <w:r>
+        <w:rPr>
+          <w:lang w:val="zh_TW" w:bidi="zh_TW"/>
+        </w:rPr>
+        <w:t>啟20:11</w:t>
+      </w:r>
       <w:r>
         <w:rPr>
           <w:lang w:val="zh_TW" w:bidi="zh_TW"/>
         </w:rPr>
         <w:t>）。此外，「白色」還象徵從罪中的潔淨（</w:t>
       </w:r>
-      <w:hyperlink r:id="rId195">
-        <w:r>
-          <w:rPr>
-            <w:lang w:val="zh_TW" w:bidi="zh_TW"/>
-          </w:rPr>
-          <w:rPr>
-            <w:color w:val="0000EE"/>
-            <w:u w:val="single"/>
-          </w:rPr>
-          <w:t>詩51:7</w:t>
-        </w:r>
-      </w:hyperlink>
+      <w:r>
+        <w:rPr>
+          <w:lang w:val="zh_TW" w:bidi="zh_TW"/>
+        </w:rPr>
+        <w:t>詩51:7</w:t>
+      </w:r>
       <w:r>
         <w:rPr>
           <w:lang w:val="zh_TW" w:bidi="zh_TW"/>
         </w:rPr>
         <w:t>；</w:t>
       </w:r>
-      <w:hyperlink r:id="rId84">
-        <w:r>
-          <w:rPr>
-            <w:lang w:val="zh_TW" w:bidi="zh_TW"/>
-          </w:rPr>
-          <w:rPr>
-            <w:color w:val="0000EE"/>
-            <w:u w:val="single"/>
-          </w:rPr>
-          <w:t>賽1:18</w:t>
-        </w:r>
-      </w:hyperlink>
+      <w:r>
+        <w:rPr>
+          <w:lang w:val="zh_TW" w:bidi="zh_TW"/>
+        </w:rPr>
+        <w:t>賽1:18</w:t>
+      </w:r>
       <w:r>
         <w:rPr>
           <w:lang w:val="zh_TW" w:bidi="zh_TW"/>
         </w:rPr>
         <w:t>；</w:t>
       </w:r>
-      <w:hyperlink r:id="rId196">
-        <w:r>
-          <w:rPr>
-            <w:lang w:val="zh_TW" w:bidi="zh_TW"/>
-          </w:rPr>
-          <w:rPr>
-            <w:color w:val="0000EE"/>
-            <w:u w:val="single"/>
-          </w:rPr>
-          <w:t>但12:10</w:t>
-        </w:r>
-      </w:hyperlink>
+      <w:r>
+        <w:rPr>
+          <w:lang w:val="zh_TW" w:bidi="zh_TW"/>
+        </w:rPr>
+        <w:t>但12:10</w:t>
+      </w:r>
       <w:r>
         <w:rPr>
           <w:lang w:val="zh_TW" w:bidi="zh_TW"/>
         </w:rPr>
         <w:t>）和王子的外貌（</w:t>
       </w:r>
-      <w:hyperlink r:id="rId197">
-        <w:r>
-          <w:rPr>
-            <w:lang w:val="zh_TW" w:bidi="zh_TW"/>
-          </w:rPr>
-          <w:rPr>
-            <w:color w:val="0000EE"/>
-            <w:u w:val="single"/>
-          </w:rPr>
-          <w:t>哀4:7</w:t>
-        </w:r>
-      </w:hyperlink>
+      <w:r>
+        <w:rPr>
+          <w:lang w:val="zh_TW" w:bidi="zh_TW"/>
+        </w:rPr>
+        <w:t>哀4:7</w:t>
+      </w:r>
       <w:r>
         <w:rPr>
           <w:lang w:val="zh_TW" w:bidi="zh_TW"/>
